--- a/Đề cương Nhóm 19.docx
+++ b/Đề cương Nhóm 19.docx
@@ -338,6 +338,7 @@
                 <w:b/>
                 <w:sz w:val="26"/>
                 <w:szCs w:val="26"/>
+                <w:lang w:val="vi-VN"/>
               </w:rPr>
             </w:pPr>
             <w:r>
@@ -367,7 +368,37 @@
                 <w:szCs w:val="26"/>
                 <w:lang w:val="x-none" w:eastAsia="x-none"/>
               </w:rPr>
-              <w:t>XÂY DỰNG CHƯƠNG TRÌNH PHÂN TÍCH CẢM XÚC/THÁI ĐỘ TỪ DỮ LIỆU VĂN BẢN</w:t>
+              <w:t>XÂY DỰNG</w:t>
+            </w:r>
+            <w:r>
+              <w:rPr>
+                <w:rFonts w:cs="Times New Roman"/>
+                <w:b/>
+                <w:sz w:val="26"/>
+                <w:szCs w:val="26"/>
+                <w:lang w:val="vi-VN" w:eastAsia="x-none"/>
+              </w:rPr>
+              <w:t xml:space="preserve"> CHƯƠNG TRÌNH PHÂN TÍCH CẢM XÚC TỪ DỮ LIỆU VĂN BẢN </w:t>
+            </w:r>
+            <w:r>
+              <w:rPr>
+                <w:rFonts w:cs="Times New Roman"/>
+                <w:b/>
+                <w:sz w:val="26"/>
+                <w:szCs w:val="26"/>
+                <w:lang w:val="vi-VN" w:eastAsia="x-none"/>
+              </w:rPr>
+              <w:t>SỬ DỤNG</w:t>
+            </w:r>
+            <w:r>
+              <w:rPr>
+                <w:rFonts w:cs="Times New Roman"/>
+                <w:b/>
+                <w:sz w:val="26"/>
+                <w:szCs w:val="26"/>
+                <w:lang w:val="vi-VN" w:eastAsia="x-none"/>
+              </w:rPr>
+              <w:t xml:space="preserve"> MÔ HÌNH PHOBERT</w:t>
             </w:r>
           </w:p>
           <w:p>
@@ -383,6 +414,8 @@
                 <w:szCs w:val="26"/>
               </w:rPr>
             </w:pPr>
+            <w:bookmarkStart w:id="0" w:name="_GoBack"/>
+            <w:bookmarkEnd w:id="0"/>
           </w:p>
           <w:tbl>
             <w:tblPr>
@@ -1010,7 +1043,7 @@
           <w:lang w:val="vi-VN"/>
         </w:rPr>
       </w:pPr>
-      <w:bookmarkStart w:id="0" w:name="_Toc242999619"/>
+      <w:bookmarkStart w:id="1" w:name="_Toc243308549"/>
       <w:r>
         <w:rPr>
           <w:lang w:val="vi-VN"/>
@@ -1018,10 +1051,8 @@
         <w:lastRenderedPageBreak/>
         <w:t>MỤC LỤC</w:t>
       </w:r>
-      <w:bookmarkEnd w:id="0"/>
+      <w:bookmarkEnd w:id="1"/>
     </w:p>
-    <w:bookmarkStart w:id="1" w:name="_GoBack"/>
-    <w:bookmarkEnd w:id="1"/>
     <w:p>
       <w:pPr>
         <w:pStyle w:val="TOC1"/>
@@ -1062,7 +1093,7 @@
         </w:rPr>
         <w:fldChar w:fldCharType="separate"/>
       </w:r>
-      <w:hyperlink w:anchor="_Toc242999619" w:history="1">
+      <w:hyperlink w:anchor="_Toc243308549" w:history="1">
         <w:r>
           <w:rPr>
             <w:rStyle w:val="Hyperlink"/>
@@ -1091,7 +1122,7 @@
             <w:noProof/>
             <w:webHidden/>
           </w:rPr>
-          <w:instrText xml:space="preserve"> PAGEREF _Toc242999619 \h </w:instrText>
+          <w:instrText xml:space="preserve"> PAGEREF _Toc243308549 \h </w:instrText>
         </w:r>
         <w:r>
           <w:rPr>
@@ -1135,7 +1166,7 @@
           <w:sz w:val="22"/>
         </w:rPr>
       </w:pPr>
-      <w:hyperlink w:anchor="_Toc242999620" w:history="1">
+      <w:hyperlink w:anchor="_Toc243308550" w:history="1">
         <w:r>
           <w:rPr>
             <w:rStyle w:val="Hyperlink"/>
@@ -1163,7 +1194,7 @@
             <w:noProof/>
             <w:webHidden/>
           </w:rPr>
-          <w:instrText xml:space="preserve"> PAGEREF _Toc242999620 \h </w:instrText>
+          <w:instrText xml:space="preserve"> PAGEREF _Toc243308550 \h </w:instrText>
         </w:r>
         <w:r>
           <w:rPr>
@@ -1207,7 +1238,7 @@
           <w:sz w:val="22"/>
         </w:rPr>
       </w:pPr>
-      <w:hyperlink w:anchor="_Toc242999621" w:history="1">
+      <w:hyperlink w:anchor="_Toc243308551" w:history="1">
         <w:r>
           <w:rPr>
             <w:rStyle w:val="Hyperlink"/>
@@ -1236,7 +1267,7 @@
             <w:noProof/>
             <w:webHidden/>
           </w:rPr>
-          <w:instrText xml:space="preserve"> PAGEREF _Toc242999621 \h </w:instrText>
+          <w:instrText xml:space="preserve"> PAGEREF _Toc243308551 \h </w:instrText>
         </w:r>
         <w:r>
           <w:rPr>
@@ -1280,7 +1311,7 @@
           <w:sz w:val="22"/>
         </w:rPr>
       </w:pPr>
-      <w:hyperlink w:anchor="_Toc242999622" w:history="1">
+      <w:hyperlink w:anchor="_Toc243308552" w:history="1">
         <w:r>
           <w:rPr>
             <w:rStyle w:val="Hyperlink"/>
@@ -1308,7 +1339,7 @@
             <w:noProof/>
             <w:webHidden/>
           </w:rPr>
-          <w:instrText xml:space="preserve"> PAGEREF _Toc242999622 \h </w:instrText>
+          <w:instrText xml:space="preserve"> PAGEREF _Toc243308552 \h </w:instrText>
         </w:r>
         <w:r>
           <w:rPr>
@@ -1353,7 +1384,7 @@
           <w:sz w:val="22"/>
         </w:rPr>
       </w:pPr>
-      <w:hyperlink w:anchor="_Toc242999623" w:history="1">
+      <w:hyperlink w:anchor="_Toc243308553" w:history="1">
         <w:r>
           <w:rPr>
             <w:rStyle w:val="Hyperlink"/>
@@ -1381,7 +1412,7 @@
             <w:noProof/>
             <w:webHidden/>
           </w:rPr>
-          <w:instrText xml:space="preserve"> PAGEREF _Toc242999623 \h </w:instrText>
+          <w:instrText xml:space="preserve"> PAGEREF _Toc243308553 \h </w:instrText>
         </w:r>
         <w:r>
           <w:rPr>
@@ -1426,7 +1457,7 @@
           <w:sz w:val="22"/>
         </w:rPr>
       </w:pPr>
-      <w:hyperlink w:anchor="_Toc242999624" w:history="1">
+      <w:hyperlink w:anchor="_Toc243308554" w:history="1">
         <w:r>
           <w:rPr>
             <w:rStyle w:val="Hyperlink"/>
@@ -1454,7 +1485,7 @@
             <w:noProof/>
             <w:webHidden/>
           </w:rPr>
-          <w:instrText xml:space="preserve"> PAGEREF _Toc242999624 \h </w:instrText>
+          <w:instrText xml:space="preserve"> PAGEREF _Toc243308554 \h </w:instrText>
         </w:r>
         <w:r>
           <w:rPr>
@@ -1498,7 +1529,7 @@
           <w:sz w:val="22"/>
         </w:rPr>
       </w:pPr>
-      <w:hyperlink w:anchor="_Toc242999625" w:history="1">
+      <w:hyperlink w:anchor="_Toc243308555" w:history="1">
         <w:r>
           <w:rPr>
             <w:rStyle w:val="Hyperlink"/>
@@ -1526,7 +1557,7 @@
             <w:noProof/>
             <w:webHidden/>
           </w:rPr>
-          <w:instrText xml:space="preserve"> PAGEREF _Toc242999625 \h </w:instrText>
+          <w:instrText xml:space="preserve"> PAGEREF _Toc243308555 \h </w:instrText>
         </w:r>
         <w:r>
           <w:rPr>
@@ -1546,7 +1577,7 @@
             <w:noProof/>
             <w:webHidden/>
           </w:rPr>
-          <w:t>2</w:t>
+          <w:t>3</w:t>
         </w:r>
         <w:r>
           <w:rPr>
@@ -1570,7 +1601,7 @@
           <w:sz w:val="22"/>
         </w:rPr>
       </w:pPr>
-      <w:hyperlink w:anchor="_Toc242999626" w:history="1">
+      <w:hyperlink w:anchor="_Toc243308556" w:history="1">
         <w:r>
           <w:rPr>
             <w:rStyle w:val="Hyperlink"/>
@@ -1598,7 +1629,7 @@
             <w:noProof/>
             <w:webHidden/>
           </w:rPr>
-          <w:instrText xml:space="preserve"> PAGEREF _Toc242999626 \h </w:instrText>
+          <w:instrText xml:space="preserve"> PAGEREF _Toc243308556 \h </w:instrText>
         </w:r>
         <w:r>
           <w:rPr>
@@ -1643,7 +1674,7 @@
           <w:sz w:val="22"/>
         </w:rPr>
       </w:pPr>
-      <w:hyperlink w:anchor="_Toc242999627" w:history="1">
+      <w:hyperlink w:anchor="_Toc243308557" w:history="1">
         <w:r>
           <w:rPr>
             <w:rStyle w:val="Hyperlink"/>
@@ -1671,7 +1702,7 @@
             <w:noProof/>
             <w:webHidden/>
           </w:rPr>
-          <w:instrText xml:space="preserve"> PAGEREF _Toc242999627 \h </w:instrText>
+          <w:instrText xml:space="preserve"> PAGEREF _Toc243308557 \h </w:instrText>
         </w:r>
         <w:r>
           <w:rPr>
@@ -1715,7 +1746,7 @@
           <w:sz w:val="22"/>
         </w:rPr>
       </w:pPr>
-      <w:hyperlink w:anchor="_Toc242999628" w:history="1">
+      <w:hyperlink w:anchor="_Toc243308558" w:history="1">
         <w:r>
           <w:rPr>
             <w:rStyle w:val="Hyperlink"/>
@@ -1743,7 +1774,7 @@
             <w:noProof/>
             <w:webHidden/>
           </w:rPr>
-          <w:instrText xml:space="preserve"> PAGEREF _Toc242999628 \h </w:instrText>
+          <w:instrText xml:space="preserve"> PAGEREF _Toc243308558 \h </w:instrText>
         </w:r>
         <w:r>
           <w:rPr>
@@ -1787,7 +1818,7 @@
           <w:sz w:val="22"/>
         </w:rPr>
       </w:pPr>
-      <w:hyperlink w:anchor="_Toc242999629" w:history="1">
+      <w:hyperlink w:anchor="_Toc243308559" w:history="1">
         <w:r>
           <w:rPr>
             <w:rStyle w:val="Hyperlink"/>
@@ -1815,7 +1846,7 @@
             <w:noProof/>
             <w:webHidden/>
           </w:rPr>
-          <w:instrText xml:space="preserve"> PAGEREF _Toc242999629 \h </w:instrText>
+          <w:instrText xml:space="preserve"> PAGEREF _Toc243308559 \h </w:instrText>
         </w:r>
         <w:r>
           <w:rPr>
@@ -1835,7 +1866,7 @@
             <w:noProof/>
             <w:webHidden/>
           </w:rPr>
-          <w:t>3</w:t>
+          <w:t>4</w:t>
         </w:r>
         <w:r>
           <w:rPr>
@@ -1860,7 +1891,7 @@
           <w:sz w:val="22"/>
         </w:rPr>
       </w:pPr>
-      <w:hyperlink w:anchor="_Toc242999630" w:history="1">
+      <w:hyperlink w:anchor="_Toc243308560" w:history="1">
         <w:r>
           <w:rPr>
             <w:rStyle w:val="Hyperlink"/>
@@ -1888,7 +1919,7 @@
             <w:noProof/>
             <w:webHidden/>
           </w:rPr>
-          <w:instrText xml:space="preserve"> PAGEREF _Toc242999630 \h </w:instrText>
+          <w:instrText xml:space="preserve"> PAGEREF _Toc243308560 \h </w:instrText>
         </w:r>
         <w:r>
           <w:rPr>
@@ -1908,7 +1939,7 @@
             <w:noProof/>
             <w:webHidden/>
           </w:rPr>
-          <w:t>3</w:t>
+          <w:t>4</w:t>
         </w:r>
         <w:r>
           <w:rPr>
@@ -1932,7 +1963,7 @@
           <w:sz w:val="22"/>
         </w:rPr>
       </w:pPr>
-      <w:hyperlink w:anchor="_Toc242999631" w:history="1">
+      <w:hyperlink w:anchor="_Toc243308561" w:history="1">
         <w:r>
           <w:rPr>
             <w:rStyle w:val="Hyperlink"/>
@@ -1960,7 +1991,7 @@
             <w:noProof/>
             <w:webHidden/>
           </w:rPr>
-          <w:instrText xml:space="preserve"> PAGEREF _Toc242999631 \h </w:instrText>
+          <w:instrText xml:space="preserve"> PAGEREF _Toc243308561 \h </w:instrText>
         </w:r>
         <w:r>
           <w:rPr>
@@ -1980,7 +2011,7 @@
             <w:noProof/>
             <w:webHidden/>
           </w:rPr>
-          <w:t>3</w:t>
+          <w:t>4</w:t>
         </w:r>
         <w:r>
           <w:rPr>
@@ -2004,7 +2035,7 @@
           <w:sz w:val="22"/>
         </w:rPr>
       </w:pPr>
-      <w:hyperlink w:anchor="_Toc242999632" w:history="1">
+      <w:hyperlink w:anchor="_Toc243308562" w:history="1">
         <w:r>
           <w:rPr>
             <w:rStyle w:val="Hyperlink"/>
@@ -2032,7 +2063,7 @@
             <w:noProof/>
             <w:webHidden/>
           </w:rPr>
-          <w:instrText xml:space="preserve"> PAGEREF _Toc242999632 \h </w:instrText>
+          <w:instrText xml:space="preserve"> PAGEREF _Toc243308562 \h </w:instrText>
         </w:r>
         <w:r>
           <w:rPr>
@@ -2076,7 +2107,7 @@
           <w:sz w:val="22"/>
         </w:rPr>
       </w:pPr>
-      <w:hyperlink w:anchor="_Toc242999633" w:history="1">
+      <w:hyperlink w:anchor="_Toc243308563" w:history="1">
         <w:r>
           <w:rPr>
             <w:rStyle w:val="Hyperlink"/>
@@ -2104,7 +2135,7 @@
             <w:noProof/>
             <w:webHidden/>
           </w:rPr>
-          <w:instrText xml:space="preserve"> PAGEREF _Toc242999633 \h </w:instrText>
+          <w:instrText xml:space="preserve"> PAGEREF _Toc243308563 \h </w:instrText>
         </w:r>
         <w:r>
           <w:rPr>
@@ -2124,7 +2155,7 @@
             <w:noProof/>
             <w:webHidden/>
           </w:rPr>
-          <w:t>4</w:t>
+          <w:t>5</w:t>
         </w:r>
         <w:r>
           <w:rPr>
@@ -2149,7 +2180,7 @@
           <w:sz w:val="22"/>
         </w:rPr>
       </w:pPr>
-      <w:hyperlink w:anchor="_Toc242999634" w:history="1">
+      <w:hyperlink w:anchor="_Toc243308564" w:history="1">
         <w:r>
           <w:rPr>
             <w:rStyle w:val="Hyperlink"/>
@@ -2177,7 +2208,7 @@
             <w:noProof/>
             <w:webHidden/>
           </w:rPr>
-          <w:instrText xml:space="preserve"> PAGEREF _Toc242999634 \h </w:instrText>
+          <w:instrText xml:space="preserve"> PAGEREF _Toc243308564 \h </w:instrText>
         </w:r>
         <w:r>
           <w:rPr>
@@ -2197,7 +2228,7 @@
             <w:noProof/>
             <w:webHidden/>
           </w:rPr>
-          <w:t>4</w:t>
+          <w:t>5</w:t>
         </w:r>
         <w:r>
           <w:rPr>
@@ -2221,7 +2252,7 @@
           <w:sz w:val="22"/>
         </w:rPr>
       </w:pPr>
-      <w:hyperlink w:anchor="_Toc242999635" w:history="1">
+      <w:hyperlink w:anchor="_Toc243308565" w:history="1">
         <w:r>
           <w:rPr>
             <w:rStyle w:val="Hyperlink"/>
@@ -2249,7 +2280,7 @@
             <w:noProof/>
             <w:webHidden/>
           </w:rPr>
-          <w:instrText xml:space="preserve"> PAGEREF _Toc242999635 \h </w:instrText>
+          <w:instrText xml:space="preserve"> PAGEREF _Toc243308565 \h </w:instrText>
         </w:r>
         <w:r>
           <w:rPr>
@@ -2294,7 +2325,7 @@
           <w:sz w:val="22"/>
         </w:rPr>
       </w:pPr>
-      <w:hyperlink w:anchor="_Toc242999636" w:history="1">
+      <w:hyperlink w:anchor="_Toc243308566" w:history="1">
         <w:r>
           <w:rPr>
             <w:rStyle w:val="Hyperlink"/>
@@ -2322,7 +2353,7 @@
             <w:noProof/>
             <w:webHidden/>
           </w:rPr>
-          <w:instrText xml:space="preserve"> PAGEREF _Toc242999636 \h </w:instrText>
+          <w:instrText xml:space="preserve"> PAGEREF _Toc243308566 \h </w:instrText>
         </w:r>
         <w:r>
           <w:rPr>
@@ -2366,7 +2397,7 @@
           <w:sz w:val="22"/>
         </w:rPr>
       </w:pPr>
-      <w:hyperlink w:anchor="_Toc242999637" w:history="1">
+      <w:hyperlink w:anchor="_Toc243308567" w:history="1">
         <w:r>
           <w:rPr>
             <w:rStyle w:val="Hyperlink"/>
@@ -2394,7 +2425,7 @@
             <w:noProof/>
             <w:webHidden/>
           </w:rPr>
-          <w:instrText xml:space="preserve"> PAGEREF _Toc242999637 \h </w:instrText>
+          <w:instrText xml:space="preserve"> PAGEREF _Toc243308567 \h </w:instrText>
         </w:r>
         <w:r>
           <w:rPr>
@@ -2438,7 +2469,7 @@
           <w:sz w:val="22"/>
         </w:rPr>
       </w:pPr>
-      <w:hyperlink w:anchor="_Toc242999638" w:history="1">
+      <w:hyperlink w:anchor="_Toc243308568" w:history="1">
         <w:r>
           <w:rPr>
             <w:rStyle w:val="Hyperlink"/>
@@ -2466,7 +2497,7 @@
             <w:noProof/>
             <w:webHidden/>
           </w:rPr>
-          <w:instrText xml:space="preserve"> PAGEREF _Toc242999638 \h </w:instrText>
+          <w:instrText xml:space="preserve"> PAGEREF _Toc243308568 \h </w:instrText>
         </w:r>
         <w:r>
           <w:rPr>
@@ -2510,7 +2541,7 @@
           <w:sz w:val="22"/>
         </w:rPr>
       </w:pPr>
-      <w:hyperlink w:anchor="_Toc242999639" w:history="1">
+      <w:hyperlink w:anchor="_Toc243308569" w:history="1">
         <w:r>
           <w:rPr>
             <w:rStyle w:val="Hyperlink"/>
@@ -2538,7 +2569,7 @@
             <w:noProof/>
             <w:webHidden/>
           </w:rPr>
-          <w:instrText xml:space="preserve"> PAGEREF _Toc242999639 \h </w:instrText>
+          <w:instrText xml:space="preserve"> PAGEREF _Toc243308569 \h </w:instrText>
         </w:r>
         <w:r>
           <w:rPr>
@@ -2583,7 +2614,7 @@
           <w:sz w:val="22"/>
         </w:rPr>
       </w:pPr>
-      <w:hyperlink w:anchor="_Toc242999640" w:history="1">
+      <w:hyperlink w:anchor="_Toc243308570" w:history="1">
         <w:r>
           <w:rPr>
             <w:rStyle w:val="Hyperlink"/>
@@ -2611,7 +2642,7 @@
             <w:noProof/>
             <w:webHidden/>
           </w:rPr>
-          <w:instrText xml:space="preserve"> PAGEREF _Toc242999640 \h </w:instrText>
+          <w:instrText xml:space="preserve"> PAGEREF _Toc243308570 \h </w:instrText>
         </w:r>
         <w:r>
           <w:rPr>
@@ -2655,7 +2686,7 @@
           <w:sz w:val="22"/>
         </w:rPr>
       </w:pPr>
-      <w:hyperlink w:anchor="_Toc242999641" w:history="1">
+      <w:hyperlink w:anchor="_Toc243308571" w:history="1">
         <w:r>
           <w:rPr>
             <w:rStyle w:val="Hyperlink"/>
@@ -2683,7 +2714,7 @@
             <w:noProof/>
             <w:webHidden/>
           </w:rPr>
-          <w:instrText xml:space="preserve"> PAGEREF _Toc242999641 \h </w:instrText>
+          <w:instrText xml:space="preserve"> PAGEREF _Toc243308571 \h </w:instrText>
         </w:r>
         <w:r>
           <w:rPr>
@@ -2727,7 +2758,7 @@
           <w:sz w:val="22"/>
         </w:rPr>
       </w:pPr>
-      <w:hyperlink w:anchor="_Toc242999642" w:history="1">
+      <w:hyperlink w:anchor="_Toc243308572" w:history="1">
         <w:r>
           <w:rPr>
             <w:rStyle w:val="Hyperlink"/>
@@ -2755,7 +2786,7 @@
             <w:noProof/>
             <w:webHidden/>
           </w:rPr>
-          <w:instrText xml:space="preserve"> PAGEREF _Toc242999642 \h </w:instrText>
+          <w:instrText xml:space="preserve"> PAGEREF _Toc243308572 \h </w:instrText>
         </w:r>
         <w:r>
           <w:rPr>
@@ -2799,7 +2830,7 @@
           <w:sz w:val="22"/>
         </w:rPr>
       </w:pPr>
-      <w:hyperlink w:anchor="_Toc242999643" w:history="1">
+      <w:hyperlink w:anchor="_Toc243308573" w:history="1">
         <w:r>
           <w:rPr>
             <w:rStyle w:val="Hyperlink"/>
@@ -2827,7 +2858,7 @@
             <w:noProof/>
             <w:webHidden/>
           </w:rPr>
-          <w:instrText xml:space="preserve"> PAGEREF _Toc242999643 \h </w:instrText>
+          <w:instrText xml:space="preserve"> PAGEREF _Toc243308573 \h </w:instrText>
         </w:r>
         <w:r>
           <w:rPr>
@@ -2847,7 +2878,7 @@
             <w:noProof/>
             <w:webHidden/>
           </w:rPr>
-          <w:t>8</w:t>
+          <w:t>9</w:t>
         </w:r>
         <w:r>
           <w:rPr>
@@ -2872,7 +2903,7 @@
           <w:sz w:val="22"/>
         </w:rPr>
       </w:pPr>
-      <w:hyperlink w:anchor="_Toc242999644" w:history="1">
+      <w:hyperlink w:anchor="_Toc243308574" w:history="1">
         <w:r>
           <w:rPr>
             <w:rStyle w:val="Hyperlink"/>
@@ -2900,7 +2931,7 @@
             <w:noProof/>
             <w:webHidden/>
           </w:rPr>
-          <w:instrText xml:space="preserve"> PAGEREF _Toc242999644 \h </w:instrText>
+          <w:instrText xml:space="preserve"> PAGEREF _Toc243308574 \h </w:instrText>
         </w:r>
         <w:r>
           <w:rPr>
@@ -2944,7 +2975,7 @@
           <w:sz w:val="22"/>
         </w:rPr>
       </w:pPr>
-      <w:hyperlink w:anchor="_Toc242999645" w:history="1">
+      <w:hyperlink w:anchor="_Toc243308575" w:history="1">
         <w:r>
           <w:rPr>
             <w:rStyle w:val="Hyperlink"/>
@@ -2972,7 +3003,7 @@
             <w:noProof/>
             <w:webHidden/>
           </w:rPr>
-          <w:instrText xml:space="preserve"> PAGEREF _Toc242999645 \h </w:instrText>
+          <w:instrText xml:space="preserve"> PAGEREF _Toc243308575 \h </w:instrText>
         </w:r>
         <w:r>
           <w:rPr>
@@ -3016,7 +3047,7 @@
           <w:sz w:val="22"/>
         </w:rPr>
       </w:pPr>
-      <w:hyperlink w:anchor="_Toc242999646" w:history="1">
+      <w:hyperlink w:anchor="_Toc243308576" w:history="1">
         <w:r>
           <w:rPr>
             <w:rStyle w:val="Hyperlink"/>
@@ -3044,7 +3075,7 @@
             <w:noProof/>
             <w:webHidden/>
           </w:rPr>
-          <w:instrText xml:space="preserve"> PAGEREF _Toc242999646 \h </w:instrText>
+          <w:instrText xml:space="preserve"> PAGEREF _Toc243308576 \h </w:instrText>
         </w:r>
         <w:r>
           <w:rPr>
@@ -3064,7 +3095,7 @@
             <w:noProof/>
             <w:webHidden/>
           </w:rPr>
-          <w:t>9</w:t>
+          <w:t>10</w:t>
         </w:r>
         <w:r>
           <w:rPr>
@@ -3088,7 +3119,7 @@
           <w:sz w:val="22"/>
         </w:rPr>
       </w:pPr>
-      <w:hyperlink w:anchor="_Toc242999647" w:history="1">
+      <w:hyperlink w:anchor="_Toc243308577" w:history="1">
         <w:r>
           <w:rPr>
             <w:rStyle w:val="Hyperlink"/>
@@ -3116,7 +3147,7 @@
             <w:noProof/>
             <w:webHidden/>
           </w:rPr>
-          <w:instrText xml:space="preserve"> PAGEREF _Toc242999647 \h </w:instrText>
+          <w:instrText xml:space="preserve"> PAGEREF _Toc243308577 \h </w:instrText>
         </w:r>
         <w:r>
           <w:rPr>
@@ -3161,7 +3192,7 @@
           <w:sz w:val="22"/>
         </w:rPr>
       </w:pPr>
-      <w:hyperlink w:anchor="_Toc242999648" w:history="1">
+      <w:hyperlink w:anchor="_Toc243308578" w:history="1">
         <w:r>
           <w:rPr>
             <w:rStyle w:val="Hyperlink"/>
@@ -3189,7 +3220,7 @@
             <w:noProof/>
             <w:webHidden/>
           </w:rPr>
-          <w:instrText xml:space="preserve"> PAGEREF _Toc242999648 \h </w:instrText>
+          <w:instrText xml:space="preserve"> PAGEREF _Toc243308578 \h </w:instrText>
         </w:r>
         <w:r>
           <w:rPr>
@@ -3233,7 +3264,7 @@
           <w:sz w:val="22"/>
         </w:rPr>
       </w:pPr>
-      <w:hyperlink w:anchor="_Toc242999649" w:history="1">
+      <w:hyperlink w:anchor="_Toc243308579" w:history="1">
         <w:r>
           <w:rPr>
             <w:rStyle w:val="Hyperlink"/>
@@ -3261,7 +3292,7 @@
             <w:noProof/>
             <w:webHidden/>
           </w:rPr>
-          <w:instrText xml:space="preserve"> PAGEREF _Toc242999649 \h </w:instrText>
+          <w:instrText xml:space="preserve"> PAGEREF _Toc243308579 \h </w:instrText>
         </w:r>
         <w:r>
           <w:rPr>
@@ -3305,7 +3336,7 @@
           <w:sz w:val="22"/>
         </w:rPr>
       </w:pPr>
-      <w:hyperlink w:anchor="_Toc242999650" w:history="1">
+      <w:hyperlink w:anchor="_Toc243308580" w:history="1">
         <w:r>
           <w:rPr>
             <w:rStyle w:val="Hyperlink"/>
@@ -3333,7 +3364,7 @@
             <w:noProof/>
             <w:webHidden/>
           </w:rPr>
-          <w:instrText xml:space="preserve"> PAGEREF _Toc242999650 \h </w:instrText>
+          <w:instrText xml:space="preserve"> PAGEREF _Toc243308580 \h </w:instrText>
         </w:r>
         <w:r>
           <w:rPr>
@@ -3378,7 +3409,7 @@
           <w:sz w:val="22"/>
         </w:rPr>
       </w:pPr>
-      <w:hyperlink w:anchor="_Toc242999651" w:history="1">
+      <w:hyperlink w:anchor="_Toc243308581" w:history="1">
         <w:r>
           <w:rPr>
             <w:rStyle w:val="Hyperlink"/>
@@ -3406,7 +3437,7 @@
             <w:noProof/>
             <w:webHidden/>
           </w:rPr>
-          <w:instrText xml:space="preserve"> PAGEREF _Toc242999651 \h </w:instrText>
+          <w:instrText xml:space="preserve"> PAGEREF _Toc243308581 \h </w:instrText>
         </w:r>
         <w:r>
           <w:rPr>
@@ -3426,7 +3457,7 @@
             <w:noProof/>
             <w:webHidden/>
           </w:rPr>
-          <w:t>11</w:t>
+          <w:t>12</w:t>
         </w:r>
         <w:r>
           <w:rPr>
@@ -3450,7 +3481,7 @@
           <w:sz w:val="22"/>
         </w:rPr>
       </w:pPr>
-      <w:hyperlink w:anchor="_Toc242999652" w:history="1">
+      <w:hyperlink w:anchor="_Toc243308582" w:history="1">
         <w:r>
           <w:rPr>
             <w:rStyle w:val="Hyperlink"/>
@@ -3478,7 +3509,7 @@
             <w:noProof/>
             <w:webHidden/>
           </w:rPr>
-          <w:instrText xml:space="preserve"> PAGEREF _Toc242999652 \h </w:instrText>
+          <w:instrText xml:space="preserve"> PAGEREF _Toc243308582 \h </w:instrText>
         </w:r>
         <w:r>
           <w:rPr>
@@ -3498,7 +3529,7 @@
             <w:noProof/>
             <w:webHidden/>
           </w:rPr>
-          <w:t>12</w:t>
+          <w:t>13</w:t>
         </w:r>
         <w:r>
           <w:rPr>
@@ -3523,7 +3554,7 @@
           <w:sz w:val="22"/>
         </w:rPr>
       </w:pPr>
-      <w:hyperlink w:anchor="_Toc242999653" w:history="1">
+      <w:hyperlink w:anchor="_Toc243308583" w:history="1">
         <w:r>
           <w:rPr>
             <w:rStyle w:val="Hyperlink"/>
@@ -3551,7 +3582,7 @@
             <w:noProof/>
             <w:webHidden/>
           </w:rPr>
-          <w:instrText xml:space="preserve"> PAGEREF _Toc242999653 \h </w:instrText>
+          <w:instrText xml:space="preserve"> PAGEREF _Toc243308583 \h </w:instrText>
         </w:r>
         <w:r>
           <w:rPr>
@@ -3571,7 +3602,7 @@
             <w:noProof/>
             <w:webHidden/>
           </w:rPr>
-          <w:t>12</w:t>
+          <w:t>13</w:t>
         </w:r>
         <w:r>
           <w:rPr>
@@ -3595,7 +3626,7 @@
           <w:sz w:val="22"/>
         </w:rPr>
       </w:pPr>
-      <w:hyperlink w:anchor="_Toc242999654" w:history="1">
+      <w:hyperlink w:anchor="_Toc243308584" w:history="1">
         <w:r>
           <w:rPr>
             <w:rStyle w:val="Hyperlink"/>
@@ -3623,7 +3654,7 @@
             <w:noProof/>
             <w:webHidden/>
           </w:rPr>
-          <w:instrText xml:space="preserve"> PAGEREF _Toc242999654 \h </w:instrText>
+          <w:instrText xml:space="preserve"> PAGEREF _Toc243308584 \h </w:instrText>
         </w:r>
         <w:r>
           <w:rPr>
@@ -3643,7 +3674,7 @@
             <w:noProof/>
             <w:webHidden/>
           </w:rPr>
-          <w:t>12</w:t>
+          <w:t>13</w:t>
         </w:r>
         <w:r>
           <w:rPr>
@@ -3667,7 +3698,7 @@
           <w:sz w:val="22"/>
         </w:rPr>
       </w:pPr>
-      <w:hyperlink w:anchor="_Toc242999655" w:history="1">
+      <w:hyperlink w:anchor="_Toc243308585" w:history="1">
         <w:r>
           <w:rPr>
             <w:rStyle w:val="Hyperlink"/>
@@ -3695,7 +3726,7 @@
             <w:noProof/>
             <w:webHidden/>
           </w:rPr>
-          <w:instrText xml:space="preserve"> PAGEREF _Toc242999655 \h </w:instrText>
+          <w:instrText xml:space="preserve"> PAGEREF _Toc243308585 \h </w:instrText>
         </w:r>
         <w:r>
           <w:rPr>
@@ -3715,7 +3746,7 @@
             <w:noProof/>
             <w:webHidden/>
           </w:rPr>
-          <w:t>12</w:t>
+          <w:t>13</w:t>
         </w:r>
         <w:r>
           <w:rPr>
@@ -3739,7 +3770,7 @@
           <w:sz w:val="22"/>
         </w:rPr>
       </w:pPr>
-      <w:hyperlink w:anchor="_Toc242999656" w:history="1">
+      <w:hyperlink w:anchor="_Toc243308586" w:history="1">
         <w:r>
           <w:rPr>
             <w:rStyle w:val="Hyperlink"/>
@@ -3767,7 +3798,7 @@
             <w:noProof/>
             <w:webHidden/>
           </w:rPr>
-          <w:instrText xml:space="preserve"> PAGEREF _Toc242999656 \h </w:instrText>
+          <w:instrText xml:space="preserve"> PAGEREF _Toc243308586 \h </w:instrText>
         </w:r>
         <w:r>
           <w:rPr>
@@ -3787,7 +3818,7 @@
             <w:noProof/>
             <w:webHidden/>
           </w:rPr>
-          <w:t>13</w:t>
+          <w:t>14</w:t>
         </w:r>
         <w:r>
           <w:rPr>
@@ -3812,7 +3843,7 @@
           <w:sz w:val="22"/>
         </w:rPr>
       </w:pPr>
-      <w:hyperlink w:anchor="_Toc242999657" w:history="1">
+      <w:hyperlink w:anchor="_Toc243308587" w:history="1">
         <w:r>
           <w:rPr>
             <w:rStyle w:val="Hyperlink"/>
@@ -3840,7 +3871,7 @@
             <w:noProof/>
             <w:webHidden/>
           </w:rPr>
-          <w:instrText xml:space="preserve"> PAGEREF _Toc242999657 \h </w:instrText>
+          <w:instrText xml:space="preserve"> PAGEREF _Toc243308587 \h </w:instrText>
         </w:r>
         <w:r>
           <w:rPr>
@@ -3860,7 +3891,7 @@
             <w:noProof/>
             <w:webHidden/>
           </w:rPr>
-          <w:t>14</w:t>
+          <w:t>16</w:t>
         </w:r>
         <w:r>
           <w:rPr>
@@ -3884,7 +3915,7 @@
           <w:sz w:val="22"/>
         </w:rPr>
       </w:pPr>
-      <w:hyperlink w:anchor="_Toc242999658" w:history="1">
+      <w:hyperlink w:anchor="_Toc243308588" w:history="1">
         <w:r>
           <w:rPr>
             <w:rStyle w:val="Hyperlink"/>
@@ -3912,7 +3943,7 @@
             <w:noProof/>
             <w:webHidden/>
           </w:rPr>
-          <w:instrText xml:space="preserve"> PAGEREF _Toc242999658 \h </w:instrText>
+          <w:instrText xml:space="preserve"> PAGEREF _Toc243308588 \h </w:instrText>
         </w:r>
         <w:r>
           <w:rPr>
@@ -3932,7 +3963,7 @@
             <w:noProof/>
             <w:webHidden/>
           </w:rPr>
-          <w:t>14</w:t>
+          <w:t>16</w:t>
         </w:r>
         <w:r>
           <w:rPr>
@@ -3956,7 +3987,7 @@
           <w:sz w:val="22"/>
         </w:rPr>
       </w:pPr>
-      <w:hyperlink w:anchor="_Toc242999659" w:history="1">
+      <w:hyperlink w:anchor="_Toc243308589" w:history="1">
         <w:r>
           <w:rPr>
             <w:rStyle w:val="Hyperlink"/>
@@ -3984,7 +4015,7 @@
             <w:noProof/>
             <w:webHidden/>
           </w:rPr>
-          <w:instrText xml:space="preserve"> PAGEREF _Toc242999659 \h </w:instrText>
+          <w:instrText xml:space="preserve"> PAGEREF _Toc243308589 \h </w:instrText>
         </w:r>
         <w:r>
           <w:rPr>
@@ -4004,7 +4035,7 @@
             <w:noProof/>
             <w:webHidden/>
           </w:rPr>
-          <w:t>15</w:t>
+          <w:t>16</w:t>
         </w:r>
         <w:r>
           <w:rPr>
@@ -4028,7 +4059,7 @@
           <w:sz w:val="22"/>
         </w:rPr>
       </w:pPr>
-      <w:hyperlink w:anchor="_Toc242999660" w:history="1">
+      <w:hyperlink w:anchor="_Toc243308590" w:history="1">
         <w:r>
           <w:rPr>
             <w:rStyle w:val="Hyperlink"/>
@@ -4056,7 +4087,7 @@
             <w:noProof/>
             <w:webHidden/>
           </w:rPr>
-          <w:instrText xml:space="preserve"> PAGEREF _Toc242999660 \h </w:instrText>
+          <w:instrText xml:space="preserve"> PAGEREF _Toc243308590 \h </w:instrText>
         </w:r>
         <w:r>
           <w:rPr>
@@ -4076,7 +4107,7 @@
             <w:noProof/>
             <w:webHidden/>
           </w:rPr>
-          <w:t>15</w:t>
+          <w:t>17</w:t>
         </w:r>
         <w:r>
           <w:rPr>
@@ -4101,7 +4132,7 @@
           <w:sz w:val="22"/>
         </w:rPr>
       </w:pPr>
-      <w:hyperlink w:anchor="_Toc242999661" w:history="1">
+      <w:hyperlink w:anchor="_Toc243308591" w:history="1">
         <w:r>
           <w:rPr>
             <w:rStyle w:val="Hyperlink"/>
@@ -4129,7 +4160,7 @@
             <w:noProof/>
             <w:webHidden/>
           </w:rPr>
-          <w:instrText xml:space="preserve"> PAGEREF _Toc242999661 \h </w:instrText>
+          <w:instrText xml:space="preserve"> PAGEREF _Toc243308591 \h </w:instrText>
         </w:r>
         <w:r>
           <w:rPr>
@@ -4149,7 +4180,7 @@
             <w:noProof/>
             <w:webHidden/>
           </w:rPr>
-          <w:t>16</w:t>
+          <w:t>17</w:t>
         </w:r>
         <w:r>
           <w:rPr>
@@ -4173,7 +4204,7 @@
           <w:sz w:val="22"/>
         </w:rPr>
       </w:pPr>
-      <w:hyperlink w:anchor="_Toc242999662" w:history="1">
+      <w:hyperlink w:anchor="_Toc243308592" w:history="1">
         <w:r>
           <w:rPr>
             <w:rStyle w:val="Hyperlink"/>
@@ -4201,7 +4232,7 @@
             <w:noProof/>
             <w:webHidden/>
           </w:rPr>
-          <w:instrText xml:space="preserve"> PAGEREF _Toc242999662 \h </w:instrText>
+          <w:instrText xml:space="preserve"> PAGEREF _Toc243308592 \h </w:instrText>
         </w:r>
         <w:r>
           <w:rPr>
@@ -4221,7 +4252,7 @@
             <w:noProof/>
             <w:webHidden/>
           </w:rPr>
-          <w:t>16</w:t>
+          <w:t>17</w:t>
         </w:r>
         <w:r>
           <w:rPr>
@@ -4245,7 +4276,7 @@
           <w:sz w:val="22"/>
         </w:rPr>
       </w:pPr>
-      <w:hyperlink w:anchor="_Toc242999663" w:history="1">
+      <w:hyperlink w:anchor="_Toc243308593" w:history="1">
         <w:r>
           <w:rPr>
             <w:rStyle w:val="Hyperlink"/>
@@ -4273,7 +4304,7 @@
             <w:noProof/>
             <w:webHidden/>
           </w:rPr>
-          <w:instrText xml:space="preserve"> PAGEREF _Toc242999663 \h </w:instrText>
+          <w:instrText xml:space="preserve"> PAGEREF _Toc243308593 \h </w:instrText>
         </w:r>
         <w:r>
           <w:rPr>
@@ -4293,7 +4324,7 @@
             <w:noProof/>
             <w:webHidden/>
           </w:rPr>
-          <w:t>16</w:t>
+          <w:t>17</w:t>
         </w:r>
         <w:r>
           <w:rPr>
@@ -4317,7 +4348,7 @@
           <w:sz w:val="22"/>
         </w:rPr>
       </w:pPr>
-      <w:hyperlink w:anchor="_Toc242999664" w:history="1">
+      <w:hyperlink w:anchor="_Toc243308594" w:history="1">
         <w:r>
           <w:rPr>
             <w:rStyle w:val="Hyperlink"/>
@@ -4345,7 +4376,7 @@
             <w:noProof/>
             <w:webHidden/>
           </w:rPr>
-          <w:instrText xml:space="preserve"> PAGEREF _Toc242999664 \h </w:instrText>
+          <w:instrText xml:space="preserve"> PAGEREF _Toc243308594 \h </w:instrText>
         </w:r>
         <w:r>
           <w:rPr>
@@ -4365,7 +4396,7 @@
             <w:noProof/>
             <w:webHidden/>
           </w:rPr>
-          <w:t>17</w:t>
+          <w:t>18</w:t>
         </w:r>
         <w:r>
           <w:rPr>
@@ -4390,7 +4421,7 @@
           <w:sz w:val="22"/>
         </w:rPr>
       </w:pPr>
-      <w:hyperlink w:anchor="_Toc242999665" w:history="1">
+      <w:hyperlink w:anchor="_Toc243308595" w:history="1">
         <w:r>
           <w:rPr>
             <w:rStyle w:val="Hyperlink"/>
@@ -4418,7 +4449,7 @@
             <w:noProof/>
             <w:webHidden/>
           </w:rPr>
-          <w:instrText xml:space="preserve"> PAGEREF _Toc242999665 \h </w:instrText>
+          <w:instrText xml:space="preserve"> PAGEREF _Toc243308595 \h </w:instrText>
         </w:r>
         <w:r>
           <w:rPr>
@@ -4438,7 +4469,7 @@
             <w:noProof/>
             <w:webHidden/>
           </w:rPr>
-          <w:t>17</w:t>
+          <w:t>18</w:t>
         </w:r>
         <w:r>
           <w:rPr>
@@ -4462,7 +4493,7 @@
           <w:sz w:val="22"/>
         </w:rPr>
       </w:pPr>
-      <w:hyperlink w:anchor="_Toc242999666" w:history="1">
+      <w:hyperlink w:anchor="_Toc243308596" w:history="1">
         <w:r>
           <w:rPr>
             <w:rStyle w:val="Hyperlink"/>
@@ -4490,7 +4521,7 @@
             <w:noProof/>
             <w:webHidden/>
           </w:rPr>
-          <w:instrText xml:space="preserve"> PAGEREF _Toc242999666 \h </w:instrText>
+          <w:instrText xml:space="preserve"> PAGEREF _Toc243308596 \h </w:instrText>
         </w:r>
         <w:r>
           <w:rPr>
@@ -4510,7 +4541,7 @@
             <w:noProof/>
             <w:webHidden/>
           </w:rPr>
-          <w:t>18</w:t>
+          <w:t>19</w:t>
         </w:r>
         <w:r>
           <w:rPr>
@@ -4535,7 +4566,7 @@
           <w:sz w:val="22"/>
         </w:rPr>
       </w:pPr>
-      <w:hyperlink w:anchor="_Toc242999667" w:history="1">
+      <w:hyperlink w:anchor="_Toc243308597" w:history="1">
         <w:r>
           <w:rPr>
             <w:rStyle w:val="Hyperlink"/>
@@ -4563,7 +4594,7 @@
             <w:noProof/>
             <w:webHidden/>
           </w:rPr>
-          <w:instrText xml:space="preserve"> PAGEREF _Toc242999667 \h </w:instrText>
+          <w:instrText xml:space="preserve"> PAGEREF _Toc243308597 \h </w:instrText>
         </w:r>
         <w:r>
           <w:rPr>
@@ -4583,7 +4614,7 @@
             <w:noProof/>
             <w:webHidden/>
           </w:rPr>
-          <w:t>18</w:t>
+          <w:t>19</w:t>
         </w:r>
         <w:r>
           <w:rPr>
@@ -4607,7 +4638,7 @@
           <w:sz w:val="22"/>
         </w:rPr>
       </w:pPr>
-      <w:hyperlink w:anchor="_Toc242999668" w:history="1">
+      <w:hyperlink w:anchor="_Toc243308598" w:history="1">
         <w:r>
           <w:rPr>
             <w:rStyle w:val="Hyperlink"/>
@@ -4635,7 +4666,7 @@
             <w:noProof/>
             <w:webHidden/>
           </w:rPr>
-          <w:instrText xml:space="preserve"> PAGEREF _Toc242999668 \h </w:instrText>
+          <w:instrText xml:space="preserve"> PAGEREF _Toc243308598 \h </w:instrText>
         </w:r>
         <w:r>
           <w:rPr>
@@ -4655,7 +4686,7 @@
             <w:noProof/>
             <w:webHidden/>
           </w:rPr>
-          <w:t>18</w:t>
+          <w:t>19</w:t>
         </w:r>
         <w:r>
           <w:rPr>
@@ -4679,7 +4710,7 @@
           <w:sz w:val="22"/>
         </w:rPr>
       </w:pPr>
-      <w:hyperlink w:anchor="_Toc242999669" w:history="1">
+      <w:hyperlink w:anchor="_Toc243308599" w:history="1">
         <w:r>
           <w:rPr>
             <w:rStyle w:val="Hyperlink"/>
@@ -4707,7 +4738,7 @@
             <w:noProof/>
             <w:webHidden/>
           </w:rPr>
-          <w:instrText xml:space="preserve"> PAGEREF _Toc242999669 \h </w:instrText>
+          <w:instrText xml:space="preserve"> PAGEREF _Toc243308599 \h </w:instrText>
         </w:r>
         <w:r>
           <w:rPr>
@@ -4727,7 +4758,7 @@
             <w:noProof/>
             <w:webHidden/>
           </w:rPr>
-          <w:t>19</w:t>
+          <w:t>20</w:t>
         </w:r>
         <w:r>
           <w:rPr>
@@ -4751,7 +4782,7 @@
           <w:sz w:val="22"/>
         </w:rPr>
       </w:pPr>
-      <w:hyperlink w:anchor="_Toc242999670" w:history="1">
+      <w:hyperlink w:anchor="_Toc243308600" w:history="1">
         <w:r>
           <w:rPr>
             <w:rStyle w:val="Hyperlink"/>
@@ -4779,7 +4810,7 @@
             <w:noProof/>
             <w:webHidden/>
           </w:rPr>
-          <w:instrText xml:space="preserve"> PAGEREF _Toc242999670 \h </w:instrText>
+          <w:instrText xml:space="preserve"> PAGEREF _Toc243308600 \h </w:instrText>
         </w:r>
         <w:r>
           <w:rPr>
@@ -4799,7 +4830,7 @@
             <w:noProof/>
             <w:webHidden/>
           </w:rPr>
-          <w:t>19</w:t>
+          <w:t>20</w:t>
         </w:r>
         <w:r>
           <w:rPr>
@@ -4824,7 +4855,7 @@
           <w:sz w:val="22"/>
         </w:rPr>
       </w:pPr>
-      <w:hyperlink w:anchor="_Toc242999671" w:history="1">
+      <w:hyperlink w:anchor="_Toc243308601" w:history="1">
         <w:r>
           <w:rPr>
             <w:rStyle w:val="Hyperlink"/>
@@ -4852,7 +4883,7 @@
             <w:noProof/>
             <w:webHidden/>
           </w:rPr>
-          <w:instrText xml:space="preserve"> PAGEREF _Toc242999671 \h </w:instrText>
+          <w:instrText xml:space="preserve"> PAGEREF _Toc243308601 \h </w:instrText>
         </w:r>
         <w:r>
           <w:rPr>
@@ -4872,7 +4903,7 @@
             <w:noProof/>
             <w:webHidden/>
           </w:rPr>
-          <w:t>19</w:t>
+          <w:t>21</w:t>
         </w:r>
         <w:r>
           <w:rPr>
@@ -4896,7 +4927,7 @@
           <w:sz w:val="22"/>
         </w:rPr>
       </w:pPr>
-      <w:hyperlink w:anchor="_Toc242999672" w:history="1">
+      <w:hyperlink w:anchor="_Toc243308602" w:history="1">
         <w:r>
           <w:rPr>
             <w:rStyle w:val="Hyperlink"/>
@@ -4924,7 +4955,7 @@
             <w:noProof/>
             <w:webHidden/>
           </w:rPr>
-          <w:instrText xml:space="preserve"> PAGEREF _Toc242999672 \h </w:instrText>
+          <w:instrText xml:space="preserve"> PAGEREF _Toc243308602 \h </w:instrText>
         </w:r>
         <w:r>
           <w:rPr>
@@ -4944,7 +4975,7 @@
             <w:noProof/>
             <w:webHidden/>
           </w:rPr>
-          <w:t>19</w:t>
+          <w:t>21</w:t>
         </w:r>
         <w:r>
           <w:rPr>
@@ -4968,7 +4999,7 @@
           <w:sz w:val="22"/>
         </w:rPr>
       </w:pPr>
-      <w:hyperlink w:anchor="_Toc242999673" w:history="1">
+      <w:hyperlink w:anchor="_Toc243308603" w:history="1">
         <w:r>
           <w:rPr>
             <w:rStyle w:val="Hyperlink"/>
@@ -4996,7 +5027,7 @@
             <w:noProof/>
             <w:webHidden/>
           </w:rPr>
-          <w:instrText xml:space="preserve"> PAGEREF _Toc242999673 \h </w:instrText>
+          <w:instrText xml:space="preserve"> PAGEREF _Toc243308603 \h </w:instrText>
         </w:r>
         <w:r>
           <w:rPr>
@@ -5016,7 +5047,7 @@
             <w:noProof/>
             <w:webHidden/>
           </w:rPr>
-          <w:t>20</w:t>
+          <w:t>21</w:t>
         </w:r>
         <w:r>
           <w:rPr>
@@ -5040,7 +5071,7 @@
           <w:sz w:val="22"/>
         </w:rPr>
       </w:pPr>
-      <w:hyperlink w:anchor="_Toc242999674" w:history="1">
+      <w:hyperlink w:anchor="_Toc243308604" w:history="1">
         <w:r>
           <w:rPr>
             <w:rStyle w:val="Hyperlink"/>
@@ -5068,7 +5099,7 @@
             <w:noProof/>
             <w:webHidden/>
           </w:rPr>
-          <w:instrText xml:space="preserve"> PAGEREF _Toc242999674 \h </w:instrText>
+          <w:instrText xml:space="preserve"> PAGEREF _Toc243308604 \h </w:instrText>
         </w:r>
         <w:r>
           <w:rPr>
@@ -5088,7 +5119,7 @@
             <w:noProof/>
             <w:webHidden/>
           </w:rPr>
-          <w:t>20</w:t>
+          <w:t>21</w:t>
         </w:r>
         <w:r>
           <w:rPr>
@@ -5113,7 +5144,7 @@
           <w:sz w:val="22"/>
         </w:rPr>
       </w:pPr>
-      <w:hyperlink w:anchor="_Toc242999675" w:history="1">
+      <w:hyperlink w:anchor="_Toc243308605" w:history="1">
         <w:r>
           <w:rPr>
             <w:rStyle w:val="Hyperlink"/>
@@ -5141,7 +5172,7 @@
             <w:noProof/>
             <w:webHidden/>
           </w:rPr>
-          <w:instrText xml:space="preserve"> PAGEREF _Toc242999675 \h </w:instrText>
+          <w:instrText xml:space="preserve"> PAGEREF _Toc243308605 \h </w:instrText>
         </w:r>
         <w:r>
           <w:rPr>
@@ -5161,7 +5192,7 @@
             <w:noProof/>
             <w:webHidden/>
           </w:rPr>
-          <w:t>20</w:t>
+          <w:t>22</w:t>
         </w:r>
         <w:r>
           <w:rPr>
@@ -5185,7 +5216,7 @@
           <w:sz w:val="22"/>
         </w:rPr>
       </w:pPr>
-      <w:hyperlink w:anchor="_Toc242999676" w:history="1">
+      <w:hyperlink w:anchor="_Toc243308606" w:history="1">
         <w:r>
           <w:rPr>
             <w:rStyle w:val="Hyperlink"/>
@@ -5213,7 +5244,7 @@
             <w:noProof/>
             <w:webHidden/>
           </w:rPr>
-          <w:instrText xml:space="preserve"> PAGEREF _Toc242999676 \h </w:instrText>
+          <w:instrText xml:space="preserve"> PAGEREF _Toc243308606 \h </w:instrText>
         </w:r>
         <w:r>
           <w:rPr>
@@ -5233,7 +5264,7 @@
             <w:noProof/>
             <w:webHidden/>
           </w:rPr>
-          <w:t>20</w:t>
+          <w:t>22</w:t>
         </w:r>
         <w:r>
           <w:rPr>
@@ -5257,7 +5288,7 @@
           <w:sz w:val="22"/>
         </w:rPr>
       </w:pPr>
-      <w:hyperlink w:anchor="_Toc242999677" w:history="1">
+      <w:hyperlink w:anchor="_Toc243308607" w:history="1">
         <w:r>
           <w:rPr>
             <w:rStyle w:val="Hyperlink"/>
@@ -5285,7 +5316,7 @@
             <w:noProof/>
             <w:webHidden/>
           </w:rPr>
-          <w:instrText xml:space="preserve"> PAGEREF _Toc242999677 \h </w:instrText>
+          <w:instrText xml:space="preserve"> PAGEREF _Toc243308607 \h </w:instrText>
         </w:r>
         <w:r>
           <w:rPr>
@@ -5305,7 +5336,7 @@
             <w:noProof/>
             <w:webHidden/>
           </w:rPr>
-          <w:t>21</w:t>
+          <w:t>22</w:t>
         </w:r>
         <w:r>
           <w:rPr>
@@ -5330,7 +5361,7 @@
           <w:sz w:val="22"/>
         </w:rPr>
       </w:pPr>
-      <w:hyperlink w:anchor="_Toc242999678" w:history="1">
+      <w:hyperlink w:anchor="_Toc243308608" w:history="1">
         <w:r>
           <w:rPr>
             <w:rStyle w:val="Hyperlink"/>
@@ -5359,7 +5390,7 @@
             <w:noProof/>
             <w:webHidden/>
           </w:rPr>
-          <w:instrText xml:space="preserve"> PAGEREF _Toc242999678 \h </w:instrText>
+          <w:instrText xml:space="preserve"> PAGEREF _Toc243308608 \h </w:instrText>
         </w:r>
         <w:r>
           <w:rPr>
@@ -5379,7 +5410,7 @@
             <w:noProof/>
             <w:webHidden/>
           </w:rPr>
-          <w:t>22</w:t>
+          <w:t>23</w:t>
         </w:r>
         <w:r>
           <w:rPr>
@@ -5403,7 +5434,7 @@
           <w:sz w:val="22"/>
         </w:rPr>
       </w:pPr>
-      <w:hyperlink w:anchor="_Toc242999679" w:history="1">
+      <w:hyperlink w:anchor="_Toc243308609" w:history="1">
         <w:r>
           <w:rPr>
             <w:rStyle w:val="Hyperlink"/>
@@ -5432,7 +5463,7 @@
             <w:noProof/>
             <w:webHidden/>
           </w:rPr>
-          <w:instrText xml:space="preserve"> PAGEREF _Toc242999679 \h </w:instrText>
+          <w:instrText xml:space="preserve"> PAGEREF _Toc243308609 \h </w:instrText>
         </w:r>
         <w:r>
           <w:rPr>
@@ -5452,7 +5483,7 @@
             <w:noProof/>
             <w:webHidden/>
           </w:rPr>
-          <w:t>23</w:t>
+          <w:t>24</w:t>
         </w:r>
         <w:r>
           <w:rPr>
@@ -5477,7 +5508,7 @@
           <w:sz w:val="22"/>
         </w:rPr>
       </w:pPr>
-      <w:hyperlink w:anchor="_Toc242999680" w:history="1">
+      <w:hyperlink w:anchor="_Toc243308610" w:history="1">
         <w:r>
           <w:rPr>
             <w:rStyle w:val="Hyperlink"/>
@@ -5505,7 +5536,7 @@
             <w:noProof/>
             <w:webHidden/>
           </w:rPr>
-          <w:instrText xml:space="preserve"> PAGEREF _Toc242999680 \h </w:instrText>
+          <w:instrText xml:space="preserve"> PAGEREF _Toc243308610 \h </w:instrText>
         </w:r>
         <w:r>
           <w:rPr>
@@ -5525,7 +5556,7 @@
             <w:noProof/>
             <w:webHidden/>
           </w:rPr>
-          <w:t>23</w:t>
+          <w:t>24</w:t>
         </w:r>
         <w:r>
           <w:rPr>
@@ -5550,7 +5581,7 @@
           <w:sz w:val="22"/>
         </w:rPr>
       </w:pPr>
-      <w:hyperlink w:anchor="_Toc242999681" w:history="1">
+      <w:hyperlink w:anchor="_Toc243308611" w:history="1">
         <w:r>
           <w:rPr>
             <w:rStyle w:val="Hyperlink"/>
@@ -5578,7 +5609,7 @@
             <w:noProof/>
             <w:webHidden/>
           </w:rPr>
-          <w:instrText xml:space="preserve"> PAGEREF _Toc242999681 \h </w:instrText>
+          <w:instrText xml:space="preserve"> PAGEREF _Toc243308611 \h </w:instrText>
         </w:r>
         <w:r>
           <w:rPr>
@@ -5598,7 +5629,7 @@
             <w:noProof/>
             <w:webHidden/>
           </w:rPr>
-          <w:t>23</w:t>
+          <w:t>24</w:t>
         </w:r>
         <w:r>
           <w:rPr>
@@ -5622,7 +5653,7 @@
           <w:sz w:val="22"/>
         </w:rPr>
       </w:pPr>
-      <w:hyperlink w:anchor="_Toc242999682" w:history="1">
+      <w:hyperlink w:anchor="_Toc243308612" w:history="1">
         <w:r>
           <w:rPr>
             <w:rStyle w:val="Hyperlink"/>
@@ -5650,7 +5681,7 @@
             <w:noProof/>
             <w:webHidden/>
           </w:rPr>
-          <w:instrText xml:space="preserve"> PAGEREF _Toc242999682 \h </w:instrText>
+          <w:instrText xml:space="preserve"> PAGEREF _Toc243308612 \h </w:instrText>
         </w:r>
         <w:r>
           <w:rPr>
@@ -5670,7 +5701,7 @@
             <w:noProof/>
             <w:webHidden/>
           </w:rPr>
-          <w:t>24</w:t>
+          <w:t>25</w:t>
         </w:r>
         <w:r>
           <w:rPr>
@@ -5713,7 +5744,7 @@
       <w:pPr>
         <w:pStyle w:val="Heading1"/>
       </w:pPr>
-      <w:bookmarkStart w:id="2" w:name="_Toc242999620"/>
+      <w:bookmarkStart w:id="2" w:name="_Toc243308550"/>
       <w:r>
         <w:t>DANH MỤC CÁC TỪ VIẾT TẮT</w:t>
       </w:r>
@@ -5738,6 +5769,7 @@
           </w:tcPr>
           <w:p>
             <w:pPr>
+              <w:jc w:val="center"/>
               <w:rPr>
                 <w:rFonts w:cs="Times New Roman"/>
                 <w:color w:val="1F1F1F"/>
@@ -5765,6 +5797,7 @@
           </w:tcPr>
           <w:p>
             <w:pPr>
+              <w:jc w:val="center"/>
               <w:rPr>
                 <w:rFonts w:cs="Times New Roman"/>
                 <w:color w:val="1F1F1F"/>
@@ -5792,6 +5825,7 @@
           </w:tcPr>
           <w:p>
             <w:pPr>
+              <w:jc w:val="center"/>
               <w:rPr>
                 <w:rFonts w:cs="Times New Roman"/>
                 <w:color w:val="1F1F1F"/>
@@ -5821,6 +5855,7 @@
           </w:tcPr>
           <w:p>
             <w:pPr>
+              <w:jc w:val="center"/>
               <w:rPr>
                 <w:rFonts w:cs="Times New Roman"/>
                 <w:color w:val="1F1F1F"/>
@@ -5849,6 +5884,7 @@
           </w:tcPr>
           <w:p>
             <w:pPr>
+              <w:jc w:val="center"/>
               <w:rPr>
                 <w:rFonts w:cs="Times New Roman"/>
                 <w:color w:val="1F1F1F"/>
@@ -5875,6 +5911,7 @@
           </w:tcPr>
           <w:p>
             <w:pPr>
+              <w:jc w:val="center"/>
               <w:rPr>
                 <w:rFonts w:cs="Times New Roman"/>
                 <w:color w:val="1F1F1F"/>
@@ -5891,19 +5928,11 @@
                 <w:bdr w:val="none" w:sz="0" w:space="0" w:color="auto" w:frame="1"/>
               </w:rPr>
               <w:t>Trí tuệ nhân tạo</w:t>
-            </w:r>
-            <w:r>
-              <w:rPr>
-                <w:rFonts w:cs="Times New Roman"/>
-                <w:color w:val="1F1F1F"/>
-                <w:sz w:val="26"/>
-                <w:szCs w:val="26"/>
-              </w:rPr>
-              <w:t xml:space="preserve"> </w:t>
             </w:r>
           </w:p>
           <w:p>
             <w:pPr>
+              <w:jc w:val="center"/>
               <w:rPr>
                 <w:rFonts w:cs="Times New Roman"/>
                 <w:color w:val="1F1F1F"/>
@@ -5922,6 +5951,7 @@
           </w:tcPr>
           <w:p>
             <w:pPr>
+              <w:jc w:val="center"/>
               <w:rPr>
                 <w:rFonts w:cs="Times New Roman"/>
                 <w:color w:val="1F1F1F"/>
@@ -5950,6 +5980,7 @@
           </w:tcPr>
           <w:p>
             <w:pPr>
+              <w:jc w:val="center"/>
               <w:rPr>
                 <w:rFonts w:cs="Times New Roman"/>
                 <w:color w:val="1F1F1F"/>
@@ -5976,6 +6007,7 @@
           </w:tcPr>
           <w:p>
             <w:pPr>
+              <w:jc w:val="center"/>
               <w:rPr>
                 <w:rFonts w:cs="Times New Roman"/>
                 <w:color w:val="1F1F1F"/>
@@ -6004,6 +6036,7 @@
           </w:tcPr>
           <w:p>
             <w:pPr>
+              <w:jc w:val="center"/>
               <w:rPr>
                 <w:rFonts w:cs="Times New Roman"/>
                 <w:color w:val="1F1F1F"/>
@@ -6032,6 +6065,7 @@
           </w:tcPr>
           <w:p>
             <w:pPr>
+              <w:jc w:val="center"/>
               <w:rPr>
                 <w:rFonts w:cs="Times New Roman"/>
                 <w:color w:val="1F1F1F"/>
@@ -6058,6 +6092,7 @@
           </w:tcPr>
           <w:p>
             <w:pPr>
+              <w:jc w:val="center"/>
               <w:rPr>
                 <w:rFonts w:cs="Times New Roman"/>
                 <w:color w:val="1F1F1F"/>
@@ -6074,19 +6109,11 @@
                 <w:bdr w:val="none" w:sz="0" w:space="0" w:color="auto" w:frame="1"/>
               </w:rPr>
               <w:t>Mô hình biểu diễn mã hóa hai chiều từ kiến trúc Transformer</w:t>
-            </w:r>
-            <w:r>
-              <w:rPr>
-                <w:rFonts w:cs="Times New Roman"/>
-                <w:color w:val="1F1F1F"/>
-                <w:sz w:val="26"/>
-                <w:szCs w:val="26"/>
-              </w:rPr>
-              <w:t xml:space="preserve"> </w:t>
             </w:r>
           </w:p>
           <w:p>
             <w:pPr>
+              <w:jc w:val="center"/>
               <w:rPr>
                 <w:rFonts w:cs="Times New Roman"/>
                 <w:color w:val="1F1F1F"/>
@@ -6105,6 +6132,7 @@
           </w:tcPr>
           <w:p>
             <w:pPr>
+              <w:jc w:val="center"/>
               <w:rPr>
                 <w:rFonts w:cs="Times New Roman"/>
                 <w:color w:val="1F1F1F"/>
@@ -6133,6 +6161,7 @@
           </w:tcPr>
           <w:p>
             <w:pPr>
+              <w:jc w:val="center"/>
               <w:rPr>
                 <w:rFonts w:cs="Times New Roman"/>
                 <w:color w:val="1F1F1F"/>
@@ -6159,6 +6188,7 @@
           </w:tcPr>
           <w:p>
             <w:pPr>
+              <w:jc w:val="center"/>
               <w:rPr>
                 <w:rFonts w:cs="Times New Roman"/>
                 <w:color w:val="1F1F1F"/>
@@ -6175,19 +6205,11 @@
                 <w:bdr w:val="none" w:sz="0" w:space="0" w:color="auto" w:frame="1"/>
               </w:rPr>
               <w:t>Mô hình túi từ</w:t>
-            </w:r>
-            <w:r>
-              <w:rPr>
-                <w:rFonts w:cs="Times New Roman"/>
-                <w:color w:val="1F1F1F"/>
-                <w:sz w:val="26"/>
-                <w:szCs w:val="26"/>
-              </w:rPr>
-              <w:t xml:space="preserve"> </w:t>
             </w:r>
           </w:p>
           <w:p>
             <w:pPr>
+              <w:jc w:val="center"/>
               <w:rPr>
                 <w:rFonts w:cs="Times New Roman"/>
                 <w:color w:val="1F1F1F"/>
@@ -6206,6 +6228,7 @@
           </w:tcPr>
           <w:p>
             <w:pPr>
+              <w:jc w:val="center"/>
               <w:rPr>
                 <w:rFonts w:cs="Times New Roman"/>
                 <w:color w:val="1F1F1F"/>
@@ -6234,6 +6257,7 @@
           </w:tcPr>
           <w:p>
             <w:pPr>
+              <w:jc w:val="center"/>
               <w:rPr>
                 <w:rFonts w:cs="Times New Roman"/>
                 <w:color w:val="1F1F1F"/>
@@ -6260,6 +6284,7 @@
           </w:tcPr>
           <w:p>
             <w:pPr>
+              <w:jc w:val="center"/>
               <w:rPr>
                 <w:rFonts w:cs="Times New Roman"/>
                 <w:color w:val="1F1F1F"/>
@@ -6288,6 +6313,7 @@
           </w:tcPr>
           <w:p>
             <w:pPr>
+              <w:jc w:val="center"/>
               <w:rPr>
                 <w:rFonts w:cs="Times New Roman"/>
                 <w:color w:val="1F1F1F"/>
@@ -6316,6 +6342,7 @@
           </w:tcPr>
           <w:p>
             <w:pPr>
+              <w:jc w:val="center"/>
               <w:rPr>
                 <w:rFonts w:cs="Times New Roman"/>
                 <w:color w:val="1F1F1F"/>
@@ -6342,6 +6369,7 @@
           </w:tcPr>
           <w:p>
             <w:pPr>
+              <w:jc w:val="center"/>
               <w:rPr>
                 <w:rFonts w:cs="Times New Roman"/>
                 <w:color w:val="1F1F1F"/>
@@ -6370,6 +6398,7 @@
           </w:tcPr>
           <w:p>
             <w:pPr>
+              <w:jc w:val="center"/>
               <w:rPr>
                 <w:rFonts w:cs="Times New Roman"/>
                 <w:color w:val="1F1F1F"/>
@@ -6398,6 +6427,7 @@
           </w:tcPr>
           <w:p>
             <w:pPr>
+              <w:jc w:val="center"/>
               <w:rPr>
                 <w:rFonts w:cs="Times New Roman"/>
                 <w:color w:val="1F1F1F"/>
@@ -6424,6 +6454,7 @@
           </w:tcPr>
           <w:p>
             <w:pPr>
+              <w:jc w:val="center"/>
               <w:rPr>
                 <w:rFonts w:cs="Times New Roman"/>
                 <w:color w:val="1F1F1F"/>
@@ -6452,6 +6483,7 @@
           </w:tcPr>
           <w:p>
             <w:pPr>
+              <w:jc w:val="center"/>
               <w:rPr>
                 <w:rFonts w:cs="Times New Roman"/>
                 <w:color w:val="1F1F1F"/>
@@ -6480,6 +6512,7 @@
           </w:tcPr>
           <w:p>
             <w:pPr>
+              <w:jc w:val="center"/>
               <w:rPr>
                 <w:rFonts w:cs="Times New Roman"/>
                 <w:color w:val="1F1F1F"/>
@@ -6506,6 +6539,7 @@
           </w:tcPr>
           <w:p>
             <w:pPr>
+              <w:jc w:val="center"/>
               <w:rPr>
                 <w:rFonts w:cs="Times New Roman"/>
                 <w:color w:val="1F1F1F"/>
@@ -6522,19 +6556,11 @@
                 <w:bdr w:val="none" w:sz="0" w:space="0" w:color="auto" w:frame="1"/>
               </w:rPr>
               <w:t>Âm tính giả (Dự đoán bỏ sót mẫu thuộc lớp đang xét)</w:t>
-            </w:r>
-            <w:r>
-              <w:rPr>
-                <w:rFonts w:cs="Times New Roman"/>
-                <w:color w:val="1F1F1F"/>
-                <w:sz w:val="26"/>
-                <w:szCs w:val="26"/>
-              </w:rPr>
-              <w:t xml:space="preserve"> </w:t>
             </w:r>
           </w:p>
           <w:p>
             <w:pPr>
+              <w:jc w:val="center"/>
               <w:rPr>
                 <w:rFonts w:cs="Times New Roman"/>
                 <w:color w:val="1F1F1F"/>
@@ -6553,6 +6579,7 @@
           </w:tcPr>
           <w:p>
             <w:pPr>
+              <w:jc w:val="center"/>
               <w:rPr>
                 <w:rFonts w:cs="Times New Roman"/>
                 <w:color w:val="1F1F1F"/>
@@ -6581,6 +6608,7 @@
           </w:tcPr>
           <w:p>
             <w:pPr>
+              <w:jc w:val="center"/>
               <w:rPr>
                 <w:rFonts w:cs="Times New Roman"/>
                 <w:color w:val="1F1F1F"/>
@@ -6607,6 +6635,7 @@
           </w:tcPr>
           <w:p>
             <w:pPr>
+              <w:jc w:val="center"/>
               <w:rPr>
                 <w:rFonts w:cs="Times New Roman"/>
                 <w:color w:val="1F1F1F"/>
@@ -6623,19 +6652,11 @@
                 <w:bdr w:val="none" w:sz="0" w:space="0" w:color="auto" w:frame="1"/>
               </w:rPr>
               <w:t>Dương tính giả (Dự đoán nhầm mẫu sang lớp đang xét)</w:t>
-            </w:r>
-            <w:r>
-              <w:rPr>
-                <w:rFonts w:cs="Times New Roman"/>
-                <w:color w:val="1F1F1F"/>
-                <w:sz w:val="26"/>
-                <w:szCs w:val="26"/>
-              </w:rPr>
-              <w:t xml:space="preserve"> </w:t>
             </w:r>
           </w:p>
           <w:p>
             <w:pPr>
+              <w:jc w:val="center"/>
               <w:rPr>
                 <w:rFonts w:cs="Times New Roman"/>
                 <w:color w:val="1F1F1F"/>
@@ -6654,6 +6675,7 @@
           </w:tcPr>
           <w:p>
             <w:pPr>
+              <w:jc w:val="center"/>
               <w:rPr>
                 <w:rFonts w:cs="Times New Roman"/>
                 <w:color w:val="1F1F1F"/>
@@ -6682,6 +6704,7 @@
           </w:tcPr>
           <w:p>
             <w:pPr>
+              <w:jc w:val="center"/>
               <w:rPr>
                 <w:rFonts w:cs="Times New Roman"/>
                 <w:color w:val="1F1F1F"/>
@@ -6708,6 +6731,7 @@
           </w:tcPr>
           <w:p>
             <w:pPr>
+              <w:jc w:val="center"/>
               <w:rPr>
                 <w:rFonts w:cs="Times New Roman"/>
                 <w:color w:val="1F1F1F"/>
@@ -6724,19 +6748,11 @@
                 <w:bdr w:val="none" w:sz="0" w:space="0" w:color="auto" w:frame="1"/>
               </w:rPr>
               <w:t>Yêu cầu chức năng (ký hiệu mã yêu cầu FR01 – FR06)</w:t>
-            </w:r>
-            <w:r>
-              <w:rPr>
-                <w:rFonts w:cs="Times New Roman"/>
-                <w:color w:val="1F1F1F"/>
-                <w:sz w:val="26"/>
-                <w:szCs w:val="26"/>
-              </w:rPr>
-              <w:t xml:space="preserve"> </w:t>
             </w:r>
           </w:p>
           <w:p>
             <w:pPr>
+              <w:jc w:val="center"/>
               <w:rPr>
                 <w:rFonts w:cs="Times New Roman"/>
                 <w:color w:val="1F1F1F"/>
@@ -6755,6 +6771,7 @@
           </w:tcPr>
           <w:p>
             <w:pPr>
+              <w:jc w:val="center"/>
               <w:rPr>
                 <w:rFonts w:cs="Times New Roman"/>
                 <w:color w:val="1F1F1F"/>
@@ -6783,6 +6800,7 @@
           </w:tcPr>
           <w:p>
             <w:pPr>
+              <w:jc w:val="center"/>
               <w:rPr>
                 <w:rFonts w:cs="Times New Roman"/>
                 <w:color w:val="1F1F1F"/>
@@ -6809,6 +6827,7 @@
           </w:tcPr>
           <w:p>
             <w:pPr>
+              <w:jc w:val="center"/>
               <w:rPr>
                 <w:rFonts w:cs="Times New Roman"/>
                 <w:color w:val="1F1F1F"/>
@@ -6825,19 +6844,11 @@
                 <w:bdr w:val="none" w:sz="0" w:space="0" w:color="auto" w:frame="1"/>
               </w:rPr>
               <w:t>Bộ xử lý đồ họa</w:t>
-            </w:r>
-            <w:r>
-              <w:rPr>
-                <w:rFonts w:cs="Times New Roman"/>
-                <w:color w:val="1F1F1F"/>
-                <w:sz w:val="26"/>
-                <w:szCs w:val="26"/>
-              </w:rPr>
-              <w:t xml:space="preserve"> </w:t>
             </w:r>
           </w:p>
           <w:p>
             <w:pPr>
+              <w:jc w:val="center"/>
               <w:rPr>
                 <w:rFonts w:cs="Times New Roman"/>
                 <w:color w:val="1F1F1F"/>
@@ -6856,6 +6867,7 @@
           </w:tcPr>
           <w:p>
             <w:pPr>
+              <w:jc w:val="center"/>
               <w:rPr>
                 <w:rFonts w:cs="Times New Roman"/>
                 <w:color w:val="1F1F1F"/>
@@ -6885,6 +6897,7 @@
           </w:tcPr>
           <w:p>
             <w:pPr>
+              <w:jc w:val="center"/>
               <w:rPr>
                 <w:rFonts w:cs="Times New Roman"/>
                 <w:color w:val="1F1F1F"/>
@@ -6911,6 +6924,7 @@
           </w:tcPr>
           <w:p>
             <w:pPr>
+              <w:jc w:val="center"/>
               <w:rPr>
                 <w:rFonts w:cs="Times New Roman"/>
                 <w:color w:val="1F1F1F"/>
@@ -6939,6 +6953,7 @@
           </w:tcPr>
           <w:p>
             <w:pPr>
+              <w:jc w:val="center"/>
               <w:rPr>
                 <w:rFonts w:cs="Times New Roman"/>
                 <w:color w:val="1F1F1F"/>
@@ -6967,6 +6982,7 @@
           </w:tcPr>
           <w:p>
             <w:pPr>
+              <w:jc w:val="center"/>
               <w:rPr>
                 <w:rFonts w:cs="Times New Roman"/>
                 <w:color w:val="1F1F1F"/>
@@ -6993,6 +7009,7 @@
           </w:tcPr>
           <w:p>
             <w:pPr>
+              <w:jc w:val="center"/>
               <w:rPr>
                 <w:rFonts w:cs="Times New Roman"/>
                 <w:color w:val="1F1F1F"/>
@@ -7021,6 +7038,7 @@
           </w:tcPr>
           <w:p>
             <w:pPr>
+              <w:jc w:val="center"/>
               <w:rPr>
                 <w:rFonts w:cs="Times New Roman"/>
                 <w:color w:val="1F1F1F"/>
@@ -7049,6 +7067,7 @@
           </w:tcPr>
           <w:p>
             <w:pPr>
+              <w:jc w:val="center"/>
               <w:rPr>
                 <w:rFonts w:cs="Times New Roman"/>
                 <w:color w:val="1F1F1F"/>
@@ -7075,6 +7094,7 @@
           </w:tcPr>
           <w:p>
             <w:pPr>
+              <w:jc w:val="center"/>
               <w:rPr>
                 <w:rFonts w:cs="Times New Roman"/>
                 <w:color w:val="1F1F1F"/>
@@ -7103,6 +7123,7 @@
           </w:tcPr>
           <w:p>
             <w:pPr>
+              <w:jc w:val="center"/>
               <w:rPr>
                 <w:rFonts w:cs="Times New Roman"/>
                 <w:color w:val="1F1F1F"/>
@@ -7131,6 +7152,7 @@
           </w:tcPr>
           <w:p>
             <w:pPr>
+              <w:jc w:val="center"/>
               <w:rPr>
                 <w:rFonts w:cs="Times New Roman"/>
                 <w:color w:val="1F1F1F"/>
@@ -7157,6 +7179,7 @@
           </w:tcPr>
           <w:p>
             <w:pPr>
+              <w:jc w:val="center"/>
               <w:rPr>
                 <w:rFonts w:cs="Times New Roman"/>
                 <w:color w:val="1F1F1F"/>
@@ -7173,19 +7196,11 @@
                 <w:bdr w:val="none" w:sz="0" w:space="0" w:color="auto" w:frame="1"/>
               </w:rPr>
               <w:t>Học đa nhiệm (Học đa tác vụ)</w:t>
-            </w:r>
-            <w:r>
-              <w:rPr>
-                <w:rFonts w:cs="Times New Roman"/>
-                <w:color w:val="1F1F1F"/>
-                <w:sz w:val="26"/>
-                <w:szCs w:val="26"/>
-              </w:rPr>
-              <w:t xml:space="preserve"> </w:t>
             </w:r>
           </w:p>
           <w:p>
             <w:pPr>
+              <w:jc w:val="center"/>
               <w:rPr>
                 <w:rFonts w:cs="Times New Roman"/>
                 <w:color w:val="1F1F1F"/>
@@ -7204,6 +7219,7 @@
           </w:tcPr>
           <w:p>
             <w:pPr>
+              <w:jc w:val="center"/>
               <w:rPr>
                 <w:rFonts w:cs="Times New Roman"/>
                 <w:color w:val="1F1F1F"/>
@@ -7232,6 +7248,7 @@
           </w:tcPr>
           <w:p>
             <w:pPr>
+              <w:jc w:val="center"/>
               <w:rPr>
                 <w:rFonts w:cs="Times New Roman"/>
                 <w:color w:val="1F1F1F"/>
@@ -7258,6 +7275,7 @@
           </w:tcPr>
           <w:p>
             <w:pPr>
+              <w:jc w:val="center"/>
               <w:rPr>
                 <w:rFonts w:cs="Times New Roman"/>
                 <w:color w:val="1F1F1F"/>
@@ -7274,19 +7292,11 @@
                 <w:bdr w:val="none" w:sz="0" w:space="0" w:color="auto" w:frame="1"/>
               </w:rPr>
               <w:t>Xử lý ngôn ngữ tự nhiên</w:t>
-            </w:r>
-            <w:r>
-              <w:rPr>
-                <w:rFonts w:cs="Times New Roman"/>
-                <w:color w:val="1F1F1F"/>
-                <w:sz w:val="26"/>
-                <w:szCs w:val="26"/>
-              </w:rPr>
-              <w:t xml:space="preserve"> </w:t>
             </w:r>
           </w:p>
           <w:p>
             <w:pPr>
+              <w:jc w:val="center"/>
               <w:rPr>
                 <w:rFonts w:cs="Times New Roman"/>
                 <w:color w:val="1F1F1F"/>
@@ -7305,6 +7315,7 @@
           </w:tcPr>
           <w:p>
             <w:pPr>
+              <w:jc w:val="center"/>
               <w:rPr>
                 <w:rFonts w:cs="Times New Roman"/>
                 <w:color w:val="1F1F1F"/>
@@ -7333,6 +7344,7 @@
           </w:tcPr>
           <w:p>
             <w:pPr>
+              <w:jc w:val="center"/>
               <w:rPr>
                 <w:rFonts w:cs="Times New Roman"/>
                 <w:color w:val="1F1F1F"/>
@@ -7359,6 +7371,7 @@
           </w:tcPr>
           <w:p>
             <w:pPr>
+              <w:jc w:val="center"/>
               <w:rPr>
                 <w:rFonts w:cs="Times New Roman"/>
                 <w:color w:val="1F1F1F"/>
@@ -7387,6 +7400,7 @@
           </w:tcPr>
           <w:p>
             <w:pPr>
+              <w:jc w:val="center"/>
               <w:rPr>
                 <w:rFonts w:cs="Times New Roman"/>
                 <w:color w:val="1F1F1F"/>
@@ -7415,6 +7429,7 @@
           </w:tcPr>
           <w:p>
             <w:pPr>
+              <w:jc w:val="center"/>
               <w:rPr>
                 <w:rFonts w:cs="Times New Roman"/>
                 <w:color w:val="1F1F1F"/>
@@ -7441,6 +7456,7 @@
           </w:tcPr>
           <w:p>
             <w:pPr>
+              <w:jc w:val="center"/>
               <w:rPr>
                 <w:rFonts w:cs="Times New Roman"/>
                 <w:color w:val="1F1F1F"/>
@@ -7457,19 +7473,11 @@
                 <w:bdr w:val="none" w:sz="0" w:space="0" w:color="auto" w:frame="1"/>
               </w:rPr>
               <w:t>Mô hình ngôn ngữ tiền huấn luyện dành cho tiếng Việt</w:t>
-            </w:r>
-            <w:r>
-              <w:rPr>
-                <w:rFonts w:cs="Times New Roman"/>
-                <w:color w:val="1F1F1F"/>
-                <w:sz w:val="26"/>
-                <w:szCs w:val="26"/>
-              </w:rPr>
-              <w:t xml:space="preserve"> </w:t>
             </w:r>
           </w:p>
           <w:p>
             <w:pPr>
+              <w:jc w:val="center"/>
               <w:rPr>
                 <w:rFonts w:cs="Times New Roman"/>
                 <w:color w:val="1F1F1F"/>
@@ -7488,6 +7496,7 @@
           </w:tcPr>
           <w:p>
             <w:pPr>
+              <w:jc w:val="center"/>
               <w:rPr>
                 <w:rFonts w:cs="Times New Roman"/>
                 <w:color w:val="1F1F1F"/>
@@ -7516,6 +7525,7 @@
           </w:tcPr>
           <w:p>
             <w:pPr>
+              <w:jc w:val="center"/>
               <w:rPr>
                 <w:rFonts w:cs="Times New Roman"/>
                 <w:color w:val="1F1F1F"/>
@@ -7542,6 +7552,7 @@
           </w:tcPr>
           <w:p>
             <w:pPr>
+              <w:jc w:val="center"/>
               <w:rPr>
                 <w:rFonts w:cs="Times New Roman"/>
                 <w:color w:val="1F1F1F"/>
@@ -7558,19 +7569,11 @@
                 <w:bdr w:val="none" w:sz="0" w:space="0" w:color="auto" w:frame="1"/>
               </w:rPr>
               <w:t>Phương pháp tiền huấn luyện BERT được tối ưu hóa mạnh mẽ</w:t>
-            </w:r>
-            <w:r>
-              <w:rPr>
-                <w:rFonts w:cs="Times New Roman"/>
-                <w:color w:val="1F1F1F"/>
-                <w:sz w:val="26"/>
-                <w:szCs w:val="26"/>
-              </w:rPr>
-              <w:t xml:space="preserve"> </w:t>
             </w:r>
           </w:p>
           <w:p>
             <w:pPr>
+              <w:jc w:val="center"/>
               <w:rPr>
                 <w:rFonts w:cs="Times New Roman"/>
                 <w:color w:val="1F1F1F"/>
@@ -7589,6 +7592,7 @@
           </w:tcPr>
           <w:p>
             <w:pPr>
+              <w:jc w:val="center"/>
               <w:rPr>
                 <w:rFonts w:cs="Times New Roman"/>
                 <w:color w:val="1F1F1F"/>
@@ -7617,6 +7621,7 @@
           </w:tcPr>
           <w:p>
             <w:pPr>
+              <w:jc w:val="center"/>
               <w:rPr>
                 <w:rFonts w:cs="Times New Roman"/>
                 <w:color w:val="1F1F1F"/>
@@ -7643,6 +7648,7 @@
           </w:tcPr>
           <w:p>
             <w:pPr>
+              <w:jc w:val="center"/>
               <w:rPr>
                 <w:rFonts w:cs="Times New Roman"/>
                 <w:color w:val="1F1F1F"/>
@@ -7659,19 +7665,11 @@
                 <w:bdr w:val="none" w:sz="0" w:space="0" w:color="auto" w:frame="1"/>
               </w:rPr>
               <w:t>Thuật toán Máy véc-tơ hỗ trợ</w:t>
-            </w:r>
-            <w:r>
-              <w:rPr>
-                <w:rFonts w:cs="Times New Roman"/>
-                <w:color w:val="1F1F1F"/>
-                <w:sz w:val="26"/>
-                <w:szCs w:val="26"/>
-              </w:rPr>
-              <w:t xml:space="preserve"> </w:t>
             </w:r>
           </w:p>
           <w:p>
             <w:pPr>
+              <w:jc w:val="center"/>
               <w:rPr>
                 <w:rFonts w:cs="Times New Roman"/>
                 <w:color w:val="1F1F1F"/>
@@ -7690,6 +7688,7 @@
           </w:tcPr>
           <w:p>
             <w:pPr>
+              <w:jc w:val="center"/>
               <w:rPr>
                 <w:rFonts w:cs="Times New Roman"/>
                 <w:color w:val="1F1F1F"/>
@@ -7718,6 +7717,7 @@
           </w:tcPr>
           <w:p>
             <w:pPr>
+              <w:jc w:val="center"/>
               <w:rPr>
                 <w:rFonts w:cs="Times New Roman"/>
                 <w:color w:val="1F1F1F"/>
@@ -7744,6 +7744,7 @@
           </w:tcPr>
           <w:p>
             <w:pPr>
+              <w:jc w:val="center"/>
               <w:rPr>
                 <w:rFonts w:cs="Times New Roman"/>
                 <w:color w:val="1F1F1F"/>
@@ -7760,19 +7761,11 @@
                 <w:bdr w:val="none" w:sz="0" w:space="0" w:color="auto" w:frame="1"/>
               </w:rPr>
               <w:t>Kịch bản / Trường hợp kiểm thử (ký hiệu mã TC01 – TC07)</w:t>
-            </w:r>
-            <w:r>
-              <w:rPr>
-                <w:rFonts w:cs="Times New Roman"/>
-                <w:color w:val="1F1F1F"/>
-                <w:sz w:val="26"/>
-                <w:szCs w:val="26"/>
-              </w:rPr>
-              <w:t xml:space="preserve"> </w:t>
             </w:r>
           </w:p>
           <w:p>
             <w:pPr>
+              <w:jc w:val="center"/>
               <w:rPr>
                 <w:rFonts w:cs="Times New Roman"/>
                 <w:color w:val="1F1F1F"/>
@@ -7791,6 +7784,7 @@
           </w:tcPr>
           <w:p>
             <w:pPr>
+              <w:jc w:val="center"/>
               <w:rPr>
                 <w:rFonts w:cs="Times New Roman"/>
                 <w:color w:val="1F1F1F"/>
@@ -7819,6 +7813,7 @@
           </w:tcPr>
           <w:p>
             <w:pPr>
+              <w:jc w:val="center"/>
               <w:rPr>
                 <w:rFonts w:cs="Times New Roman"/>
                 <w:color w:val="1F1F1F"/>
@@ -7845,6 +7840,7 @@
           </w:tcPr>
           <w:p>
             <w:pPr>
+              <w:jc w:val="center"/>
               <w:rPr>
                 <w:rFonts w:cs="Times New Roman"/>
                 <w:color w:val="1F1F1F"/>
@@ -7873,6 +7869,7 @@
           </w:tcPr>
           <w:p>
             <w:pPr>
+              <w:jc w:val="center"/>
               <w:rPr>
                 <w:rFonts w:cs="Times New Roman"/>
                 <w:color w:val="1F1F1F"/>
@@ -7901,6 +7898,7 @@
           </w:tcPr>
           <w:p>
             <w:pPr>
+              <w:jc w:val="center"/>
               <w:rPr>
                 <w:rFonts w:cs="Times New Roman"/>
                 <w:color w:val="1F1F1F"/>
@@ -7927,6 +7925,7 @@
           </w:tcPr>
           <w:p>
             <w:pPr>
+              <w:jc w:val="center"/>
               <w:rPr>
                 <w:rFonts w:cs="Times New Roman"/>
                 <w:color w:val="1F1F1F"/>
@@ -7943,19 +7942,11 @@
                 <w:bdr w:val="none" w:sz="0" w:space="0" w:color="auto" w:frame="1"/>
               </w:rPr>
               <w:t>Dương tính thật (Dự đoán đúng mẫu thuộc lớp đang xét)</w:t>
-            </w:r>
-            <w:r>
-              <w:rPr>
-                <w:rFonts w:cs="Times New Roman"/>
-                <w:color w:val="1F1F1F"/>
-                <w:sz w:val="26"/>
-                <w:szCs w:val="26"/>
-              </w:rPr>
-              <w:t xml:space="preserve"> </w:t>
             </w:r>
           </w:p>
           <w:p>
             <w:pPr>
+              <w:jc w:val="center"/>
               <w:rPr>
                 <w:rFonts w:cs="Times New Roman"/>
                 <w:color w:val="1F1F1F"/>
@@ -7974,6 +7965,7 @@
           </w:tcPr>
           <w:p>
             <w:pPr>
+              <w:jc w:val="center"/>
               <w:rPr>
                 <w:rFonts w:cs="Times New Roman"/>
                 <w:color w:val="1F1F1F"/>
@@ -8002,6 +7994,7 @@
           </w:tcPr>
           <w:p>
             <w:pPr>
+              <w:jc w:val="center"/>
               <w:rPr>
                 <w:rFonts w:cs="Times New Roman"/>
                 <w:color w:val="1F1F1F"/>
@@ -8028,6 +8021,7 @@
           </w:tcPr>
           <w:p>
             <w:pPr>
+              <w:jc w:val="center"/>
               <w:rPr>
                 <w:rFonts w:cs="Times New Roman"/>
                 <w:color w:val="1F1F1F"/>
@@ -8099,7 +8093,7 @@
           <w:lang w:val="vi-VN"/>
         </w:rPr>
       </w:pPr>
-      <w:bookmarkStart w:id="3" w:name="_Toc242999621"/>
+      <w:bookmarkStart w:id="3" w:name="_Toc243308551"/>
       <w:r>
         <w:rPr>
           <w:lang w:val="vi-VN"/>
@@ -8224,7 +8218,23 @@
           <w:sz w:val="26"/>
           <w:szCs w:val="26"/>
         </w:rPr>
-        <w:t>Mặc dù nhóm đã nỗ lực hết mình để hoàn thiện sản phẩm và báo cáo, song do hạn chế về kinh nghiệm thực tế nên đồ án khó những thiếu tránh khỏi sót. Chúng em rất mong nhận được những góp ý và nhận xét từ</w:t>
+        <w:t xml:space="preserve">Mặc dù nhóm đã nỗ lực hết mình để hoàn thiện sản phẩm và báo cáo, song do hạn chế về kinh nghiệm thực tế nên đồ </w:t>
+      </w:r>
+      <w:proofErr w:type="gramStart"/>
+      <w:r>
+        <w:rPr>
+          <w:sz w:val="26"/>
+          <w:szCs w:val="26"/>
+        </w:rPr>
+        <w:t>án</w:t>
+      </w:r>
+      <w:proofErr w:type="gramEnd"/>
+      <w:r>
+        <w:rPr>
+          <w:sz w:val="26"/>
+          <w:szCs w:val="26"/>
+        </w:rPr>
+        <w:t xml:space="preserve"> khó những thiếu tránh khỏi sót. Chúng em rất mong nhận được những góp ý và nhận xét từ</w:t>
       </w:r>
       <w:r>
         <w:rPr>
@@ -8282,7 +8292,7 @@
         <w:pStyle w:val="Heading1"/>
         <w:spacing w:before="120" w:line="360" w:lineRule="auto"/>
       </w:pPr>
-      <w:bookmarkStart w:id="4" w:name="_Toc242999622"/>
+      <w:bookmarkStart w:id="4" w:name="_Toc243308552"/>
       <w:r>
         <w:lastRenderedPageBreak/>
         <w:t>MỞ ĐẦU</w:t>
@@ -8292,9 +8302,9 @@
     <w:p>
       <w:pPr>
         <w:pStyle w:val="Heading2"/>
-        <w:spacing w:before="120" w:after="120"/>
-      </w:pPr>
-      <w:bookmarkStart w:id="5" w:name="_Toc242999623"/>
+        <w:spacing w:before="120" w:after="120" w:line="360" w:lineRule="auto"/>
+      </w:pPr>
+      <w:bookmarkStart w:id="5" w:name="_Toc243308553"/>
       <w:r>
         <w:t>1.1. Lý do chọn đề tài</w:t>
       </w:r>
@@ -8302,7 +8312,7 @@
     </w:p>
     <w:p>
       <w:pPr>
-        <w:spacing w:before="120" w:after="120"/>
+        <w:spacing w:before="120" w:after="120" w:line="360" w:lineRule="auto"/>
         <w:ind w:firstLine="425"/>
         <w:rPr>
           <w:rFonts w:cs="Times New Roman"/>
@@ -8321,7 +8331,7 @@
     </w:p>
     <w:p>
       <w:pPr>
-        <w:spacing w:before="120" w:after="120"/>
+        <w:spacing w:before="120" w:after="120" w:line="360" w:lineRule="auto"/>
         <w:ind w:firstLine="425"/>
         <w:rPr>
           <w:rFonts w:cs="Times New Roman"/>
@@ -8340,7 +8350,7 @@
     </w:p>
     <w:p>
       <w:pPr>
-        <w:spacing w:before="120" w:after="120"/>
+        <w:spacing w:before="120" w:after="120" w:line="360" w:lineRule="auto"/>
         <w:ind w:firstLine="425"/>
         <w:rPr>
           <w:rFonts w:cs="Times New Roman"/>
@@ -8359,7 +8369,7 @@
     </w:p>
     <w:p>
       <w:pPr>
-        <w:spacing w:before="120" w:after="120"/>
+        <w:spacing w:before="120" w:after="120" w:line="360" w:lineRule="auto"/>
         <w:ind w:firstLine="425"/>
         <w:rPr>
           <w:rFonts w:cs="Times New Roman"/>
@@ -8373,15 +8383,33 @@
           <w:sz w:val="26"/>
           <w:szCs w:val="26"/>
         </w:rPr>
-        <w:t>Đề tài lựa chọn phương pháp Học đa nhiệm (Multi-Task Learning – MTL), trong đó mô hình dùng chung bộ mã hóa PhoBERT và có hai đầu phân loại riêng cho thái độ và cảm xúc. Nhóm dự kiến xây dựng chương trình nhận văn bản tiếng Việt, trả về kết quả của cả hai nhiệm vụ và thực nghiệm đánh giá chất lượng dự đoán, từ đó xem xét khả năng ứng dụng cũng như các hạn chế của hệ thống.</w:t>
+        <w:t xml:space="preserve">Đề tài lựa chọn phương pháp Học đa nhiệm (Multi-Task Learning – MTL), trong đó mô hình dùng </w:t>
+      </w:r>
+      <w:proofErr w:type="gramStart"/>
+      <w:r>
+        <w:rPr>
+          <w:rFonts w:cs="Times New Roman"/>
+          <w:sz w:val="26"/>
+          <w:szCs w:val="26"/>
+        </w:rPr>
+        <w:t>chung</w:t>
+      </w:r>
+      <w:proofErr w:type="gramEnd"/>
+      <w:r>
+        <w:rPr>
+          <w:rFonts w:cs="Times New Roman"/>
+          <w:sz w:val="26"/>
+          <w:szCs w:val="26"/>
+        </w:rPr>
+        <w:t xml:space="preserve"> bộ mã hóa PhoBERT và có hai đầu phân loại riêng cho thái độ và cảm xúc. Nhóm dự kiến xây dựng chương trình nhận văn bản tiếng Việt, trả về kết quả của cả hai nhiệm vụ và thực nghiệm đánh giá chất lượng dự đoán, từ đó xem xét khả năng ứng dụng cũng như các hạn chế của hệ thống.</w:t>
       </w:r>
     </w:p>
     <w:p>
       <w:pPr>
         <w:pStyle w:val="Heading2"/>
-        <w:spacing w:before="120" w:after="120"/>
-      </w:pPr>
-      <w:bookmarkStart w:id="6" w:name="_Toc242999624"/>
+        <w:spacing w:before="120" w:after="120" w:line="360" w:lineRule="auto"/>
+      </w:pPr>
+      <w:bookmarkStart w:id="6" w:name="_Toc243308554"/>
       <w:r>
         <w:t>1.2. Mục tiêu của đề tài</w:t>
       </w:r>
@@ -8389,7 +8417,7 @@
     </w:p>
     <w:p>
       <w:pPr>
-        <w:spacing w:before="120" w:after="120"/>
+        <w:spacing w:before="120" w:after="120" w:line="360" w:lineRule="auto"/>
         <w:ind w:firstLine="425"/>
         <w:rPr>
           <w:rFonts w:cs="Times New Roman"/>
@@ -8409,16 +8437,17 @@
     <w:p>
       <w:pPr>
         <w:pStyle w:val="Heading3"/>
-        <w:spacing w:after="120"/>
-        <w:rPr>
-          <w:szCs w:val="26"/>
-        </w:rPr>
-      </w:pPr>
-      <w:bookmarkStart w:id="7" w:name="_Toc242999625"/>
-      <w:r>
-        <w:rPr>
-          <w:szCs w:val="26"/>
-        </w:rPr>
+        <w:spacing w:after="120" w:line="360" w:lineRule="auto"/>
+        <w:rPr>
+          <w:szCs w:val="26"/>
+        </w:rPr>
+      </w:pPr>
+      <w:bookmarkStart w:id="7" w:name="_Toc243308555"/>
+      <w:r>
+        <w:rPr>
+          <w:szCs w:val="26"/>
+        </w:rPr>
+        <w:lastRenderedPageBreak/>
         <w:t>1.2.1. Mục tiêu lý thuyết</w:t>
       </w:r>
       <w:bookmarkEnd w:id="7"/>
@@ -8430,7 +8459,7 @@
           <w:ilvl w:val="0"/>
           <w:numId w:val="10"/>
         </w:numPr>
-        <w:spacing w:before="120" w:after="120"/>
+        <w:spacing w:before="120" w:after="120" w:line="360" w:lineRule="auto"/>
         <w:ind w:left="567" w:hanging="141"/>
         <w:rPr>
           <w:rFonts w:cs="Times New Roman"/>
@@ -8454,7 +8483,7 @@
           <w:ilvl w:val="0"/>
           <w:numId w:val="10"/>
         </w:numPr>
-        <w:spacing w:before="120" w:after="120"/>
+        <w:spacing w:before="120" w:after="120" w:line="360" w:lineRule="auto"/>
         <w:ind w:left="567" w:hanging="141"/>
         <w:rPr>
           <w:rFonts w:cs="Times New Roman"/>
@@ -8478,7 +8507,7 @@
           <w:ilvl w:val="0"/>
           <w:numId w:val="10"/>
         </w:numPr>
-        <w:spacing w:before="120" w:after="120"/>
+        <w:spacing w:before="120" w:after="120" w:line="360" w:lineRule="auto"/>
         <w:ind w:left="567" w:hanging="141"/>
         <w:rPr>
           <w:rFonts w:cs="Times New Roman"/>
@@ -8492,7 +8521,25 @@
           <w:sz w:val="26"/>
           <w:szCs w:val="26"/>
         </w:rPr>
-        <w:t>Nghiên cứu học đa nhiệm, kiến trúc bộ mã hóa dùng chung với hai đầu phân loại, hàm mất mát kết hợp và các kỹ thuật tối ưu hóa quá trình huấn luyện.</w:t>
+        <w:t xml:space="preserve">Nghiên cứu học đa nhiệm, kiến trúc bộ mã hóa dùng </w:t>
+      </w:r>
+      <w:proofErr w:type="gramStart"/>
+      <w:r>
+        <w:rPr>
+          <w:rFonts w:cs="Times New Roman"/>
+          <w:sz w:val="26"/>
+          <w:szCs w:val="26"/>
+        </w:rPr>
+        <w:t>chung</w:t>
+      </w:r>
+      <w:proofErr w:type="gramEnd"/>
+      <w:r>
+        <w:rPr>
+          <w:rFonts w:cs="Times New Roman"/>
+          <w:sz w:val="26"/>
+          <w:szCs w:val="26"/>
+        </w:rPr>
+        <w:t xml:space="preserve"> với hai đầu phân loại, hàm mất mát kết hợp và các kỹ thuật tối ưu hóa quá trình huấn luyện.</w:t>
       </w:r>
     </w:p>
     <w:p>
@@ -8502,7 +8549,7 @@
           <w:ilvl w:val="0"/>
           <w:numId w:val="10"/>
         </w:numPr>
-        <w:spacing w:before="120" w:after="120"/>
+        <w:spacing w:before="120" w:after="120" w:line="360" w:lineRule="auto"/>
         <w:ind w:left="567" w:hanging="141"/>
         <w:rPr>
           <w:rFonts w:cs="Times New Roman"/>
@@ -8516,19 +8563,18 @@
           <w:sz w:val="26"/>
           <w:szCs w:val="26"/>
         </w:rPr>
-        <w:lastRenderedPageBreak/>
         <w:t>Tìm hiểu các chỉ số Accuracy, Precision, Recall, Macro F1-Score và ma trận nhầm lẫn để đánh giá mô hình.</w:t>
       </w:r>
     </w:p>
     <w:p>
       <w:pPr>
         <w:pStyle w:val="Heading3"/>
-        <w:spacing w:after="120"/>
-        <w:rPr>
-          <w:szCs w:val="26"/>
-        </w:rPr>
-      </w:pPr>
-      <w:bookmarkStart w:id="8" w:name="_Toc242999626"/>
+        <w:spacing w:after="120" w:line="360" w:lineRule="auto"/>
+        <w:rPr>
+          <w:szCs w:val="26"/>
+        </w:rPr>
+      </w:pPr>
+      <w:bookmarkStart w:id="8" w:name="_Toc243308556"/>
       <w:r>
         <w:rPr>
           <w:szCs w:val="26"/>
@@ -8544,7 +8590,7 @@
           <w:ilvl w:val="0"/>
           <w:numId w:val="11"/>
         </w:numPr>
-        <w:spacing w:before="120" w:after="120"/>
+        <w:spacing w:before="120" w:after="120" w:line="360" w:lineRule="auto"/>
         <w:ind w:left="567" w:hanging="141"/>
         <w:rPr>
           <w:rFonts w:cs="Times New Roman"/>
@@ -8558,7 +8604,25 @@
           <w:sz w:val="26"/>
           <w:szCs w:val="26"/>
         </w:rPr>
-        <w:t>Chuẩn bị bộ dữ liệu tiếng Việt dự kiến khoảng 5.000 mẫu, mỗi mẫu được gán nhãn về thái độ và cảm xúc theo quy tắc thống nhất.</w:t>
+        <w:t xml:space="preserve">Chuẩn bị bộ dữ liệu tiếng Việt dự kiến khoảng 5.000 mẫu, mỗi mẫu được gán nhãn về thái độ và cảm xúc </w:t>
+      </w:r>
+      <w:proofErr w:type="gramStart"/>
+      <w:r>
+        <w:rPr>
+          <w:rFonts w:cs="Times New Roman"/>
+          <w:sz w:val="26"/>
+          <w:szCs w:val="26"/>
+        </w:rPr>
+        <w:t>theo</w:t>
+      </w:r>
+      <w:proofErr w:type="gramEnd"/>
+      <w:r>
+        <w:rPr>
+          <w:rFonts w:cs="Times New Roman"/>
+          <w:sz w:val="26"/>
+          <w:szCs w:val="26"/>
+        </w:rPr>
+        <w:t xml:space="preserve"> quy tắc thống nhất.</w:t>
       </w:r>
     </w:p>
     <w:p>
@@ -8568,7 +8632,7 @@
           <w:ilvl w:val="0"/>
           <w:numId w:val="11"/>
         </w:numPr>
-        <w:spacing w:before="120" w:after="120"/>
+        <w:spacing w:before="120" w:after="120" w:line="360" w:lineRule="auto"/>
         <w:ind w:left="567" w:hanging="141"/>
         <w:rPr>
           <w:rFonts w:cs="Times New Roman"/>
@@ -8582,7 +8646,25 @@
           <w:sz w:val="26"/>
           <w:szCs w:val="26"/>
         </w:rPr>
-        <w:t>Triển khai mô hình học sâu đa nhiệm bằng Python, PyTorch và Hugging Face Transformers, dự kiến sử dụng PhoBERT làm bộ mã hóa chung.</w:t>
+        <w:t xml:space="preserve">Triển khai mô hình học sâu đa nhiệm bằng Python, PyTorch và Hugging Face Transformers, dự kiến sử dụng PhoBERT làm bộ mã hóa </w:t>
+      </w:r>
+      <w:proofErr w:type="gramStart"/>
+      <w:r>
+        <w:rPr>
+          <w:rFonts w:cs="Times New Roman"/>
+          <w:sz w:val="26"/>
+          <w:szCs w:val="26"/>
+        </w:rPr>
+        <w:t>chung</w:t>
+      </w:r>
+      <w:proofErr w:type="gramEnd"/>
+      <w:r>
+        <w:rPr>
+          <w:rFonts w:cs="Times New Roman"/>
+          <w:sz w:val="26"/>
+          <w:szCs w:val="26"/>
+        </w:rPr>
+        <w:t>.</w:t>
       </w:r>
     </w:p>
     <w:p>
@@ -8592,7 +8674,7 @@
           <w:ilvl w:val="0"/>
           <w:numId w:val="11"/>
         </w:numPr>
-        <w:spacing w:before="120" w:after="120"/>
+        <w:spacing w:before="120" w:after="120" w:line="360" w:lineRule="auto"/>
         <w:ind w:left="567" w:hanging="141"/>
         <w:rPr>
           <w:rFonts w:cs="Times New Roman"/>
@@ -8616,7 +8698,7 @@
           <w:ilvl w:val="0"/>
           <w:numId w:val="11"/>
         </w:numPr>
-        <w:spacing w:before="120" w:after="120"/>
+        <w:spacing w:before="120" w:after="120" w:line="360" w:lineRule="auto"/>
         <w:ind w:left="567" w:hanging="141"/>
         <w:rPr>
           <w:rFonts w:cs="Times New Roman"/>
@@ -8636,23 +8718,31 @@
     <w:p>
       <w:pPr>
         <w:pStyle w:val="Heading2"/>
-        <w:spacing w:before="120" w:after="120"/>
-      </w:pPr>
-      <w:bookmarkStart w:id="9" w:name="_Toc242999627"/>
-      <w:r>
-        <w:t>1.3. Nội dung và phạm vi nghiên cứu</w:t>
+        <w:spacing w:before="120" w:after="120" w:line="360" w:lineRule="auto"/>
+      </w:pPr>
+      <w:bookmarkStart w:id="9" w:name="_Toc243308557"/>
+      <w:r>
+        <w:t xml:space="preserve">1.3. Nội dung và phạm </w:t>
+      </w:r>
+      <w:proofErr w:type="gramStart"/>
+      <w:r>
+        <w:t>vi</w:t>
+      </w:r>
+      <w:proofErr w:type="gramEnd"/>
+      <w:r>
+        <w:t xml:space="preserve"> nghiên cứu</w:t>
       </w:r>
       <w:bookmarkEnd w:id="9"/>
     </w:p>
     <w:p>
       <w:pPr>
         <w:pStyle w:val="Heading3"/>
-        <w:spacing w:after="120"/>
-        <w:rPr>
-          <w:szCs w:val="26"/>
-        </w:rPr>
-      </w:pPr>
-      <w:bookmarkStart w:id="10" w:name="_Toc242999628"/>
+        <w:spacing w:after="120" w:line="360" w:lineRule="auto"/>
+        <w:rPr>
+          <w:szCs w:val="26"/>
+        </w:rPr>
+      </w:pPr>
+      <w:bookmarkStart w:id="10" w:name="_Toc243308558"/>
       <w:r>
         <w:rPr>
           <w:szCs w:val="26"/>
@@ -8668,7 +8758,7 @@
           <w:ilvl w:val="0"/>
           <w:numId w:val="29"/>
         </w:numPr>
-        <w:spacing w:before="120" w:after="120"/>
+        <w:spacing w:before="120" w:after="120" w:line="360" w:lineRule="auto"/>
         <w:ind w:left="567" w:hanging="141"/>
         <w:rPr>
           <w:rFonts w:cs="Times New Roman"/>
@@ -8692,7 +8782,7 @@
           <w:ilvl w:val="0"/>
           <w:numId w:val="29"/>
         </w:numPr>
-        <w:spacing w:before="120" w:after="120"/>
+        <w:spacing w:before="120" w:after="120" w:line="360" w:lineRule="auto"/>
         <w:ind w:left="567" w:hanging="141"/>
         <w:rPr>
           <w:rFonts w:cs="Times New Roman"/>
@@ -8716,7 +8806,7 @@
           <w:ilvl w:val="0"/>
           <w:numId w:val="29"/>
         </w:numPr>
-        <w:spacing w:before="120" w:after="120"/>
+        <w:spacing w:before="120" w:after="120" w:line="360" w:lineRule="auto"/>
         <w:ind w:left="567" w:hanging="141"/>
         <w:rPr>
           <w:rFonts w:cs="Times New Roman"/>
@@ -8736,17 +8826,32 @@
     <w:p>
       <w:pPr>
         <w:pStyle w:val="Heading3"/>
-        <w:spacing w:after="120"/>
-        <w:rPr>
-          <w:szCs w:val="26"/>
-        </w:rPr>
-      </w:pPr>
-      <w:bookmarkStart w:id="11" w:name="_Toc242999629"/>
-      <w:r>
-        <w:rPr>
-          <w:szCs w:val="26"/>
-        </w:rPr>
-        <w:t>1.3.2. Phạm vi nghiên cứu</w:t>
+        <w:spacing w:after="120" w:line="360" w:lineRule="auto"/>
+        <w:rPr>
+          <w:szCs w:val="26"/>
+        </w:rPr>
+      </w:pPr>
+      <w:bookmarkStart w:id="11" w:name="_Toc243308559"/>
+      <w:r>
+        <w:rPr>
+          <w:szCs w:val="26"/>
+        </w:rPr>
+        <w:lastRenderedPageBreak/>
+        <w:t xml:space="preserve">1.3.2. Phạm </w:t>
+      </w:r>
+      <w:proofErr w:type="gramStart"/>
+      <w:r>
+        <w:rPr>
+          <w:szCs w:val="26"/>
+        </w:rPr>
+        <w:t>vi</w:t>
+      </w:r>
+      <w:proofErr w:type="gramEnd"/>
+      <w:r>
+        <w:rPr>
+          <w:szCs w:val="26"/>
+        </w:rPr>
+        <w:t xml:space="preserve"> nghiên cứu</w:t>
       </w:r>
       <w:bookmarkEnd w:id="11"/>
     </w:p>
@@ -8757,7 +8862,7 @@
           <w:ilvl w:val="0"/>
           <w:numId w:val="13"/>
         </w:numPr>
-        <w:spacing w:before="120" w:after="120"/>
+        <w:spacing w:before="120" w:after="120" w:line="360" w:lineRule="auto"/>
         <w:ind w:left="567" w:hanging="218"/>
         <w:rPr>
           <w:rFonts w:cs="Times New Roman"/>
@@ -8781,7 +8886,7 @@
           <w:ilvl w:val="0"/>
           <w:numId w:val="13"/>
         </w:numPr>
-        <w:spacing w:before="120" w:after="120"/>
+        <w:spacing w:before="120" w:after="120" w:line="360" w:lineRule="auto"/>
         <w:ind w:left="567" w:hanging="218"/>
         <w:rPr>
           <w:rFonts w:cs="Times New Roman"/>
@@ -8805,7 +8910,7 @@
           <w:ilvl w:val="0"/>
           <w:numId w:val="13"/>
         </w:numPr>
-        <w:spacing w:before="120" w:after="120"/>
+        <w:spacing w:before="120" w:after="120" w:line="360" w:lineRule="auto"/>
         <w:ind w:left="567" w:hanging="218"/>
         <w:rPr>
           <w:rFonts w:cs="Times New Roman"/>
@@ -8829,7 +8934,7 @@
           <w:ilvl w:val="0"/>
           <w:numId w:val="13"/>
         </w:numPr>
-        <w:spacing w:before="120" w:after="120"/>
+        <w:spacing w:before="120" w:after="120" w:line="360" w:lineRule="auto"/>
         <w:ind w:left="567" w:hanging="218"/>
         <w:rPr>
           <w:rFonts w:cs="Times New Roman"/>
@@ -8843,15 +8948,33 @@
           <w:sz w:val="26"/>
           <w:szCs w:val="26"/>
         </w:rPr>
-        <w:t>Công nghệ: Python, PyTorch, Hugging Face Transformers và Scikit-learn; giao diện dự kiến dùng Tkinter. Công cụ tách từ và cấu hình đầu vào sẽ được thống nhất theo quy trình triển khai thực tế.</w:t>
+        <w:t xml:space="preserve">Công nghệ: Python, PyTorch, Hugging Face Transformers và Scikit-learn; giao diện dự kiến dùng Tkinter. Công cụ tách từ và cấu hình đầu vào sẽ được thống nhất </w:t>
+      </w:r>
+      <w:proofErr w:type="gramStart"/>
+      <w:r>
+        <w:rPr>
+          <w:rFonts w:cs="Times New Roman"/>
+          <w:sz w:val="26"/>
+          <w:szCs w:val="26"/>
+        </w:rPr>
+        <w:t>theo</w:t>
+      </w:r>
+      <w:proofErr w:type="gramEnd"/>
+      <w:r>
+        <w:rPr>
+          <w:rFonts w:cs="Times New Roman"/>
+          <w:sz w:val="26"/>
+          <w:szCs w:val="26"/>
+        </w:rPr>
+        <w:t xml:space="preserve"> quy trình triển khai thực tế.</w:t>
       </w:r>
     </w:p>
     <w:p>
       <w:pPr>
         <w:pStyle w:val="Heading2"/>
-        <w:spacing w:before="120" w:after="120"/>
-      </w:pPr>
-      <w:bookmarkStart w:id="12" w:name="_Toc242999630"/>
+        <w:spacing w:before="120" w:after="120" w:line="360" w:lineRule="auto"/>
+      </w:pPr>
+      <w:bookmarkStart w:id="12" w:name="_Toc243308560"/>
       <w:r>
         <w:t>1.4. Đóng góp dự kiến của đề tài</w:t>
       </w:r>
@@ -8860,12 +8983,12 @@
     <w:p>
       <w:pPr>
         <w:pStyle w:val="Heading3"/>
-        <w:spacing w:after="120"/>
-        <w:rPr>
-          <w:szCs w:val="26"/>
-        </w:rPr>
-      </w:pPr>
-      <w:bookmarkStart w:id="13" w:name="_Toc242999631"/>
+        <w:spacing w:after="120" w:line="360" w:lineRule="auto"/>
+        <w:rPr>
+          <w:szCs w:val="26"/>
+        </w:rPr>
+      </w:pPr>
+      <w:bookmarkStart w:id="13" w:name="_Toc243308561"/>
       <w:r>
         <w:rPr>
           <w:szCs w:val="26"/>
@@ -8881,7 +9004,7 @@
           <w:ilvl w:val="0"/>
           <w:numId w:val="27"/>
         </w:numPr>
-        <w:spacing w:before="120" w:after="120"/>
+        <w:spacing w:before="120" w:after="120" w:line="360" w:lineRule="auto"/>
         <w:ind w:left="567" w:hanging="141"/>
         <w:rPr>
           <w:rFonts w:cs="Times New Roman"/>
@@ -8905,7 +9028,7 @@
           <w:ilvl w:val="0"/>
           <w:numId w:val="27"/>
         </w:numPr>
-        <w:spacing w:before="120" w:after="120"/>
+        <w:spacing w:before="120" w:after="120" w:line="360" w:lineRule="auto"/>
         <w:ind w:left="567" w:hanging="141"/>
         <w:rPr>
           <w:rFonts w:cs="Times New Roman"/>
@@ -8919,8 +9042,25 @@
           <w:sz w:val="26"/>
           <w:szCs w:val="26"/>
         </w:rPr>
-        <w:lastRenderedPageBreak/>
-        <w:t>Thiết kế kiến trúc học đa nhiệm dùng chung bộ mã hóa và hai đầu phân loại, kết hợp hàm mất mát để huấn luyện đồng thời hai nhiệm vụ.</w:t>
+        <w:t xml:space="preserve">Thiết kế kiến trúc học đa nhiệm dùng </w:t>
+      </w:r>
+      <w:proofErr w:type="gramStart"/>
+      <w:r>
+        <w:rPr>
+          <w:rFonts w:cs="Times New Roman"/>
+          <w:sz w:val="26"/>
+          <w:szCs w:val="26"/>
+        </w:rPr>
+        <w:t>chung</w:t>
+      </w:r>
+      <w:proofErr w:type="gramEnd"/>
+      <w:r>
+        <w:rPr>
+          <w:rFonts w:cs="Times New Roman"/>
+          <w:sz w:val="26"/>
+          <w:szCs w:val="26"/>
+        </w:rPr>
+        <w:t xml:space="preserve"> bộ mã hóa và hai đầu phân loại, kết hợp hàm mất mát để huấn luyện đồng thời hai nhiệm vụ.</w:t>
       </w:r>
     </w:p>
     <w:p>
@@ -8930,7 +9070,7 @@
           <w:ilvl w:val="0"/>
           <w:numId w:val="27"/>
         </w:numPr>
-        <w:spacing w:before="120" w:after="120"/>
+        <w:spacing w:before="120" w:after="120" w:line="360" w:lineRule="auto"/>
         <w:ind w:left="567" w:hanging="141"/>
         <w:rPr>
           <w:rFonts w:cs="Times New Roman"/>
@@ -8953,18 +9093,36 @@
           <w:sz w:val="26"/>
           <w:szCs w:val="26"/>
         </w:rPr>
-        <w:t>Đánh giá chất lượng dự đoán và khảo sát khả năng tiết kiệm tài nguyên so với phương án hai mô hình độc lập nếu điều kiện thực nghiệm cho phép; không giả định trước mức cải thiện.</w:t>
+        <w:t xml:space="preserve">Đánh giá chất lượng dự đoán và khảo sát khả năng tiết kiệm tài nguyên so với phương </w:t>
+      </w:r>
+      <w:proofErr w:type="gramStart"/>
+      <w:r>
+        <w:rPr>
+          <w:rFonts w:cs="Times New Roman"/>
+          <w:sz w:val="26"/>
+          <w:szCs w:val="26"/>
+        </w:rPr>
+        <w:t>án</w:t>
+      </w:r>
+      <w:proofErr w:type="gramEnd"/>
+      <w:r>
+        <w:rPr>
+          <w:rFonts w:cs="Times New Roman"/>
+          <w:sz w:val="26"/>
+          <w:szCs w:val="26"/>
+        </w:rPr>
+        <w:t xml:space="preserve"> hai mô hình độc lập nếu điều kiện thực nghiệm cho phép; không giả định trước mức cải thiện.</w:t>
       </w:r>
     </w:p>
     <w:p>
       <w:pPr>
         <w:pStyle w:val="Heading3"/>
-        <w:spacing w:after="120"/>
-        <w:rPr>
-          <w:szCs w:val="26"/>
-        </w:rPr>
-      </w:pPr>
-      <w:bookmarkStart w:id="14" w:name="_Toc242999632"/>
+        <w:spacing w:after="120" w:line="360" w:lineRule="auto"/>
+        <w:rPr>
+          <w:szCs w:val="26"/>
+        </w:rPr>
+      </w:pPr>
+      <w:bookmarkStart w:id="14" w:name="_Toc243308562"/>
       <w:r>
         <w:rPr>
           <w:szCs w:val="26"/>
@@ -8980,7 +9138,7 @@
           <w:ilvl w:val="0"/>
           <w:numId w:val="28"/>
         </w:numPr>
-        <w:spacing w:before="120" w:after="120"/>
+        <w:spacing w:before="120" w:after="120" w:line="360" w:lineRule="auto"/>
         <w:ind w:left="567" w:hanging="141"/>
         <w:rPr>
           <w:rFonts w:cs="Times New Roman"/>
@@ -9004,7 +9162,7 @@
           <w:ilvl w:val="0"/>
           <w:numId w:val="28"/>
         </w:numPr>
-        <w:spacing w:before="120" w:after="120"/>
+        <w:spacing w:before="120" w:after="120" w:line="360" w:lineRule="auto"/>
         <w:ind w:left="567" w:hanging="141"/>
         <w:rPr>
           <w:rFonts w:cs="Times New Roman"/>
@@ -9024,23 +9182,24 @@
     <w:p>
       <w:pPr>
         <w:pStyle w:val="Heading3"/>
-        <w:spacing w:after="120"/>
-        <w:rPr>
-          <w:szCs w:val="26"/>
-        </w:rPr>
-      </w:pPr>
-      <w:bookmarkStart w:id="15" w:name="_Toc242999633"/>
-      <w:r>
-        <w:rPr>
-          <w:szCs w:val="26"/>
-        </w:rPr>
+        <w:spacing w:after="120" w:line="360" w:lineRule="auto"/>
+        <w:rPr>
+          <w:szCs w:val="26"/>
+        </w:rPr>
+      </w:pPr>
+      <w:bookmarkStart w:id="15" w:name="_Toc243308563"/>
+      <w:r>
+        <w:rPr>
+          <w:szCs w:val="26"/>
+        </w:rPr>
+        <w:lastRenderedPageBreak/>
         <w:t>1.4.3. Đóng góp đối với sinh viên</w:t>
       </w:r>
       <w:bookmarkEnd w:id="15"/>
     </w:p>
     <w:p>
       <w:pPr>
-        <w:spacing w:before="120" w:after="120"/>
+        <w:spacing w:before="120" w:after="120" w:line="360" w:lineRule="auto"/>
         <w:ind w:firstLine="425"/>
         <w:rPr>
           <w:rFonts w:cs="Times New Roman"/>
@@ -9060,9 +9219,9 @@
     <w:p>
       <w:pPr>
         <w:pStyle w:val="Heading2"/>
-        <w:spacing w:before="120" w:after="120"/>
-      </w:pPr>
-      <w:bookmarkStart w:id="16" w:name="_Toc242999634"/>
+        <w:spacing w:before="120" w:after="120" w:line="360" w:lineRule="auto"/>
+      </w:pPr>
+      <w:bookmarkStart w:id="16" w:name="_Toc243308564"/>
       <w:r>
         <w:t>1.5. Cấu trúc của Bài tập lớn</w:t>
       </w:r>
@@ -9231,7 +9390,25 @@
           <w:sz w:val="26"/>
           <w:szCs w:val="26"/>
         </w:rPr>
-        <w:t>2.1. Nguồn dữ liệu, tiền xử lý, quy tắc gán nhãn và phương án chia tập dữ liệu.</w:t>
+        <w:t xml:space="preserve">2.1. Nguồn dữ liệu, tiền xử lý, quy tắc gán nhãn và phương </w:t>
+      </w:r>
+      <w:proofErr w:type="gramStart"/>
+      <w:r>
+        <w:rPr>
+          <w:rFonts w:ascii="Times New Roman" w:eastAsia="Times New Roman" w:hAnsi="Times New Roman" w:cs="Times New Roman"/>
+          <w:sz w:val="26"/>
+          <w:szCs w:val="26"/>
+        </w:rPr>
+        <w:t>án</w:t>
+      </w:r>
+      <w:proofErr w:type="gramEnd"/>
+      <w:r>
+        <w:rPr>
+          <w:rFonts w:ascii="Times New Roman" w:eastAsia="Times New Roman" w:hAnsi="Times New Roman" w:cs="Times New Roman"/>
+          <w:sz w:val="26"/>
+          <w:szCs w:val="26"/>
+        </w:rPr>
+        <w:t xml:space="preserve"> chia tập dữ liệu.</w:t>
       </w:r>
     </w:p>
     <w:p>
@@ -9335,7 +9512,6 @@
           <w:sz w:val="26"/>
           <w:szCs w:val="26"/>
         </w:rPr>
-        <w:lastRenderedPageBreak/>
         <w:t>3.1. Môi trường cài đặt, siêu tham số, tiền xử lý dữ liệu, huấn luyện mô hình và tích hợp giao diện.</w:t>
       </w:r>
     </w:p>
@@ -9409,7 +9585,7 @@
       <w:r>
         <w:br w:type="page"/>
       </w:r>
-      <w:bookmarkStart w:id="17" w:name="_Toc242999635"/>
+      <w:bookmarkStart w:id="17" w:name="_Toc243308565"/>
       <w:r>
         <w:lastRenderedPageBreak/>
         <w:t>CHƯƠNG 1: CƠ SỞ LÝ THUYẾT</w:t>
@@ -9424,7 +9600,7 @@
           <w:rFonts w:cs="Times New Roman"/>
         </w:rPr>
       </w:pPr>
-      <w:bookmarkStart w:id="18" w:name="_Toc242999636"/>
+      <w:bookmarkStart w:id="18" w:name="_Toc243308566"/>
       <w:r>
         <w:rPr>
           <w:rFonts w:cs="Times New Roman"/>
@@ -9442,7 +9618,7 @@
           <w:szCs w:val="26"/>
         </w:rPr>
       </w:pPr>
-      <w:bookmarkStart w:id="19" w:name="_Toc242999637"/>
+      <w:bookmarkStart w:id="19" w:name="_Toc243308567"/>
       <w:r>
         <w:rPr>
           <w:rFonts w:cs="Times New Roman"/>
@@ -9499,7 +9675,7 @@
           <w:szCs w:val="26"/>
         </w:rPr>
       </w:pPr>
-      <w:bookmarkStart w:id="20" w:name="_Toc242999638"/>
+      <w:bookmarkStart w:id="20" w:name="_Toc243308568"/>
       <w:r>
         <w:rPr>
           <w:rFonts w:cs="Times New Roman"/>
@@ -9553,7 +9729,7 @@
           </w:tcPr>
           <w:p>
             <w:pPr>
-              <w:spacing w:before="120" w:after="120" w:line="276" w:lineRule="auto"/>
+              <w:spacing w:before="120" w:after="120" w:line="360" w:lineRule="auto"/>
               <w:jc w:val="center"/>
               <w:rPr>
                 <w:rFonts w:cs="Times New Roman"/>
@@ -9580,7 +9756,7 @@
           </w:tcPr>
           <w:p>
             <w:pPr>
-              <w:spacing w:before="120" w:after="120" w:line="276" w:lineRule="auto"/>
+              <w:spacing w:before="120" w:after="120" w:line="360" w:lineRule="auto"/>
               <w:jc w:val="center"/>
               <w:rPr>
                 <w:rFonts w:cs="Times New Roman"/>
@@ -9607,7 +9783,7 @@
           </w:tcPr>
           <w:p>
             <w:pPr>
-              <w:spacing w:before="120" w:after="120" w:line="276" w:lineRule="auto"/>
+              <w:spacing w:before="120" w:after="120" w:line="360" w:lineRule="auto"/>
               <w:jc w:val="center"/>
               <w:rPr>
                 <w:rFonts w:cs="Times New Roman"/>
@@ -9639,7 +9815,7 @@
           </w:tcPr>
           <w:p>
             <w:pPr>
-              <w:spacing w:before="120" w:after="120" w:line="276" w:lineRule="auto"/>
+              <w:spacing w:before="120" w:after="120" w:line="360" w:lineRule="auto"/>
               <w:jc w:val="center"/>
               <w:rPr>
                 <w:rFonts w:cs="Times New Roman"/>
@@ -9653,7 +9829,7 @@
                 <w:sz w:val="26"/>
                 <w:szCs w:val="26"/>
               </w:rPr>
-              <w:t>Thái độ / sắc thái</w:t>
+              <w:t xml:space="preserve">Thái độ </w:t>
             </w:r>
           </w:p>
         </w:tc>
@@ -9664,7 +9840,7 @@
           </w:tcPr>
           <w:p>
             <w:pPr>
-              <w:spacing w:before="120" w:after="120" w:line="276" w:lineRule="auto"/>
+              <w:spacing w:before="120" w:after="120" w:line="360" w:lineRule="auto"/>
               <w:jc w:val="left"/>
               <w:rPr>
                 <w:rFonts w:cs="Times New Roman"/>
@@ -9689,7 +9865,7 @@
           </w:tcPr>
           <w:p>
             <w:pPr>
-              <w:spacing w:before="120" w:after="120" w:line="276" w:lineRule="auto"/>
+              <w:spacing w:before="120" w:after="120" w:line="360" w:lineRule="auto"/>
               <w:jc w:val="left"/>
               <w:rPr>
                 <w:rFonts w:cs="Times New Roman"/>
@@ -9720,7 +9896,7 @@
           </w:tcPr>
           <w:p>
             <w:pPr>
-              <w:spacing w:before="120" w:after="120" w:line="276" w:lineRule="auto"/>
+              <w:spacing w:before="120" w:after="120" w:line="360" w:lineRule="auto"/>
               <w:jc w:val="center"/>
               <w:rPr>
                 <w:rFonts w:cs="Times New Roman"/>
@@ -9745,7 +9921,7 @@
           </w:tcPr>
           <w:p>
             <w:pPr>
-              <w:spacing w:before="120" w:after="120" w:line="276" w:lineRule="auto"/>
+              <w:spacing w:before="120" w:after="120" w:line="360" w:lineRule="auto"/>
               <w:jc w:val="left"/>
               <w:rPr>
                 <w:rFonts w:cs="Times New Roman"/>
@@ -9770,7 +9946,7 @@
           </w:tcPr>
           <w:p>
             <w:pPr>
-              <w:spacing w:before="120" w:after="120" w:line="276" w:lineRule="auto"/>
+              <w:spacing w:before="120" w:after="120" w:line="360" w:lineRule="auto"/>
               <w:jc w:val="left"/>
               <w:rPr>
                 <w:rFonts w:cs="Times New Roman"/>
@@ -9815,23 +9991,34 @@
           <w:sz w:val="26"/>
           <w:szCs w:val="26"/>
         </w:rPr>
-        <w:t xml:space="preserve">Hai nhiệm vụ có liên quan nhưng không đồng nhất. Một câu mang thái độ tiêu cực có thể biểu đạt tức giận, buồn bã hoặc thất vọng; ngược lại, ngạc nhiên không nhất thiết luôn tích </w:t>
-      </w:r>
-      <w:r>
-        <w:rPr>
-          <w:rFonts w:cs="Times New Roman"/>
-          <w:sz w:val="26"/>
-          <w:szCs w:val="26"/>
-        </w:rPr>
         <w:lastRenderedPageBreak/>
-        <w:t>cực hay tiêu cực. Do đó, hệ thống cần có quy tắc gán nhãn riêng cho từng nhiệm vụ và đánh giá chất lượng dự đoán theo hai bộ nhãn độc lập.</w:t>
+        <w:t xml:space="preserve">Hai nhiệm vụ có liên quan nhưng không đồng nhất. Một câu mang thái độ tiêu cực có thể biểu đạt tức giận, buồn bã hoặc thất vọng; ngược lại, ngạc nhiên không nhất thiết luôn tích cực hay tiêu cực. Do đó, hệ thống cần có quy tắc gán nhãn riêng cho từng nhiệm vụ và đánh giá chất lượng dự đoán </w:t>
+      </w:r>
+      <w:proofErr w:type="gramStart"/>
+      <w:r>
+        <w:rPr>
+          <w:rFonts w:cs="Times New Roman"/>
+          <w:sz w:val="26"/>
+          <w:szCs w:val="26"/>
+        </w:rPr>
+        <w:t>theo</w:t>
+      </w:r>
+      <w:proofErr w:type="gramEnd"/>
+      <w:r>
+        <w:rPr>
+          <w:rFonts w:cs="Times New Roman"/>
+          <w:sz w:val="26"/>
+          <w:szCs w:val="26"/>
+        </w:rPr>
+        <w:t xml:space="preserve"> hai bộ nhãn độc lập.</w:t>
       </w:r>
     </w:p>
     <w:p>
       <w:pPr>
         <w:pStyle w:val="Heading3"/>
-      </w:pPr>
-      <w:bookmarkStart w:id="21" w:name="_Toc242999639"/>
+        <w:spacing w:line="360" w:lineRule="auto"/>
+      </w:pPr>
+      <w:bookmarkStart w:id="21" w:name="_Toc243308569"/>
       <w:r>
         <w:t>1.1.3. Khảo sát các hướng tiếp cận liên quan</w:t>
       </w:r>
@@ -9884,7 +10071,7 @@
           </w:tcPr>
           <w:p>
             <w:pPr>
-              <w:spacing w:before="120" w:after="120" w:line="276" w:lineRule="auto"/>
+              <w:spacing w:before="120" w:after="120" w:line="360" w:lineRule="auto"/>
               <w:jc w:val="center"/>
               <w:rPr>
                 <w:rFonts w:cs="Times New Roman"/>
@@ -9911,7 +10098,7 @@
           </w:tcPr>
           <w:p>
             <w:pPr>
-              <w:spacing w:before="120" w:after="120" w:line="276" w:lineRule="auto"/>
+              <w:spacing w:before="120" w:after="120" w:line="360" w:lineRule="auto"/>
               <w:jc w:val="center"/>
               <w:rPr>
                 <w:rFonts w:cs="Times New Roman"/>
@@ -9938,7 +10125,7 @@
           </w:tcPr>
           <w:p>
             <w:pPr>
-              <w:spacing w:before="120" w:after="120" w:line="276" w:lineRule="auto"/>
+              <w:spacing w:before="120" w:after="120" w:line="360" w:lineRule="auto"/>
               <w:jc w:val="center"/>
               <w:rPr>
                 <w:rFonts w:cs="Times New Roman"/>
@@ -9971,7 +10158,7 @@
           </w:tcPr>
           <w:p>
             <w:pPr>
-              <w:spacing w:before="120" w:after="120" w:line="276" w:lineRule="auto"/>
+              <w:spacing w:before="120" w:after="120" w:line="360" w:lineRule="auto"/>
               <w:jc w:val="center"/>
               <w:rPr>
                 <w:rFonts w:cs="Times New Roman"/>
@@ -9996,7 +10183,7 @@
           </w:tcPr>
           <w:p>
             <w:pPr>
-              <w:spacing w:before="120" w:after="120" w:line="276" w:lineRule="auto"/>
+              <w:spacing w:before="120" w:after="120" w:line="360" w:lineRule="auto"/>
               <w:jc w:val="left"/>
               <w:rPr>
                 <w:rFonts w:cs="Times New Roman"/>
@@ -10021,7 +10208,7 @@
           </w:tcPr>
           <w:p>
             <w:pPr>
-              <w:spacing w:before="120" w:after="120" w:line="276" w:lineRule="auto"/>
+              <w:spacing w:before="120" w:after="120" w:line="360" w:lineRule="auto"/>
               <w:jc w:val="left"/>
               <w:rPr>
                 <w:rFonts w:cs="Times New Roman"/>
@@ -10053,7 +10240,7 @@
           </w:tcPr>
           <w:p>
             <w:pPr>
-              <w:spacing w:before="120" w:after="120" w:line="276" w:lineRule="auto"/>
+              <w:spacing w:before="120" w:after="120" w:line="360" w:lineRule="auto"/>
               <w:jc w:val="center"/>
               <w:rPr>
                 <w:rFonts w:cs="Times New Roman"/>
@@ -10078,7 +10265,7 @@
           </w:tcPr>
           <w:p>
             <w:pPr>
-              <w:spacing w:before="120" w:after="120" w:line="276" w:lineRule="auto"/>
+              <w:spacing w:before="120" w:after="120" w:line="360" w:lineRule="auto"/>
               <w:jc w:val="left"/>
               <w:rPr>
                 <w:rFonts w:cs="Times New Roman"/>
@@ -10103,7 +10290,7 @@
           </w:tcPr>
           <w:p>
             <w:pPr>
-              <w:spacing w:before="120" w:after="120" w:line="276" w:lineRule="auto"/>
+              <w:spacing w:before="120" w:after="120" w:line="360" w:lineRule="auto"/>
               <w:jc w:val="left"/>
               <w:rPr>
                 <w:rFonts w:cs="Times New Roman"/>
@@ -10135,7 +10322,7 @@
           </w:tcPr>
           <w:p>
             <w:pPr>
-              <w:spacing w:before="120" w:after="120" w:line="276" w:lineRule="auto"/>
+              <w:spacing w:before="120" w:after="120" w:line="360" w:lineRule="auto"/>
               <w:jc w:val="center"/>
               <w:rPr>
                 <w:rFonts w:cs="Times New Roman"/>
@@ -10160,7 +10347,7 @@
           </w:tcPr>
           <w:p>
             <w:pPr>
-              <w:spacing w:before="120" w:after="120" w:line="276" w:lineRule="auto"/>
+              <w:spacing w:before="120" w:after="120" w:line="360" w:lineRule="auto"/>
               <w:jc w:val="left"/>
               <w:rPr>
                 <w:rFonts w:cs="Times New Roman"/>
@@ -10185,7 +10372,7 @@
           </w:tcPr>
           <w:p>
             <w:pPr>
-              <w:spacing w:before="120" w:after="120" w:line="276" w:lineRule="auto"/>
+              <w:spacing w:before="120" w:after="120" w:line="360" w:lineRule="auto"/>
               <w:jc w:val="left"/>
               <w:rPr>
                 <w:rFonts w:cs="Times New Roman"/>
@@ -10221,7 +10408,34 @@
           <w:sz w:val="26"/>
           <w:szCs w:val="26"/>
         </w:rPr>
-        <w:t>Mô hình BERT cho thấy khả năng tinh chỉnh biểu diễn hai chiều cho nhiều nhiệm vụ NLP [2]. PhoBERT được phát triển và tiền huấn luyện cho tiếng Việt, cho thấy tầm quan trọng của mô hình ngôn ngữ phù hợp với đặc trưng ngôn ngữ [3]. Học đa nhiệm khai thác tín hiệu từ các nhiệm vụ liên quan thông qua biểu diễn dùng chung [5]. Trên cơ sở đó, đề tài dự kiến khảo sát phương án PhoBERT đa nhiệm để dự đoán đồng thời thái độ và cảm xúc, đồng thời đánh giá kết quả thay vì mặc định phương pháp này luôn tốt hơn mô hình đơn nhiệm.</w:t>
+        <w:t xml:space="preserve">Mô hình BERT cho thấy khả năng tinh chỉnh biểu diễn hai chiều cho nhiều nhiệm vụ NLP [2]. PhoBERT được phát triển và tiền huấn luyện cho tiếng Việt, cho thấy tầm quan trọng của mô hình ngôn ngữ phù hợp với đặc trưng ngôn ngữ [3]. Học đa nhiệm khai thác tín hiệu từ các nhiệm vụ liên quan thông qua biểu diễn dùng </w:t>
+      </w:r>
+      <w:proofErr w:type="gramStart"/>
+      <w:r>
+        <w:rPr>
+          <w:rFonts w:cs="Times New Roman"/>
+          <w:sz w:val="26"/>
+          <w:szCs w:val="26"/>
+        </w:rPr>
+        <w:t>chung</w:t>
+      </w:r>
+      <w:proofErr w:type="gramEnd"/>
+      <w:r>
+        <w:rPr>
+          <w:rFonts w:cs="Times New Roman"/>
+          <w:sz w:val="26"/>
+          <w:szCs w:val="26"/>
+        </w:rPr>
+        <w:t xml:space="preserve"> [5]. Trên cơ sở đó, đề tài dự kiến khảo sát phương án PhoBERT đa nhiệm để dự đoán đồng thời thái độ và cảm </w:t>
+      </w:r>
+      <w:r>
+        <w:rPr>
+          <w:rFonts w:cs="Times New Roman"/>
+          <w:sz w:val="26"/>
+          <w:szCs w:val="26"/>
+        </w:rPr>
+        <w:lastRenderedPageBreak/>
+        <w:t>xúc, đồng thời đánh giá kết quả thay vì mặc định phương pháp này luôn tốt hơn mô hình đơn nhiệm.</w:t>
       </w:r>
     </w:p>
     <w:p>
@@ -10232,12 +10446,11 @@
           <w:rFonts w:cs="Times New Roman"/>
         </w:rPr>
       </w:pPr>
-      <w:bookmarkStart w:id="22" w:name="_Toc242999640"/>
-      <w:r>
-        <w:rPr>
-          <w:rFonts w:cs="Times New Roman"/>
-        </w:rPr>
-        <w:lastRenderedPageBreak/>
+      <w:bookmarkStart w:id="22" w:name="_Toc243308570"/>
+      <w:r>
+        <w:rPr>
+          <w:rFonts w:cs="Times New Roman"/>
+        </w:rPr>
         <w:t>1.2. Kiến trúc Transformer và mô hình ngôn ngữ PhoBERT</w:t>
       </w:r>
       <w:bookmarkEnd w:id="22"/>
@@ -10251,7 +10464,7 @@
           <w:szCs w:val="26"/>
         </w:rPr>
       </w:pPr>
-      <w:bookmarkStart w:id="23" w:name="_Toc242999641"/>
+      <w:bookmarkStart w:id="23" w:name="_Toc243308571"/>
       <w:r>
         <w:rPr>
           <w:rFonts w:cs="Times New Roman"/>
@@ -10340,7 +10553,7 @@
           <w:szCs w:val="26"/>
         </w:rPr>
       </w:pPr>
-      <w:bookmarkStart w:id="24" w:name="_Toc242999642"/>
+      <w:bookmarkStart w:id="24" w:name="_Toc243308572"/>
       <w:r>
         <w:rPr>
           <w:rFonts w:cs="Times New Roman"/>
@@ -10370,7 +10583,25 @@
           <w:sz w:val="26"/>
           <w:szCs w:val="26"/>
         </w:rPr>
-        <w:t>BERT là mô hình ngôn ngữ tiền huấn luyện dựa trên các khối Encoder của Transformer, học biểu diễn văn bản có xét ngữ cảnh hai chiều và có thể được tinh chỉnh cho từng nhiệm vụ hạ nguồn [2]. PhoBERT là mô hình tiền huấn luyện dành cho tiếng Việt, phát triển dựa trên phương pháp tiền huấn luyện theo hướng RoBERTa và được huấn luyện trên ngữ liệu tiếng Việt đã xử lý theo đơn vị từ [3]. Vì vậy, sử dụng PhoBERT cần chú ý bước tách từ tiếng Việt trước khi đưa dữ liệu vào tokenizer tương ứng.</w:t>
+        <w:t xml:space="preserve">BERT là mô hình ngôn ngữ tiền huấn luyện dựa trên các khối Encoder của Transformer, học biểu diễn văn bản có xét ngữ cảnh hai chiều và có thể được tinh chỉnh cho từng nhiệm vụ hạ nguồn [2]. PhoBERT là mô hình tiền huấn luyện dành cho tiếng Việt, phát triển dựa trên phương pháp tiền huấn luyện </w:t>
+      </w:r>
+      <w:proofErr w:type="gramStart"/>
+      <w:r>
+        <w:rPr>
+          <w:rFonts w:cs="Times New Roman"/>
+          <w:sz w:val="26"/>
+          <w:szCs w:val="26"/>
+        </w:rPr>
+        <w:t>theo</w:t>
+      </w:r>
+      <w:proofErr w:type="gramEnd"/>
+      <w:r>
+        <w:rPr>
+          <w:rFonts w:cs="Times New Roman"/>
+          <w:sz w:val="26"/>
+          <w:szCs w:val="26"/>
+        </w:rPr>
+        <w:t xml:space="preserve"> hướng RoBERTa và được huấn luyện trên ngữ liệu tiếng Việt đã xử lý theo đơn vị từ [3]. Vì vậy, sử dụng PhoBERT cần chú ý bước tách từ tiếng Việt trước khi đưa dữ liệu vào tokenizer tương ứng.</w:t>
       </w:r>
     </w:p>
     <w:p>
@@ -10405,12 +10636,13 @@
           <w:szCs w:val="26"/>
         </w:rPr>
       </w:pPr>
-      <w:bookmarkStart w:id="25" w:name="_Toc242999643"/>
-      <w:r>
-        <w:rPr>
-          <w:rFonts w:cs="Times New Roman"/>
-          <w:szCs w:val="26"/>
-        </w:rPr>
+      <w:bookmarkStart w:id="25" w:name="_Toc243308573"/>
+      <w:r>
+        <w:rPr>
+          <w:rFonts w:cs="Times New Roman"/>
+          <w:szCs w:val="26"/>
+        </w:rPr>
+        <w:lastRenderedPageBreak/>
         <w:t>1.2.3. Tách từ và mã hóa văn bản</w:t>
       </w:r>
       <w:bookmarkEnd w:id="25"/>
@@ -10435,16 +10667,25 @@
           <w:sz w:val="26"/>
           <w:szCs w:val="26"/>
         </w:rPr>
-        <w:t xml:space="preserve">Trong tiếng Việt, khoảng trắng có thể phân tách âm tiết nhưng không phải lúc nào cũng trùng với ranh giới từ. Vì vậy, quy trình sử dụng PhoBERT thường cần tách từ trước khi áp dụng tokenizer. Ví dụ, cụm “học sinh” có thể được biểu diễn thành </w:t>
-      </w:r>
-      <w:r>
-        <w:rPr>
-          <w:rFonts w:cs="Times New Roman"/>
-          <w:sz w:val="26"/>
-          <w:szCs w:val="26"/>
-        </w:rPr>
-        <w:lastRenderedPageBreak/>
-        <w:t>“học_sinh” sau khi tách từ theo công cụ được lựa chọn. Tiếp đó, tokenizer chuyển văn bản thành chuỗi token và chỉ số đầu vào, đồng thời tạo attention mask để phân biệt token hợp lệ với vị trí đệm (padding).</w:t>
+        <w:t xml:space="preserve">Trong tiếng Việt, khoảng trắng có thể phân tách âm tiết nhưng không phải lúc nào cũng trùng với ranh giới từ. Vì vậy, quy trình sử dụng PhoBERT thường cần tách từ trước khi áp dụng tokenizer. Ví dụ, cụm “học sinh” có thể được biểu diễn thành “học_sinh” sau khi tách từ </w:t>
+      </w:r>
+      <w:proofErr w:type="gramStart"/>
+      <w:r>
+        <w:rPr>
+          <w:rFonts w:cs="Times New Roman"/>
+          <w:sz w:val="26"/>
+          <w:szCs w:val="26"/>
+        </w:rPr>
+        <w:t>theo</w:t>
+      </w:r>
+      <w:proofErr w:type="gramEnd"/>
+      <w:r>
+        <w:rPr>
+          <w:rFonts w:cs="Times New Roman"/>
+          <w:sz w:val="26"/>
+          <w:szCs w:val="26"/>
+        </w:rPr>
+        <w:t xml:space="preserve"> công cụ được lựa chọn. Tiếp đó, tokenizer chuyển văn bản thành chuỗi token và chỉ số đầu vào, đồng thời tạo attention mask để phân biệt token hợp lệ với vị trí đệm (padding).</w:t>
       </w:r>
     </w:p>
     <w:p>
@@ -10478,7 +10719,7 @@
           <w:rFonts w:cs="Times New Roman"/>
         </w:rPr>
       </w:pPr>
-      <w:bookmarkStart w:id="26" w:name="_Toc242999644"/>
+      <w:bookmarkStart w:id="26" w:name="_Toc243308574"/>
       <w:r>
         <w:rPr>
           <w:rFonts w:cs="Times New Roman"/>
@@ -10496,7 +10737,7 @@
           <w:szCs w:val="26"/>
         </w:rPr>
       </w:pPr>
-      <w:bookmarkStart w:id="27" w:name="_Toc242999645"/>
+      <w:bookmarkStart w:id="27" w:name="_Toc243308575"/>
       <w:r>
         <w:rPr>
           <w:rFonts w:cs="Times New Roman"/>
@@ -10526,7 +10767,43 @@
           <w:sz w:val="26"/>
           <w:szCs w:val="26"/>
         </w:rPr>
-        <w:t>Học đa nhiệm (Multi-Task Learning – MTL) huấn luyện đồng thời các nhiệm vụ liên quan, thường thông qua một phần biểu diễn dùng chung [5]. Trong đề tài, PhoBERT đóng vai trò bộ mã hóa chung; véc-tơ biểu diễn của token đầu tiên được đưa đến hai đầu phân loại tuyến tính riêng biệt. Cách lấy véc-tơ cụ thể cần thống nhất với kiến trúc tokenizer/checkpoint đang sử dụng.</w:t>
+        <w:t xml:space="preserve">Học đa nhiệm (Multi-Task Learning – MTL) huấn luyện đồng thời các nhiệm vụ liên quan, thường thông qua một phần biểu diễn dùng </w:t>
+      </w:r>
+      <w:proofErr w:type="gramStart"/>
+      <w:r>
+        <w:rPr>
+          <w:rFonts w:cs="Times New Roman"/>
+          <w:sz w:val="26"/>
+          <w:szCs w:val="26"/>
+        </w:rPr>
+        <w:t>chung</w:t>
+      </w:r>
+      <w:proofErr w:type="gramEnd"/>
+      <w:r>
+        <w:rPr>
+          <w:rFonts w:cs="Times New Roman"/>
+          <w:sz w:val="26"/>
+          <w:szCs w:val="26"/>
+        </w:rPr>
+        <w:t xml:space="preserve"> [5]. Trong đề tài, PhoBERT đóng vai trò bộ mã hóa </w:t>
+      </w:r>
+      <w:proofErr w:type="gramStart"/>
+      <w:r>
+        <w:rPr>
+          <w:rFonts w:cs="Times New Roman"/>
+          <w:sz w:val="26"/>
+          <w:szCs w:val="26"/>
+        </w:rPr>
+        <w:t>chung</w:t>
+      </w:r>
+      <w:proofErr w:type="gramEnd"/>
+      <w:r>
+        <w:rPr>
+          <w:rFonts w:cs="Times New Roman"/>
+          <w:sz w:val="26"/>
+          <w:szCs w:val="26"/>
+        </w:rPr>
+        <w:t>; véc-tơ biểu diễn của token đầu tiên được đưa đến hai đầu phân loại tuyến tính riêng biệt. Cách lấy véc-tơ cụ thể cần thống nhất với kiến trúc tokenizer/checkpoint đang sử dụng.</w:t>
       </w:r>
     </w:p>
     <w:p>
@@ -10621,7 +10898,43 @@
           <w:sz w:val="26"/>
           <w:szCs w:val="26"/>
         </w:rPr>
-        <w:t>Đầu phân loại thái độ tạo ra năm điểm số tương ứng năm lớp, còn đầu phân loại cảm xúc tạo ra sáu điểm số tương ứng sáu lớp. Hàm softmax chuyển các điểm số thành phân phối xác suất theo từng nhiệm vụ. Nhãn dự đoán được chọn theo xác suất lớn nhất; xác suất này có thể hiển thị như mức độ tự tin tham khảo chứ không phải bảo đảm tuyệt đối rằng dự đoán đúng.</w:t>
+        <w:t xml:space="preserve">Đầu phân loại thái độ tạo ra năm điểm số tương ứng năm lớp, còn đầu phân loại cảm xúc tạo ra sáu điểm số tương ứng sáu lớp. Hàm softmax chuyển các điểm số thành phân phối xác suất </w:t>
+      </w:r>
+      <w:proofErr w:type="gramStart"/>
+      <w:r>
+        <w:rPr>
+          <w:rFonts w:cs="Times New Roman"/>
+          <w:sz w:val="26"/>
+          <w:szCs w:val="26"/>
+        </w:rPr>
+        <w:t>theo</w:t>
+      </w:r>
+      <w:proofErr w:type="gramEnd"/>
+      <w:r>
+        <w:rPr>
+          <w:rFonts w:cs="Times New Roman"/>
+          <w:sz w:val="26"/>
+          <w:szCs w:val="26"/>
+        </w:rPr>
+        <w:t xml:space="preserve"> từng nhiệm vụ. Nhãn dự đoán được chọn </w:t>
+      </w:r>
+      <w:proofErr w:type="gramStart"/>
+      <w:r>
+        <w:rPr>
+          <w:rFonts w:cs="Times New Roman"/>
+          <w:sz w:val="26"/>
+          <w:szCs w:val="26"/>
+        </w:rPr>
+        <w:t>theo</w:t>
+      </w:r>
+      <w:proofErr w:type="gramEnd"/>
+      <w:r>
+        <w:rPr>
+          <w:rFonts w:cs="Times New Roman"/>
+          <w:sz w:val="26"/>
+          <w:szCs w:val="26"/>
+        </w:rPr>
+        <w:t xml:space="preserve"> xác suất lớn nhất; xác suất này có thể hiển thị như mức độ tự tin tham khảo chứ không phải bảo đảm tuyệt đối rằng dự đoán đúng.</w:t>
       </w:r>
     </w:p>
     <w:p>
@@ -10633,12 +10946,13 @@
           <w:szCs w:val="26"/>
         </w:rPr>
       </w:pPr>
-      <w:bookmarkStart w:id="28" w:name="_Toc242999646"/>
-      <w:r>
-        <w:rPr>
-          <w:rFonts w:cs="Times New Roman"/>
-          <w:szCs w:val="26"/>
-        </w:rPr>
+      <w:bookmarkStart w:id="28" w:name="_Toc243308576"/>
+      <w:r>
+        <w:rPr>
+          <w:rFonts w:cs="Times New Roman"/>
+          <w:szCs w:val="26"/>
+        </w:rPr>
+        <w:lastRenderedPageBreak/>
         <w:t>1.3.2. Hàm mất mát kết hợp</w:t>
       </w:r>
       <w:bookmarkEnd w:id="28"/>
@@ -10710,16 +11024,25 @@
           <w:sz w:val="26"/>
           <w:szCs w:val="26"/>
         </w:rPr>
-        <w:t xml:space="preserve">Hai thành phần được cộng để cập nhật các tham số chung và tham số riêng của từng đầu phân loại. Nếu trong thực nghiệm một nhiệm vụ chi phối quá mạnh quá trình </w:t>
-      </w:r>
-      <w:r>
-        <w:rPr>
-          <w:rFonts w:cs="Times New Roman"/>
-          <w:sz w:val="26"/>
-          <w:szCs w:val="26"/>
-        </w:rPr>
-        <w:lastRenderedPageBreak/>
-        <w:t>học, nhóm có thể khảo sát trọng số kết hợp L_total = λ_sent L_sent + λ_emo L_emo; tuy nhiên, cấu hình cơ sở cần đơn giản và phải được ghi rõ trong báo cáo.</w:t>
+        <w:t xml:space="preserve">Hai thành phần được cộng để cập nhật các tham số </w:t>
+      </w:r>
+      <w:proofErr w:type="gramStart"/>
+      <w:r>
+        <w:rPr>
+          <w:rFonts w:cs="Times New Roman"/>
+          <w:sz w:val="26"/>
+          <w:szCs w:val="26"/>
+        </w:rPr>
+        <w:t>chung</w:t>
+      </w:r>
+      <w:proofErr w:type="gramEnd"/>
+      <w:r>
+        <w:rPr>
+          <w:rFonts w:cs="Times New Roman"/>
+          <w:sz w:val="26"/>
+          <w:szCs w:val="26"/>
+        </w:rPr>
+        <w:t xml:space="preserve"> và tham số riêng của từng đầu phân loại. Nếu trong thực nghiệm một nhiệm vụ chi phối quá mạnh quá trình học, nhóm có thể khảo sát trọng số kết hợp L_total = λ_sent L_sent + λ_emo L_emo; tuy nhiên, cấu hình cơ sở cần đơn giản và phải được ghi rõ trong báo cáo.</w:t>
       </w:r>
     </w:p>
     <w:p>
@@ -10731,7 +11054,7 @@
           <w:szCs w:val="26"/>
         </w:rPr>
       </w:pPr>
-      <w:bookmarkStart w:id="29" w:name="_Toc242999647"/>
+      <w:bookmarkStart w:id="29" w:name="_Toc243308577"/>
       <w:r>
         <w:rPr>
           <w:rFonts w:cs="Times New Roman"/>
@@ -10757,7 +11080,25 @@
           <w:sz w:val="26"/>
           <w:szCs w:val="26"/>
         </w:rPr>
-        <w:t>AdamW là thuật toán tối ưu thường dùng khi tinh chỉnh mô hình Transformer, với cơ chế suy giảm trọng số được tách khỏi hướng cập nhật theo gradient [6]. Quá trình huấn luyện dự kiến còn sử dụng các kỹ thuật sau:</w:t>
+        <w:t xml:space="preserve">AdamW là thuật toán tối ưu thường dùng khi tinh chỉnh mô hình Transformer, với cơ chế suy giảm trọng số được tách khỏi hướng cập nhật </w:t>
+      </w:r>
+      <w:proofErr w:type="gramStart"/>
+      <w:r>
+        <w:rPr>
+          <w:rFonts w:cs="Times New Roman"/>
+          <w:sz w:val="26"/>
+          <w:szCs w:val="26"/>
+        </w:rPr>
+        <w:t>theo</w:t>
+      </w:r>
+      <w:proofErr w:type="gramEnd"/>
+      <w:r>
+        <w:rPr>
+          <w:rFonts w:cs="Times New Roman"/>
+          <w:sz w:val="26"/>
+          <w:szCs w:val="26"/>
+        </w:rPr>
+        <w:t xml:space="preserve"> gradient [6]. Quá trình huấn luyện dự kiến còn sử dụng các kỹ thuật sau:</w:t>
       </w:r>
     </w:p>
     <w:p>
@@ -10781,7 +11122,25 @@
           <w:sz w:val="26"/>
           <w:szCs w:val="26"/>
         </w:rPr>
-        <w:t>Learning Rate Scheduler with Warmup: tăng dần learning rate ở giai đoạn đầu, sau đó điều chỉnh theo lịch trình để hỗ trợ quá trình tinh chỉnh ổn định.</w:t>
+        <w:t xml:space="preserve">Learning Rate Scheduler with Warmup: tăng dần learning rate ở giai đoạn đầu, sau đó điều chỉnh </w:t>
+      </w:r>
+      <w:proofErr w:type="gramStart"/>
+      <w:r>
+        <w:rPr>
+          <w:rFonts w:cs="Times New Roman"/>
+          <w:sz w:val="26"/>
+          <w:szCs w:val="26"/>
+        </w:rPr>
+        <w:t>theo</w:t>
+      </w:r>
+      <w:proofErr w:type="gramEnd"/>
+      <w:r>
+        <w:rPr>
+          <w:rFonts w:cs="Times New Roman"/>
+          <w:sz w:val="26"/>
+          <w:szCs w:val="26"/>
+        </w:rPr>
+        <w:t xml:space="preserve"> lịch trình để hỗ trợ quá trình tinh chỉnh ổn định.</w:t>
       </w:r>
     </w:p>
     <w:p>
@@ -10853,7 +11212,25 @@
           <w:sz w:val="26"/>
           <w:szCs w:val="26"/>
         </w:rPr>
-        <w:t>Lưu checkpoint tốt nhất: lưu trọng số theo tiêu chí Validation đã chọn, đồng thời lưu tokenizer và các ánh xạ nhãn cần thiết để tái sử dụng mô hình.</w:t>
+        <w:t xml:space="preserve">Lưu checkpoint tốt nhất: lưu trọng số </w:t>
+      </w:r>
+      <w:proofErr w:type="gramStart"/>
+      <w:r>
+        <w:rPr>
+          <w:rFonts w:cs="Times New Roman"/>
+          <w:sz w:val="26"/>
+          <w:szCs w:val="26"/>
+        </w:rPr>
+        <w:t>theo</w:t>
+      </w:r>
+      <w:proofErr w:type="gramEnd"/>
+      <w:r>
+        <w:rPr>
+          <w:rFonts w:cs="Times New Roman"/>
+          <w:sz w:val="26"/>
+          <w:szCs w:val="26"/>
+        </w:rPr>
+        <w:t xml:space="preserve"> tiêu chí Validation đã chọn, đồng thời lưu tokenizer và các ánh xạ nhãn cần thiết để tái sử dụng mô hình.</w:t>
       </w:r>
     </w:p>
     <w:p>
@@ -10864,7 +11241,7 @@
           <w:rFonts w:cs="Times New Roman"/>
         </w:rPr>
       </w:pPr>
-      <w:bookmarkStart w:id="30" w:name="_Toc242999648"/>
+      <w:bookmarkStart w:id="30" w:name="_Toc243308578"/>
       <w:r>
         <w:rPr>
           <w:rFonts w:cs="Times New Roman"/>
@@ -10882,7 +11259,7 @@
           <w:szCs w:val="26"/>
         </w:rPr>
       </w:pPr>
-      <w:bookmarkStart w:id="31" w:name="_Toc242999649"/>
+      <w:bookmarkStart w:id="31" w:name="_Toc243308579"/>
       <w:r>
         <w:rPr>
           <w:rFonts w:cs="Times New Roman"/>
@@ -10912,7 +11289,43 @@
           <w:sz w:val="26"/>
           <w:szCs w:val="26"/>
         </w:rPr>
-        <w:t>Vì hệ thống có hai nhiệm vụ phân loại, các chỉ số sẽ được tính và báo cáo riêng cho nhiệm vụ thái độ và nhiệm vụ cảm xúc. Với lớp c, Precision và Recall được xác định theo số dự đoán đúng, dự đoán dương tính sai và mẫu dương tính bị bỏ sót. F1-Score kết hợp Precision và Recall theo trung bình điều hòa.</w:t>
+        <w:t xml:space="preserve">Vì hệ thống có hai nhiệm vụ phân loại, các chỉ số sẽ được tính và báo cáo riêng cho nhiệm vụ thái độ và nhiệm vụ cảm xúc. Với lớp c, Precision và Recall được xác định </w:t>
+      </w:r>
+      <w:proofErr w:type="gramStart"/>
+      <w:r>
+        <w:rPr>
+          <w:rFonts w:cs="Times New Roman"/>
+          <w:sz w:val="26"/>
+          <w:szCs w:val="26"/>
+        </w:rPr>
+        <w:t>theo</w:t>
+      </w:r>
+      <w:proofErr w:type="gramEnd"/>
+      <w:r>
+        <w:rPr>
+          <w:rFonts w:cs="Times New Roman"/>
+          <w:sz w:val="26"/>
+          <w:szCs w:val="26"/>
+        </w:rPr>
+        <w:t xml:space="preserve"> số dự đoán đúng, dự đoán dương tính sai và mẫu dương tính bị bỏ sót. F1-Score kết hợp Precision và Recall </w:t>
+      </w:r>
+      <w:proofErr w:type="gramStart"/>
+      <w:r>
+        <w:rPr>
+          <w:rFonts w:cs="Times New Roman"/>
+          <w:sz w:val="26"/>
+          <w:szCs w:val="26"/>
+        </w:rPr>
+        <w:t>theo</w:t>
+      </w:r>
+      <w:proofErr w:type="gramEnd"/>
+      <w:r>
+        <w:rPr>
+          <w:rFonts w:cs="Times New Roman"/>
+          <w:sz w:val="26"/>
+          <w:szCs w:val="26"/>
+        </w:rPr>
+        <w:t xml:space="preserve"> trung bình điều hòa.</w:t>
       </w:r>
     </w:p>
     <w:p>
@@ -10962,6 +11375,7 @@
           <w:sz w:val="26"/>
           <w:szCs w:val="26"/>
         </w:rPr>
+        <w:lastRenderedPageBreak/>
         <w:t>Precision_c = TP_c / (TP_c + FP_c)</w:t>
       </w:r>
     </w:p>
@@ -11060,16 +11474,25 @@
           <w:sz w:val="26"/>
           <w:szCs w:val="26"/>
         </w:rPr>
-        <w:t xml:space="preserve">Accuracy thể hiện tỷ lệ dự đoán đúng trên toàn tập. Macro-F1 tính F1 cho từng lớp rồi lấy trung bình cộng, nhờ đó phản ánh rõ hơn chất lượng ở các lớp ít mẫu nếu dữ liệu mất cân bằng. Ma trận nhầm lẫn giúp nhận diện những cặp lớp thường bị mô </w:t>
-      </w:r>
-      <w:r>
-        <w:rPr>
-          <w:rFonts w:cs="Times New Roman"/>
-          <w:sz w:val="26"/>
-          <w:szCs w:val="26"/>
-        </w:rPr>
-        <w:lastRenderedPageBreak/>
-        <w:t>hình nhầm lẫn. Khi mẫu số của một độ đo bằng 0, cách xử lý cần được quy định nhất quán trong thư viện đánh giá.</w:t>
+        <w:t xml:space="preserve">Accuracy thể hiện tỷ lệ dự đoán đúng trên toàn tập. Macro-F1 tính F1 cho từng lớp rồi lấy trung bình cộng, nhờ đó phản ánh rõ hơn chất lượng ở các lớp ít mẫu nếu dữ liệu mất cân bằng. Ma trận nhầm lẫn giúp nhận diện những cặp lớp thường bị mô hình nhầm lẫn. Khi mẫu số của một độ đo bằng 0, cách xử lý cần được quy định nhất quán trong </w:t>
+      </w:r>
+      <w:proofErr w:type="gramStart"/>
+      <w:r>
+        <w:rPr>
+          <w:rFonts w:cs="Times New Roman"/>
+          <w:sz w:val="26"/>
+          <w:szCs w:val="26"/>
+        </w:rPr>
+        <w:t>thư</w:t>
+      </w:r>
+      <w:proofErr w:type="gramEnd"/>
+      <w:r>
+        <w:rPr>
+          <w:rFonts w:cs="Times New Roman"/>
+          <w:sz w:val="26"/>
+          <w:szCs w:val="26"/>
+        </w:rPr>
+        <w:t xml:space="preserve"> viện đánh giá.</w:t>
       </w:r>
     </w:p>
     <w:p>
@@ -11081,7 +11504,7 @@
           <w:szCs w:val="26"/>
         </w:rPr>
       </w:pPr>
-      <w:bookmarkStart w:id="32" w:name="_Toc242999650"/>
+      <w:bookmarkStart w:id="32" w:name="_Toc243308580"/>
       <w:r>
         <w:rPr>
           <w:rFonts w:cs="Times New Roman"/>
@@ -11090,6 +11513,942 @@
         <w:t>1.4.2. Công nghệ dự kiến sử dụng</w:t>
       </w:r>
       <w:bookmarkEnd w:id="32"/>
+    </w:p>
+    <w:tbl>
+      <w:tblPr>
+        <w:tblStyle w:val="TableGrid"/>
+        <w:tblW w:w="9503" w:type="dxa"/>
+        <w:jc w:val="center"/>
+        <w:tblLayout w:type="fixed"/>
+        <w:tblLook w:val="04A0" w:firstRow="1" w:lastRow="0" w:firstColumn="1" w:lastColumn="0" w:noHBand="0" w:noVBand="1"/>
+      </w:tblPr>
+      <w:tblGrid>
+        <w:gridCol w:w="2660"/>
+        <w:gridCol w:w="6843"/>
+      </w:tblGrid>
+      <w:tr>
+        <w:trPr>
+          <w:trHeight w:val="1238"/>
+          <w:tblHeader/>
+          <w:jc w:val="center"/>
+        </w:trPr>
+        <w:tc>
+          <w:tcPr>
+            <w:tcW w:w="2660" w:type="dxa"/>
+            <w:shd w:val="clear" w:color="auto" w:fill="FFFFFF" w:themeFill="background1"/>
+            <w:vAlign w:val="center"/>
+          </w:tcPr>
+          <w:p>
+            <w:pPr>
+              <w:spacing w:before="120" w:after="120" w:line="360" w:lineRule="auto"/>
+              <w:jc w:val="center"/>
+              <w:rPr>
+                <w:rFonts w:cs="Times New Roman"/>
+                <w:sz w:val="26"/>
+                <w:szCs w:val="26"/>
+              </w:rPr>
+            </w:pPr>
+            <w:r>
+              <w:rPr>
+                <w:rFonts w:cs="Times New Roman"/>
+                <w:b/>
+                <w:sz w:val="26"/>
+                <w:szCs w:val="26"/>
+              </w:rPr>
+              <w:t>Công nghệ/thư viện</w:t>
+            </w:r>
+          </w:p>
+        </w:tc>
+        <w:tc>
+          <w:tcPr>
+            <w:tcW w:w="6843" w:type="dxa"/>
+            <w:shd w:val="clear" w:color="auto" w:fill="FFFFFF" w:themeFill="background1"/>
+            <w:vAlign w:val="center"/>
+          </w:tcPr>
+          <w:p>
+            <w:pPr>
+              <w:spacing w:before="120" w:after="120" w:line="360" w:lineRule="auto"/>
+              <w:jc w:val="center"/>
+              <w:rPr>
+                <w:rFonts w:cs="Times New Roman"/>
+                <w:sz w:val="26"/>
+                <w:szCs w:val="26"/>
+              </w:rPr>
+            </w:pPr>
+            <w:r>
+              <w:rPr>
+                <w:rFonts w:cs="Times New Roman"/>
+                <w:b/>
+                <w:sz w:val="26"/>
+                <w:szCs w:val="26"/>
+              </w:rPr>
+              <w:t>Vai trò trong đề tài</w:t>
+            </w:r>
+          </w:p>
+        </w:tc>
+      </w:tr>
+      <w:tr>
+        <w:trPr>
+          <w:cantSplit/>
+          <w:trHeight w:val="750"/>
+          <w:jc w:val="center"/>
+        </w:trPr>
+        <w:tc>
+          <w:tcPr>
+            <w:tcW w:w="2660" w:type="dxa"/>
+            <w:vAlign w:val="center"/>
+          </w:tcPr>
+          <w:p>
+            <w:pPr>
+              <w:spacing w:before="120" w:after="120" w:line="360" w:lineRule="auto"/>
+              <w:jc w:val="center"/>
+              <w:rPr>
+                <w:rFonts w:cs="Times New Roman"/>
+                <w:sz w:val="26"/>
+                <w:szCs w:val="26"/>
+              </w:rPr>
+            </w:pPr>
+            <w:r>
+              <w:rPr>
+                <w:rFonts w:cs="Times New Roman"/>
+                <w:sz w:val="26"/>
+                <w:szCs w:val="26"/>
+              </w:rPr>
+              <w:t>Python</w:t>
+            </w:r>
+          </w:p>
+        </w:tc>
+        <w:tc>
+          <w:tcPr>
+            <w:tcW w:w="6843" w:type="dxa"/>
+            <w:vAlign w:val="center"/>
+          </w:tcPr>
+          <w:p>
+            <w:pPr>
+              <w:spacing w:before="120" w:after="120" w:line="360" w:lineRule="auto"/>
+              <w:jc w:val="left"/>
+              <w:rPr>
+                <w:rFonts w:cs="Times New Roman"/>
+                <w:sz w:val="26"/>
+                <w:szCs w:val="26"/>
+              </w:rPr>
+            </w:pPr>
+            <w:r>
+              <w:rPr>
+                <w:rFonts w:cs="Times New Roman"/>
+                <w:sz w:val="26"/>
+                <w:szCs w:val="26"/>
+              </w:rPr>
+              <w:t>Ngôn ngữ triển khai chương trình.</w:t>
+            </w:r>
+          </w:p>
+        </w:tc>
+      </w:tr>
+      <w:tr>
+        <w:trPr>
+          <w:cantSplit/>
+          <w:trHeight w:val="750"/>
+          <w:jc w:val="center"/>
+        </w:trPr>
+        <w:tc>
+          <w:tcPr>
+            <w:tcW w:w="2660" w:type="dxa"/>
+            <w:vAlign w:val="center"/>
+          </w:tcPr>
+          <w:p>
+            <w:pPr>
+              <w:spacing w:before="120" w:after="120" w:line="360" w:lineRule="auto"/>
+              <w:jc w:val="center"/>
+              <w:rPr>
+                <w:rFonts w:cs="Times New Roman"/>
+                <w:sz w:val="26"/>
+                <w:szCs w:val="26"/>
+              </w:rPr>
+            </w:pPr>
+            <w:r>
+              <w:rPr>
+                <w:rFonts w:cs="Times New Roman"/>
+                <w:sz w:val="26"/>
+                <w:szCs w:val="26"/>
+              </w:rPr>
+              <w:t>PyTorch</w:t>
+            </w:r>
+          </w:p>
+        </w:tc>
+        <w:tc>
+          <w:tcPr>
+            <w:tcW w:w="6843" w:type="dxa"/>
+            <w:vAlign w:val="center"/>
+          </w:tcPr>
+          <w:p>
+            <w:pPr>
+              <w:spacing w:before="120" w:after="120" w:line="360" w:lineRule="auto"/>
+              <w:jc w:val="left"/>
+              <w:rPr>
+                <w:rFonts w:cs="Times New Roman"/>
+                <w:sz w:val="26"/>
+                <w:szCs w:val="26"/>
+              </w:rPr>
+            </w:pPr>
+            <w:r>
+              <w:rPr>
+                <w:rFonts w:cs="Times New Roman"/>
+                <w:sz w:val="26"/>
+                <w:szCs w:val="26"/>
+              </w:rPr>
+              <w:t>Xây dựng mô hình và vòng lặp huấn luyện.</w:t>
+            </w:r>
+          </w:p>
+        </w:tc>
+      </w:tr>
+      <w:tr>
+        <w:trPr>
+          <w:cantSplit/>
+          <w:trHeight w:val="1260"/>
+          <w:jc w:val="center"/>
+        </w:trPr>
+        <w:tc>
+          <w:tcPr>
+            <w:tcW w:w="2660" w:type="dxa"/>
+            <w:vAlign w:val="center"/>
+          </w:tcPr>
+          <w:p>
+            <w:pPr>
+              <w:spacing w:before="120" w:after="120" w:line="360" w:lineRule="auto"/>
+              <w:jc w:val="center"/>
+              <w:rPr>
+                <w:rFonts w:cs="Times New Roman"/>
+                <w:sz w:val="26"/>
+                <w:szCs w:val="26"/>
+              </w:rPr>
+            </w:pPr>
+            <w:r>
+              <w:rPr>
+                <w:rFonts w:cs="Times New Roman"/>
+                <w:sz w:val="26"/>
+                <w:szCs w:val="26"/>
+              </w:rPr>
+              <w:t>Hugging Face Transformers</w:t>
+            </w:r>
+          </w:p>
+        </w:tc>
+        <w:tc>
+          <w:tcPr>
+            <w:tcW w:w="6843" w:type="dxa"/>
+            <w:vAlign w:val="center"/>
+          </w:tcPr>
+          <w:p>
+            <w:pPr>
+              <w:spacing w:before="120" w:after="120" w:line="360" w:lineRule="auto"/>
+              <w:jc w:val="left"/>
+              <w:rPr>
+                <w:rFonts w:cs="Times New Roman"/>
+                <w:sz w:val="26"/>
+                <w:szCs w:val="26"/>
+              </w:rPr>
+            </w:pPr>
+            <w:r>
+              <w:rPr>
+                <w:rFonts w:cs="Times New Roman"/>
+                <w:sz w:val="26"/>
+                <w:szCs w:val="26"/>
+              </w:rPr>
+              <w:t>Tải PhoBERT, tokenizer và scheduler.</w:t>
+            </w:r>
+          </w:p>
+        </w:tc>
+      </w:tr>
+      <w:tr>
+        <w:trPr>
+          <w:cantSplit/>
+          <w:trHeight w:val="1238"/>
+          <w:jc w:val="center"/>
+        </w:trPr>
+        <w:tc>
+          <w:tcPr>
+            <w:tcW w:w="2660" w:type="dxa"/>
+            <w:vAlign w:val="center"/>
+          </w:tcPr>
+          <w:p>
+            <w:pPr>
+              <w:spacing w:before="120" w:after="120" w:line="360" w:lineRule="auto"/>
+              <w:jc w:val="center"/>
+              <w:rPr>
+                <w:rFonts w:cs="Times New Roman"/>
+                <w:sz w:val="26"/>
+                <w:szCs w:val="26"/>
+              </w:rPr>
+            </w:pPr>
+            <w:r>
+              <w:rPr>
+                <w:rFonts w:cs="Times New Roman"/>
+                <w:sz w:val="26"/>
+                <w:szCs w:val="26"/>
+              </w:rPr>
+              <w:t>PyVi hoặc VnCoreNLP</w:t>
+            </w:r>
+          </w:p>
+        </w:tc>
+        <w:tc>
+          <w:tcPr>
+            <w:tcW w:w="6843" w:type="dxa"/>
+            <w:vAlign w:val="center"/>
+          </w:tcPr>
+          <w:p>
+            <w:pPr>
+              <w:spacing w:before="120" w:after="120" w:line="360" w:lineRule="auto"/>
+              <w:jc w:val="left"/>
+              <w:rPr>
+                <w:rFonts w:cs="Times New Roman"/>
+                <w:sz w:val="26"/>
+                <w:szCs w:val="26"/>
+              </w:rPr>
+            </w:pPr>
+            <w:r>
+              <w:rPr>
+                <w:rFonts w:cs="Times New Roman"/>
+                <w:sz w:val="26"/>
+                <w:szCs w:val="26"/>
+              </w:rPr>
+              <w:t>Tách từ tiếng Việt nếu được sử dụng.</w:t>
+            </w:r>
+          </w:p>
+        </w:tc>
+      </w:tr>
+      <w:tr>
+        <w:trPr>
+          <w:cantSplit/>
+          <w:trHeight w:val="529"/>
+          <w:jc w:val="center"/>
+        </w:trPr>
+        <w:tc>
+          <w:tcPr>
+            <w:tcW w:w="2660" w:type="dxa"/>
+            <w:vAlign w:val="center"/>
+          </w:tcPr>
+          <w:p>
+            <w:pPr>
+              <w:spacing w:before="120" w:after="120" w:line="360" w:lineRule="auto"/>
+              <w:jc w:val="center"/>
+              <w:rPr>
+                <w:rFonts w:cs="Times New Roman"/>
+                <w:sz w:val="26"/>
+                <w:szCs w:val="26"/>
+              </w:rPr>
+            </w:pPr>
+            <w:r>
+              <w:rPr>
+                <w:rFonts w:cs="Times New Roman"/>
+                <w:sz w:val="26"/>
+                <w:szCs w:val="26"/>
+              </w:rPr>
+              <w:t>Scikit-learn</w:t>
+            </w:r>
+          </w:p>
+        </w:tc>
+        <w:tc>
+          <w:tcPr>
+            <w:tcW w:w="6843" w:type="dxa"/>
+            <w:vAlign w:val="center"/>
+          </w:tcPr>
+          <w:p>
+            <w:pPr>
+              <w:spacing w:before="120" w:after="120" w:line="360" w:lineRule="auto"/>
+              <w:jc w:val="left"/>
+              <w:rPr>
+                <w:rFonts w:cs="Times New Roman"/>
+                <w:sz w:val="26"/>
+                <w:szCs w:val="26"/>
+              </w:rPr>
+            </w:pPr>
+            <w:r>
+              <w:rPr>
+                <w:rFonts w:cs="Times New Roman"/>
+                <w:sz w:val="26"/>
+                <w:szCs w:val="26"/>
+              </w:rPr>
+              <w:t>Chia dữ liệu và tính các chỉ số đánh giá.</w:t>
+            </w:r>
+          </w:p>
+        </w:tc>
+      </w:tr>
+      <w:tr>
+        <w:trPr>
+          <w:cantSplit/>
+          <w:trHeight w:val="750"/>
+          <w:jc w:val="center"/>
+        </w:trPr>
+        <w:tc>
+          <w:tcPr>
+            <w:tcW w:w="2660" w:type="dxa"/>
+            <w:vAlign w:val="center"/>
+          </w:tcPr>
+          <w:p>
+            <w:pPr>
+              <w:spacing w:before="120" w:after="120" w:line="360" w:lineRule="auto"/>
+              <w:jc w:val="center"/>
+              <w:rPr>
+                <w:rFonts w:cs="Times New Roman"/>
+                <w:sz w:val="26"/>
+                <w:szCs w:val="26"/>
+              </w:rPr>
+            </w:pPr>
+            <w:r>
+              <w:rPr>
+                <w:rFonts w:cs="Times New Roman"/>
+                <w:sz w:val="26"/>
+                <w:szCs w:val="26"/>
+              </w:rPr>
+              <w:t>Tkinter</w:t>
+            </w:r>
+          </w:p>
+        </w:tc>
+        <w:tc>
+          <w:tcPr>
+            <w:tcW w:w="6843" w:type="dxa"/>
+            <w:vAlign w:val="center"/>
+          </w:tcPr>
+          <w:p>
+            <w:pPr>
+              <w:spacing w:before="120" w:after="120" w:line="360" w:lineRule="auto"/>
+              <w:jc w:val="left"/>
+              <w:rPr>
+                <w:rFonts w:cs="Times New Roman"/>
+                <w:sz w:val="26"/>
+                <w:szCs w:val="26"/>
+              </w:rPr>
+            </w:pPr>
+            <w:r>
+              <w:rPr>
+                <w:rFonts w:cs="Times New Roman"/>
+                <w:sz w:val="26"/>
+                <w:szCs w:val="26"/>
+              </w:rPr>
+              <w:t>Nhập văn bản và hiển thị kết quả trên giao diện.</w:t>
+            </w:r>
+          </w:p>
+        </w:tc>
+      </w:tr>
+      <w:tr>
+        <w:trPr>
+          <w:cantSplit/>
+          <w:trHeight w:val="1238"/>
+          <w:jc w:val="center"/>
+        </w:trPr>
+        <w:tc>
+          <w:tcPr>
+            <w:tcW w:w="2660" w:type="dxa"/>
+            <w:vAlign w:val="center"/>
+          </w:tcPr>
+          <w:p>
+            <w:pPr>
+              <w:spacing w:before="120" w:after="120" w:line="360" w:lineRule="auto"/>
+              <w:jc w:val="center"/>
+              <w:rPr>
+                <w:rFonts w:cs="Times New Roman"/>
+                <w:sz w:val="26"/>
+                <w:szCs w:val="26"/>
+              </w:rPr>
+            </w:pPr>
+            <w:r>
+              <w:rPr>
+                <w:rFonts w:cs="Times New Roman"/>
+                <w:sz w:val="26"/>
+                <w:szCs w:val="26"/>
+              </w:rPr>
+              <w:t>JSON, OS, Matplotlib</w:t>
+            </w:r>
+          </w:p>
+        </w:tc>
+        <w:tc>
+          <w:tcPr>
+            <w:tcW w:w="6843" w:type="dxa"/>
+            <w:vAlign w:val="center"/>
+          </w:tcPr>
+          <w:p>
+            <w:pPr>
+              <w:spacing w:before="120" w:after="120" w:line="360" w:lineRule="auto"/>
+              <w:jc w:val="left"/>
+              <w:rPr>
+                <w:rFonts w:cs="Times New Roman"/>
+                <w:sz w:val="26"/>
+                <w:szCs w:val="26"/>
+              </w:rPr>
+            </w:pPr>
+            <w:r>
+              <w:rPr>
+                <w:rFonts w:cs="Times New Roman"/>
+                <w:sz w:val="26"/>
+                <w:szCs w:val="26"/>
+              </w:rPr>
+              <w:t>Quản lý tệp, đường dẫn và biểu đồ huấn luyện.</w:t>
+            </w:r>
+          </w:p>
+        </w:tc>
+      </w:tr>
+    </w:tbl>
+    <w:p>
+      <w:pPr>
+        <w:pStyle w:val="Heading2"/>
+        <w:spacing w:line="360" w:lineRule="auto"/>
+        <w:rPr>
+          <w:lang w:val="vi-VN"/>
+        </w:rPr>
+      </w:pPr>
+      <w:bookmarkStart w:id="33" w:name="_Toc243308581"/>
+      <w:r>
+        <w:lastRenderedPageBreak/>
+        <w:t>Kết luận Chương 1</w:t>
+      </w:r>
+      <w:bookmarkEnd w:id="33"/>
+    </w:p>
+    <w:p>
+      <w:pPr>
+        <w:spacing w:after="200" w:line="360" w:lineRule="auto"/>
+        <w:ind w:firstLine="720"/>
+        <w:rPr>
+          <w:lang w:val="vi-VN"/>
+        </w:rPr>
+      </w:pPr>
+      <w:r>
+        <w:rPr>
+          <w:sz w:val="26"/>
+          <w:szCs w:val="26"/>
+        </w:rPr>
+        <w:t>Chương 1 đã hệ thống hóa cơ sở lý thuyết về Trí tuệ nhân tạo, Xử lý ngôn ngữ tự nhiên, bài toán phân tích sắc thái tình cảm và nhận diện cảm xúc, đồng thời khảo sát các hướng tiếp cận liên quan. Nội dung chương đã làm rõ nguyên lý hoạt động của kiến trúc Transformer, mô hình ngôn ngữ tiếng Việt PhoBERT, phương pháp Học đa nhiệm với hai đầu phân loại, hàm mất mát kết hợp cùng các kỹ thuật tối ưu hóa và bộ chỉ số đánh giá. Đây là nền tảng lý luận để nhóm tiến hành phân tích dữ liệu và thiết kế hệ thống ở Chương 2</w:t>
+      </w:r>
+      <w:r>
+        <w:t>.</w:t>
+      </w:r>
+    </w:p>
+    <w:p>
+      <w:pPr>
+        <w:spacing w:after="200"/>
+        <w:rPr>
+          <w:lang w:val="vi-VN"/>
+        </w:rPr>
+      </w:pPr>
+      <w:r>
+        <w:rPr>
+          <w:lang w:val="vi-VN"/>
+        </w:rPr>
+        <w:br w:type="page"/>
+      </w:r>
+    </w:p>
+    <w:p>
+      <w:pPr>
+        <w:pStyle w:val="Heading1"/>
+        <w:spacing w:line="360" w:lineRule="auto"/>
+      </w:pPr>
+      <w:bookmarkStart w:id="34" w:name="_Toc243308582"/>
+      <w:r>
+        <w:lastRenderedPageBreak/>
+        <w:t>CHƯƠNG 2: PHÂN TÍCH VÀ THIẾT KẾ HỆ THỐNG</w:t>
+      </w:r>
+      <w:bookmarkEnd w:id="34"/>
+    </w:p>
+    <w:p>
+      <w:pPr>
+        <w:pStyle w:val="Heading2"/>
+        <w:spacing w:before="120" w:after="120" w:line="360" w:lineRule="auto"/>
+        <w:rPr>
+          <w:rFonts w:cs="Times New Roman"/>
+        </w:rPr>
+      </w:pPr>
+      <w:bookmarkStart w:id="35" w:name="_Toc243308583"/>
+      <w:r>
+        <w:rPr>
+          <w:rFonts w:cs="Times New Roman"/>
+        </w:rPr>
+        <w:t>2.1. Thu thập, phân tích và tiền xử lý dữ liệu</w:t>
+      </w:r>
+      <w:bookmarkEnd w:id="35"/>
+    </w:p>
+    <w:p>
+      <w:pPr>
+        <w:pStyle w:val="Heading3"/>
+        <w:spacing w:after="120" w:line="360" w:lineRule="auto"/>
+        <w:rPr>
+          <w:rFonts w:cs="Times New Roman"/>
+          <w:szCs w:val="26"/>
+        </w:rPr>
+      </w:pPr>
+      <w:bookmarkStart w:id="36" w:name="_Toc243308584"/>
+      <w:r>
+        <w:rPr>
+          <w:rFonts w:cs="Times New Roman"/>
+          <w:szCs w:val="26"/>
+        </w:rPr>
+        <w:t>2.1.1. Nguồn và cấu trúc dữ liệu</w:t>
+      </w:r>
+      <w:bookmarkEnd w:id="36"/>
+    </w:p>
+    <w:p>
+      <w:pPr>
+        <w:spacing w:before="120" w:after="120" w:line="360" w:lineRule="auto"/>
+        <w:ind w:firstLine="720"/>
+        <w:rPr>
+          <w:rFonts w:cs="Times New Roman"/>
+          <w:sz w:val="26"/>
+          <w:szCs w:val="26"/>
+        </w:rPr>
+      </w:pPr>
+      <w:r>
+        <w:rPr>
+          <w:rFonts w:cs="Times New Roman"/>
+          <w:sz w:val="26"/>
+          <w:szCs w:val="26"/>
+        </w:rPr>
+        <w:t xml:space="preserve">Nhóm dự kiến chuẩn bị bộ dữ liệu khoảng 5.000 mẫu văn bản tiếng Việt, tập trung vào bình luận, đánh giá sản phẩm và phản hồi người dùng. Nguồn dữ liệu cần được lựa chọn phù hợp với phạm </w:t>
+      </w:r>
+      <w:proofErr w:type="gramStart"/>
+      <w:r>
+        <w:rPr>
+          <w:rFonts w:cs="Times New Roman"/>
+          <w:sz w:val="26"/>
+          <w:szCs w:val="26"/>
+        </w:rPr>
+        <w:t>vi</w:t>
+      </w:r>
+      <w:proofErr w:type="gramEnd"/>
+      <w:r>
+        <w:rPr>
+          <w:rFonts w:cs="Times New Roman"/>
+          <w:sz w:val="26"/>
+          <w:szCs w:val="26"/>
+        </w:rPr>
+        <w:t xml:space="preserve"> bài toán và điều kiện sử dụng; khi thu thập từ nguồn công khai, nhóm cần lưu thông tin nguồn và tránh đưa thông tin cá nhân không cần thiết vào bộ dữ liệu. Trước khi huấn luyện, dữ liệu sẽ được kiểm tra trùng lặp, mẫu rỗng, lỗi mã hóa và chất lượng nhãn.</w:t>
+      </w:r>
+    </w:p>
+    <w:p>
+      <w:pPr>
+        <w:spacing w:before="120" w:after="120" w:line="360" w:lineRule="auto"/>
+        <w:ind w:firstLine="720"/>
+        <w:rPr>
+          <w:rFonts w:cs="Times New Roman"/>
+          <w:sz w:val="26"/>
+          <w:szCs w:val="26"/>
+          <w:lang w:val="vi-VN"/>
+        </w:rPr>
+      </w:pPr>
+      <w:r>
+        <w:rPr>
+          <w:rFonts w:cs="Times New Roman"/>
+          <w:sz w:val="26"/>
+          <w:szCs w:val="26"/>
+        </w:rPr>
+        <w:t>Cấu trúc mỗi mẫu cần chứa nội dung văn bản cùng hai nhãn tương ứng. Để thuận tiện với quy trình đọc dữ liệu đã thiết kế, có thể dùng cấu trúc JSON như ví dụ sau:</w:t>
+      </w:r>
+    </w:p>
+    <w:p>
+      <w:pPr>
+        <w:spacing w:before="120" w:after="120" w:line="360" w:lineRule="auto"/>
+        <w:jc w:val="center"/>
+        <w:rPr>
+          <w:rFonts w:cs="Times New Roman"/>
+          <w:sz w:val="26"/>
+          <w:szCs w:val="26"/>
+        </w:rPr>
+      </w:pPr>
+      <w:proofErr w:type="gramStart"/>
+      <w:r>
+        <w:rPr>
+          <w:rFonts w:cs="Times New Roman"/>
+          <w:sz w:val="26"/>
+          <w:szCs w:val="26"/>
+        </w:rPr>
+        <w:t>{ "</w:t>
+      </w:r>
+      <w:proofErr w:type="gramEnd"/>
+      <w:r>
+        <w:rPr>
+          <w:rFonts w:cs="Times New Roman"/>
+          <w:sz w:val="26"/>
+          <w:szCs w:val="26"/>
+        </w:rPr>
+        <w:t>data": [{ "sentence": "Sản phẩm rất tốt", "sentiment": "positive", "emotion": "joy" }] }</w:t>
+      </w:r>
+    </w:p>
+    <w:p>
+      <w:pPr>
+        <w:spacing w:before="120" w:after="120" w:line="360" w:lineRule="auto"/>
+        <w:rPr>
+          <w:rFonts w:cs="Times New Roman"/>
+          <w:sz w:val="26"/>
+          <w:szCs w:val="26"/>
+        </w:rPr>
+      </w:pPr>
+      <w:r>
+        <w:rPr>
+          <w:rFonts w:cs="Times New Roman"/>
+          <w:sz w:val="26"/>
+          <w:szCs w:val="26"/>
+        </w:rPr>
+        <w:t>Các giá trị nhãn ở ví dụ chỉ minh họa cấu trúc; hệ thống tên nhãn và ánh xạ sang số nguyên phải được thống nhất với bộ dữ liệu và tệp cấu hình huấn luyện.</w:t>
+      </w:r>
+    </w:p>
+    <w:p>
+      <w:pPr>
+        <w:pStyle w:val="Heading3"/>
+        <w:spacing w:after="120" w:line="360" w:lineRule="auto"/>
+        <w:rPr>
+          <w:rFonts w:cs="Times New Roman"/>
+          <w:szCs w:val="26"/>
+        </w:rPr>
+      </w:pPr>
+      <w:bookmarkStart w:id="37" w:name="_Toc243308585"/>
+      <w:r>
+        <w:rPr>
+          <w:rFonts w:cs="Times New Roman"/>
+          <w:szCs w:val="26"/>
+        </w:rPr>
+        <w:t>2.1.2. Quy trình làm sạch và tiền xử lý</w:t>
+      </w:r>
+      <w:bookmarkEnd w:id="37"/>
+    </w:p>
+    <w:p>
+      <w:pPr>
+        <w:spacing w:before="120" w:after="120" w:line="360" w:lineRule="auto"/>
+        <w:rPr>
+          <w:rFonts w:cs="Times New Roman"/>
+          <w:sz w:val="26"/>
+          <w:szCs w:val="26"/>
+        </w:rPr>
+      </w:pPr>
+      <w:r>
+        <w:rPr>
+          <w:rFonts w:cs="Times New Roman"/>
+          <w:sz w:val="26"/>
+          <w:szCs w:val="26"/>
+        </w:rPr>
+        <w:t>Quy trình tiền xử lý dự kiến gồm các bước chính sau:</w:t>
+      </w:r>
+    </w:p>
+    <w:p>
+      <w:pPr>
+        <w:pStyle w:val="ListParagraph"/>
+        <w:numPr>
+          <w:ilvl w:val="0"/>
+          <w:numId w:val="31"/>
+        </w:numPr>
+        <w:spacing w:before="120" w:after="120" w:line="360" w:lineRule="auto"/>
+        <w:rPr>
+          <w:rFonts w:cs="Times New Roman"/>
+          <w:sz w:val="26"/>
+          <w:szCs w:val="26"/>
+        </w:rPr>
+      </w:pPr>
+      <w:r>
+        <w:rPr>
+          <w:rFonts w:cs="Times New Roman"/>
+          <w:sz w:val="26"/>
+          <w:szCs w:val="26"/>
+        </w:rPr>
+        <w:t>Kiểm tra dữ liệu: phát hiện mẫu rỗng, bản ghi lỗi, văn bản trùng lặp và trường nhãn bị thiếu.</w:t>
+      </w:r>
+    </w:p>
+    <w:p>
+      <w:pPr>
+        <w:pStyle w:val="ListParagraph"/>
+        <w:numPr>
+          <w:ilvl w:val="0"/>
+          <w:numId w:val="31"/>
+        </w:numPr>
+        <w:spacing w:before="120" w:after="120" w:line="360" w:lineRule="auto"/>
+        <w:rPr>
+          <w:rFonts w:cs="Times New Roman"/>
+          <w:sz w:val="26"/>
+          <w:szCs w:val="26"/>
+        </w:rPr>
+      </w:pPr>
+      <w:r>
+        <w:rPr>
+          <w:rFonts w:cs="Times New Roman"/>
+          <w:sz w:val="26"/>
+          <w:szCs w:val="26"/>
+        </w:rPr>
+        <w:t xml:space="preserve">Chuẩn hóa văn bản: chuẩn hóa Unicode, khoảng trắng, ký tự nhiễu và các thành phần như URL hoặc HTML </w:t>
+      </w:r>
+      <w:proofErr w:type="gramStart"/>
+      <w:r>
+        <w:rPr>
+          <w:rFonts w:cs="Times New Roman"/>
+          <w:sz w:val="26"/>
+          <w:szCs w:val="26"/>
+        </w:rPr>
+        <w:t>theo</w:t>
+      </w:r>
+      <w:proofErr w:type="gramEnd"/>
+      <w:r>
+        <w:rPr>
+          <w:rFonts w:cs="Times New Roman"/>
+          <w:sz w:val="26"/>
+          <w:szCs w:val="26"/>
+        </w:rPr>
+        <w:t xml:space="preserve"> quy tắc đã thống nhất. Không loại bỏ máy móc dấu câu hoặc biểu tượng cảm xúc nếu chúng mang thông tin quan trọng cho thái độ/cảm xúc.</w:t>
+      </w:r>
+    </w:p>
+    <w:p>
+      <w:pPr>
+        <w:pStyle w:val="ListParagraph"/>
+        <w:numPr>
+          <w:ilvl w:val="0"/>
+          <w:numId w:val="31"/>
+        </w:numPr>
+        <w:spacing w:before="120" w:after="120" w:line="360" w:lineRule="auto"/>
+        <w:rPr>
+          <w:rFonts w:cs="Times New Roman"/>
+          <w:sz w:val="26"/>
+          <w:szCs w:val="26"/>
+        </w:rPr>
+      </w:pPr>
+      <w:r>
+        <w:rPr>
+          <w:rFonts w:cs="Times New Roman"/>
+          <w:sz w:val="26"/>
+          <w:szCs w:val="26"/>
+        </w:rPr>
+        <w:t xml:space="preserve">Tách từ tiếng Việt: áp dụng công cụ phù hợp với PhoBERT </w:t>
+      </w:r>
+      <w:proofErr w:type="gramStart"/>
+      <w:r>
+        <w:rPr>
+          <w:rFonts w:cs="Times New Roman"/>
+          <w:sz w:val="26"/>
+          <w:szCs w:val="26"/>
+        </w:rPr>
+        <w:t>theo</w:t>
+      </w:r>
+      <w:proofErr w:type="gramEnd"/>
+      <w:r>
+        <w:rPr>
+          <w:rFonts w:cs="Times New Roman"/>
+          <w:sz w:val="26"/>
+          <w:szCs w:val="26"/>
+        </w:rPr>
+        <w:t xml:space="preserve"> một quy trình nhất quán; công cụ cụ thể sẽ được chốt khi triển khai.</w:t>
+      </w:r>
+    </w:p>
+    <w:p>
+      <w:pPr>
+        <w:pStyle w:val="ListParagraph"/>
+        <w:numPr>
+          <w:ilvl w:val="0"/>
+          <w:numId w:val="31"/>
+        </w:numPr>
+        <w:spacing w:before="120" w:after="120" w:line="360" w:lineRule="auto"/>
+        <w:rPr>
+          <w:rFonts w:cs="Times New Roman"/>
+          <w:sz w:val="26"/>
+          <w:szCs w:val="26"/>
+        </w:rPr>
+      </w:pPr>
+      <w:r>
+        <w:rPr>
+          <w:rFonts w:cs="Times New Roman"/>
+          <w:sz w:val="26"/>
+          <w:szCs w:val="26"/>
+        </w:rPr>
+        <w:t>Chia tập dữ liệu: chia thành Train, Validation và Test trước khi lựa chọn tham số mô hình; tránh sử dụng Test để điều chỉnh mô hình.</w:t>
+      </w:r>
+    </w:p>
+    <w:p>
+      <w:pPr>
+        <w:pStyle w:val="ListParagraph"/>
+        <w:numPr>
+          <w:ilvl w:val="0"/>
+          <w:numId w:val="31"/>
+        </w:numPr>
+        <w:spacing w:before="120" w:after="120" w:line="360" w:lineRule="auto"/>
+        <w:rPr>
+          <w:rFonts w:cs="Times New Roman"/>
+          <w:sz w:val="26"/>
+          <w:szCs w:val="26"/>
+        </w:rPr>
+      </w:pPr>
+      <w:r>
+        <w:rPr>
+          <w:rFonts w:cs="Times New Roman"/>
+          <w:sz w:val="26"/>
+          <w:szCs w:val="26"/>
+        </w:rPr>
+        <w:lastRenderedPageBreak/>
+        <w:t xml:space="preserve">Token hóa: sử dụng tokenizer tương ứng với checkpoint PhoBERT để tạo input_ids và attention_mask; padding và truncation được cấu hình </w:t>
+      </w:r>
+      <w:proofErr w:type="gramStart"/>
+      <w:r>
+        <w:rPr>
+          <w:rFonts w:cs="Times New Roman"/>
+          <w:sz w:val="26"/>
+          <w:szCs w:val="26"/>
+        </w:rPr>
+        <w:t>theo</w:t>
+      </w:r>
+      <w:proofErr w:type="gramEnd"/>
+      <w:r>
+        <w:rPr>
+          <w:rFonts w:cs="Times New Roman"/>
+          <w:sz w:val="26"/>
+          <w:szCs w:val="26"/>
+        </w:rPr>
+        <w:t xml:space="preserve"> độ dài đầu vào được chọn.</w:t>
+      </w:r>
+    </w:p>
+    <w:p>
+      <w:pPr>
+        <w:spacing w:before="120" w:after="120" w:line="360" w:lineRule="auto"/>
+        <w:rPr>
+          <w:rFonts w:cs="Times New Roman"/>
+          <w:sz w:val="26"/>
+          <w:szCs w:val="26"/>
+        </w:rPr>
+      </w:pPr>
+      <w:r>
+        <w:rPr>
+          <w:rFonts w:cs="Times New Roman"/>
+          <w:sz w:val="26"/>
+          <w:szCs w:val="26"/>
+        </w:rPr>
+        <w:t>Các bước chuẩn hóa phải áp dụng tương tự khi người dùng nhập văn bản trong chương trình. Cần lưu cấu hình và quy tắc xử lý để bảo đảm khả năng tái lập kết quả.</w:t>
+      </w:r>
+    </w:p>
+    <w:p>
+      <w:pPr>
+        <w:pStyle w:val="Heading3"/>
+        <w:spacing w:after="120" w:line="360" w:lineRule="auto"/>
+        <w:rPr>
+          <w:rFonts w:cs="Times New Roman"/>
+          <w:szCs w:val="26"/>
+        </w:rPr>
+      </w:pPr>
+      <w:bookmarkStart w:id="38" w:name="_Toc243308586"/>
+      <w:r>
+        <w:rPr>
+          <w:rFonts w:cs="Times New Roman"/>
+          <w:szCs w:val="26"/>
+        </w:rPr>
+        <w:t>2.1.3. Quy tắc gán nhãn và chia tập dữ liệu</w:t>
+      </w:r>
+      <w:bookmarkEnd w:id="38"/>
+    </w:p>
+    <w:p>
+      <w:pPr>
+        <w:spacing w:before="120" w:after="120" w:line="360" w:lineRule="auto"/>
+        <w:ind w:firstLine="720"/>
+        <w:rPr>
+          <w:rFonts w:cs="Times New Roman"/>
+          <w:sz w:val="26"/>
+          <w:szCs w:val="26"/>
+        </w:rPr>
+      </w:pPr>
+      <w:r>
+        <w:rPr>
+          <w:rFonts w:cs="Times New Roman"/>
+          <w:sz w:val="26"/>
+          <w:szCs w:val="26"/>
+        </w:rPr>
+        <w:t>Hai nhiệm vụ sử dụng hai hệ nhãn độc lập. Mã số dưới đây là ánh xạ dự kiến; cần bảo đảm khớp với các biến SENTIMENT_MAP và EMOTION_MAP trong cấu hình của chương trình.</w:t>
+      </w:r>
     </w:p>
     <w:tbl>
       <w:tblPr>
@@ -11100,881 +12459,25 @@
         <w:tblLook w:val="04A0" w:firstRow="1" w:lastRow="0" w:firstColumn="1" w:lastColumn="0" w:noHBand="0" w:noVBand="1"/>
       </w:tblPr>
       <w:tblGrid>
-        <w:gridCol w:w="2531"/>
-        <w:gridCol w:w="6510"/>
+        <w:gridCol w:w="938"/>
+        <w:gridCol w:w="3380"/>
+        <w:gridCol w:w="5009"/>
       </w:tblGrid>
       <w:tr>
         <w:trPr>
-          <w:trHeight w:val="1047"/>
+          <w:trHeight w:val="943"/>
           <w:tblHeader/>
           <w:jc w:val="center"/>
         </w:trPr>
         <w:tc>
           <w:tcPr>
-            <w:tcW w:w="2531" w:type="dxa"/>
+            <w:tcW w:w="938" w:type="dxa"/>
             <w:shd w:val="clear" w:color="auto" w:fill="FFFFFF" w:themeFill="background1"/>
             <w:vAlign w:val="center"/>
           </w:tcPr>
           <w:p>
             <w:pPr>
-              <w:spacing w:before="120" w:after="120" w:line="276" w:lineRule="auto"/>
-              <w:jc w:val="center"/>
-              <w:rPr>
-                <w:rFonts w:cs="Times New Roman"/>
-                <w:sz w:val="26"/>
-                <w:szCs w:val="26"/>
-              </w:rPr>
-            </w:pPr>
-            <w:r>
-              <w:rPr>
-                <w:rFonts w:cs="Times New Roman"/>
-                <w:b/>
-                <w:sz w:val="26"/>
-                <w:szCs w:val="26"/>
-              </w:rPr>
-              <w:t>Công nghệ/thư viện</w:t>
-            </w:r>
-          </w:p>
-        </w:tc>
-        <w:tc>
-          <w:tcPr>
-            <w:tcW w:w="6510" w:type="dxa"/>
-            <w:shd w:val="clear" w:color="auto" w:fill="FFFFFF" w:themeFill="background1"/>
-            <w:vAlign w:val="center"/>
-          </w:tcPr>
-          <w:p>
-            <w:pPr>
-              <w:spacing w:before="120" w:after="120" w:line="276" w:lineRule="auto"/>
-              <w:jc w:val="center"/>
-              <w:rPr>
-                <w:rFonts w:cs="Times New Roman"/>
-                <w:sz w:val="26"/>
-                <w:szCs w:val="26"/>
-              </w:rPr>
-            </w:pPr>
-            <w:r>
-              <w:rPr>
-                <w:rFonts w:cs="Times New Roman"/>
-                <w:b/>
-                <w:sz w:val="26"/>
-                <w:szCs w:val="26"/>
-              </w:rPr>
-              <w:t>Vai trò trong đề tài</w:t>
-            </w:r>
-          </w:p>
-        </w:tc>
-      </w:tr>
-      <w:tr>
-        <w:trPr>
-          <w:cantSplit/>
-          <w:trHeight w:val="635"/>
-          <w:jc w:val="center"/>
-        </w:trPr>
-        <w:tc>
-          <w:tcPr>
-            <w:tcW w:w="2531" w:type="dxa"/>
-            <w:vAlign w:val="center"/>
-          </w:tcPr>
-          <w:p>
-            <w:pPr>
-              <w:spacing w:before="120" w:after="120" w:line="276" w:lineRule="auto"/>
-              <w:jc w:val="center"/>
-              <w:rPr>
-                <w:rFonts w:cs="Times New Roman"/>
-                <w:sz w:val="26"/>
-                <w:szCs w:val="26"/>
-              </w:rPr>
-            </w:pPr>
-            <w:r>
-              <w:rPr>
-                <w:rFonts w:cs="Times New Roman"/>
-                <w:sz w:val="26"/>
-                <w:szCs w:val="26"/>
-              </w:rPr>
-              <w:t>Python</w:t>
-            </w:r>
-          </w:p>
-        </w:tc>
-        <w:tc>
-          <w:tcPr>
-            <w:tcW w:w="6510" w:type="dxa"/>
-            <w:vAlign w:val="center"/>
-          </w:tcPr>
-          <w:p>
-            <w:pPr>
-              <w:spacing w:before="120" w:after="120" w:line="276" w:lineRule="auto"/>
-              <w:jc w:val="left"/>
-              <w:rPr>
-                <w:rFonts w:cs="Times New Roman"/>
-                <w:sz w:val="26"/>
-                <w:szCs w:val="26"/>
-              </w:rPr>
-            </w:pPr>
-            <w:r>
-              <w:rPr>
-                <w:rFonts w:cs="Times New Roman"/>
-                <w:sz w:val="26"/>
-                <w:szCs w:val="26"/>
-              </w:rPr>
-              <w:t>Ngôn ngữ triển khai chương trình.</w:t>
-            </w:r>
-          </w:p>
-        </w:tc>
-      </w:tr>
-      <w:tr>
-        <w:trPr>
-          <w:cantSplit/>
-          <w:trHeight w:val="635"/>
-          <w:jc w:val="center"/>
-        </w:trPr>
-        <w:tc>
-          <w:tcPr>
-            <w:tcW w:w="2531" w:type="dxa"/>
-            <w:vAlign w:val="center"/>
-          </w:tcPr>
-          <w:p>
-            <w:pPr>
-              <w:spacing w:before="120" w:after="120" w:line="276" w:lineRule="auto"/>
-              <w:jc w:val="center"/>
-              <w:rPr>
-                <w:rFonts w:cs="Times New Roman"/>
-                <w:sz w:val="26"/>
-                <w:szCs w:val="26"/>
-              </w:rPr>
-            </w:pPr>
-            <w:r>
-              <w:rPr>
-                <w:rFonts w:cs="Times New Roman"/>
-                <w:sz w:val="26"/>
-                <w:szCs w:val="26"/>
-              </w:rPr>
-              <w:t>PyTorch</w:t>
-            </w:r>
-          </w:p>
-        </w:tc>
-        <w:tc>
-          <w:tcPr>
-            <w:tcW w:w="6510" w:type="dxa"/>
-            <w:vAlign w:val="center"/>
-          </w:tcPr>
-          <w:p>
-            <w:pPr>
-              <w:spacing w:before="120" w:after="120" w:line="276" w:lineRule="auto"/>
-              <w:jc w:val="left"/>
-              <w:rPr>
-                <w:rFonts w:cs="Times New Roman"/>
-                <w:sz w:val="26"/>
-                <w:szCs w:val="26"/>
-              </w:rPr>
-            </w:pPr>
-            <w:r>
-              <w:rPr>
-                <w:rFonts w:cs="Times New Roman"/>
-                <w:sz w:val="26"/>
-                <w:szCs w:val="26"/>
-              </w:rPr>
-              <w:t>Xây dựng mô hình và vòng lặp huấn luyện.</w:t>
-            </w:r>
-          </w:p>
-        </w:tc>
-      </w:tr>
-      <w:tr>
-        <w:trPr>
-          <w:cantSplit/>
-          <w:trHeight w:val="1066"/>
-          <w:jc w:val="center"/>
-        </w:trPr>
-        <w:tc>
-          <w:tcPr>
-            <w:tcW w:w="2531" w:type="dxa"/>
-            <w:vAlign w:val="center"/>
-          </w:tcPr>
-          <w:p>
-            <w:pPr>
-              <w:spacing w:before="120" w:after="120" w:line="276" w:lineRule="auto"/>
-              <w:jc w:val="center"/>
-              <w:rPr>
-                <w:rFonts w:cs="Times New Roman"/>
-                <w:sz w:val="26"/>
-                <w:szCs w:val="26"/>
-              </w:rPr>
-            </w:pPr>
-            <w:r>
-              <w:rPr>
-                <w:rFonts w:cs="Times New Roman"/>
-                <w:sz w:val="26"/>
-                <w:szCs w:val="26"/>
-              </w:rPr>
-              <w:t>Hugging Face Transformers</w:t>
-            </w:r>
-          </w:p>
-        </w:tc>
-        <w:tc>
-          <w:tcPr>
-            <w:tcW w:w="6510" w:type="dxa"/>
-            <w:vAlign w:val="center"/>
-          </w:tcPr>
-          <w:p>
-            <w:pPr>
-              <w:spacing w:before="120" w:after="120" w:line="276" w:lineRule="auto"/>
-              <w:jc w:val="left"/>
-              <w:rPr>
-                <w:rFonts w:cs="Times New Roman"/>
-                <w:sz w:val="26"/>
-                <w:szCs w:val="26"/>
-              </w:rPr>
-            </w:pPr>
-            <w:r>
-              <w:rPr>
-                <w:rFonts w:cs="Times New Roman"/>
-                <w:sz w:val="26"/>
-                <w:szCs w:val="26"/>
-              </w:rPr>
-              <w:t>Tải PhoBERT, tokenizer và scheduler.</w:t>
-            </w:r>
-          </w:p>
-        </w:tc>
-      </w:tr>
-      <w:tr>
-        <w:trPr>
-          <w:cantSplit/>
-          <w:trHeight w:val="1047"/>
-          <w:jc w:val="center"/>
-        </w:trPr>
-        <w:tc>
-          <w:tcPr>
-            <w:tcW w:w="2531" w:type="dxa"/>
-            <w:vAlign w:val="center"/>
-          </w:tcPr>
-          <w:p>
-            <w:pPr>
-              <w:spacing w:before="120" w:after="120" w:line="276" w:lineRule="auto"/>
-              <w:jc w:val="center"/>
-              <w:rPr>
-                <w:rFonts w:cs="Times New Roman"/>
-                <w:sz w:val="26"/>
-                <w:szCs w:val="26"/>
-              </w:rPr>
-            </w:pPr>
-            <w:r>
-              <w:rPr>
-                <w:rFonts w:cs="Times New Roman"/>
-                <w:sz w:val="26"/>
-                <w:szCs w:val="26"/>
-              </w:rPr>
-              <w:t>PyVi hoặc VnCoreNLP</w:t>
-            </w:r>
-          </w:p>
-        </w:tc>
-        <w:tc>
-          <w:tcPr>
-            <w:tcW w:w="6510" w:type="dxa"/>
-            <w:vAlign w:val="center"/>
-          </w:tcPr>
-          <w:p>
-            <w:pPr>
-              <w:spacing w:before="120" w:after="120" w:line="276" w:lineRule="auto"/>
-              <w:jc w:val="left"/>
-              <w:rPr>
-                <w:rFonts w:cs="Times New Roman"/>
-                <w:sz w:val="26"/>
-                <w:szCs w:val="26"/>
-              </w:rPr>
-            </w:pPr>
-            <w:r>
-              <w:rPr>
-                <w:rFonts w:cs="Times New Roman"/>
-                <w:sz w:val="26"/>
-                <w:szCs w:val="26"/>
-              </w:rPr>
-              <w:t>Tách từ tiếng Việt nếu được sử dụng.</w:t>
-            </w:r>
-          </w:p>
-        </w:tc>
-      </w:tr>
-      <w:tr>
-        <w:trPr>
-          <w:cantSplit/>
-          <w:trHeight w:val="447"/>
-          <w:jc w:val="center"/>
-        </w:trPr>
-        <w:tc>
-          <w:tcPr>
-            <w:tcW w:w="2531" w:type="dxa"/>
-            <w:vAlign w:val="center"/>
-          </w:tcPr>
-          <w:p>
-            <w:pPr>
-              <w:spacing w:before="120" w:after="120" w:line="276" w:lineRule="auto"/>
-              <w:jc w:val="center"/>
-              <w:rPr>
-                <w:rFonts w:cs="Times New Roman"/>
-                <w:sz w:val="26"/>
-                <w:szCs w:val="26"/>
-              </w:rPr>
-            </w:pPr>
-            <w:r>
-              <w:rPr>
-                <w:rFonts w:cs="Times New Roman"/>
-                <w:sz w:val="26"/>
-                <w:szCs w:val="26"/>
-              </w:rPr>
-              <w:t>Scikit-learn</w:t>
-            </w:r>
-          </w:p>
-        </w:tc>
-        <w:tc>
-          <w:tcPr>
-            <w:tcW w:w="6510" w:type="dxa"/>
-            <w:vAlign w:val="center"/>
-          </w:tcPr>
-          <w:p>
-            <w:pPr>
-              <w:spacing w:before="120" w:after="120" w:line="276" w:lineRule="auto"/>
-              <w:jc w:val="left"/>
-              <w:rPr>
-                <w:rFonts w:cs="Times New Roman"/>
-                <w:sz w:val="26"/>
-                <w:szCs w:val="26"/>
-              </w:rPr>
-            </w:pPr>
-            <w:r>
-              <w:rPr>
-                <w:rFonts w:cs="Times New Roman"/>
-                <w:sz w:val="26"/>
-                <w:szCs w:val="26"/>
-              </w:rPr>
-              <w:t>Chia dữ liệu và tính các chỉ số đánh giá.</w:t>
-            </w:r>
-          </w:p>
-        </w:tc>
-      </w:tr>
-      <w:tr>
-        <w:trPr>
-          <w:cantSplit/>
-          <w:trHeight w:val="635"/>
-          <w:jc w:val="center"/>
-        </w:trPr>
-        <w:tc>
-          <w:tcPr>
-            <w:tcW w:w="2531" w:type="dxa"/>
-            <w:vAlign w:val="center"/>
-          </w:tcPr>
-          <w:p>
-            <w:pPr>
-              <w:spacing w:before="120" w:after="120" w:line="276" w:lineRule="auto"/>
-              <w:jc w:val="center"/>
-              <w:rPr>
-                <w:rFonts w:cs="Times New Roman"/>
-                <w:sz w:val="26"/>
-                <w:szCs w:val="26"/>
-              </w:rPr>
-            </w:pPr>
-            <w:r>
-              <w:rPr>
-                <w:rFonts w:cs="Times New Roman"/>
-                <w:sz w:val="26"/>
-                <w:szCs w:val="26"/>
-              </w:rPr>
-              <w:t>Tkinter</w:t>
-            </w:r>
-          </w:p>
-        </w:tc>
-        <w:tc>
-          <w:tcPr>
-            <w:tcW w:w="6510" w:type="dxa"/>
-            <w:vAlign w:val="center"/>
-          </w:tcPr>
-          <w:p>
-            <w:pPr>
-              <w:spacing w:before="120" w:after="120" w:line="276" w:lineRule="auto"/>
-              <w:jc w:val="left"/>
-              <w:rPr>
-                <w:rFonts w:cs="Times New Roman"/>
-                <w:sz w:val="26"/>
-                <w:szCs w:val="26"/>
-              </w:rPr>
-            </w:pPr>
-            <w:r>
-              <w:rPr>
-                <w:rFonts w:cs="Times New Roman"/>
-                <w:sz w:val="26"/>
-                <w:szCs w:val="26"/>
-              </w:rPr>
-              <w:t>Nhập văn bản và hiển thị kết quả trên giao diện.</w:t>
-            </w:r>
-          </w:p>
-        </w:tc>
-      </w:tr>
-      <w:tr>
-        <w:trPr>
-          <w:cantSplit/>
-          <w:trHeight w:val="1047"/>
-          <w:jc w:val="center"/>
-        </w:trPr>
-        <w:tc>
-          <w:tcPr>
-            <w:tcW w:w="2531" w:type="dxa"/>
-            <w:vAlign w:val="center"/>
-          </w:tcPr>
-          <w:p>
-            <w:pPr>
-              <w:spacing w:before="120" w:after="120" w:line="276" w:lineRule="auto"/>
-              <w:jc w:val="center"/>
-              <w:rPr>
-                <w:rFonts w:cs="Times New Roman"/>
-                <w:sz w:val="26"/>
-                <w:szCs w:val="26"/>
-              </w:rPr>
-            </w:pPr>
-            <w:r>
-              <w:rPr>
-                <w:rFonts w:cs="Times New Roman"/>
-                <w:sz w:val="26"/>
-                <w:szCs w:val="26"/>
-              </w:rPr>
-              <w:t>JSON, OS, Matplotlib</w:t>
-            </w:r>
-          </w:p>
-        </w:tc>
-        <w:tc>
-          <w:tcPr>
-            <w:tcW w:w="6510" w:type="dxa"/>
-            <w:vAlign w:val="center"/>
-          </w:tcPr>
-          <w:p>
-            <w:pPr>
-              <w:spacing w:before="120" w:after="120" w:line="276" w:lineRule="auto"/>
-              <w:jc w:val="left"/>
-              <w:rPr>
-                <w:rFonts w:cs="Times New Roman"/>
-                <w:sz w:val="26"/>
-                <w:szCs w:val="26"/>
-              </w:rPr>
-            </w:pPr>
-            <w:r>
-              <w:rPr>
-                <w:rFonts w:cs="Times New Roman"/>
-                <w:sz w:val="26"/>
-                <w:szCs w:val="26"/>
-              </w:rPr>
-              <w:t>Quản lý tệp, đường dẫn và biểu đồ huấn luyện.</w:t>
-            </w:r>
-          </w:p>
-        </w:tc>
-      </w:tr>
-    </w:tbl>
-    <w:p>
-      <w:pPr>
-        <w:pStyle w:val="Heading2"/>
-        <w:rPr>
-          <w:lang w:val="vi-VN"/>
-        </w:rPr>
-      </w:pPr>
-      <w:bookmarkStart w:id="33" w:name="_Toc242999651"/>
-      <w:r>
-        <w:t>Kết luận Chương 1</w:t>
-      </w:r>
-      <w:bookmarkEnd w:id="33"/>
-    </w:p>
-    <w:p>
-      <w:pPr>
-        <w:spacing w:after="200" w:line="360" w:lineRule="auto"/>
-        <w:ind w:firstLine="720"/>
-        <w:jc w:val="left"/>
-        <w:rPr>
-          <w:lang w:val="vi-VN"/>
-        </w:rPr>
-      </w:pPr>
-      <w:r>
-        <w:rPr>
-          <w:sz w:val="26"/>
-          <w:szCs w:val="26"/>
-        </w:rPr>
-        <w:t>Chương 1 đã hệ thống hóa cơ sở lý thuyết về Trí tuệ nhân tạo, Xử lý ngôn ngữ tự nhiên, bài toán phân tích sắc thái tình cảm và nhận diện cảm xúc, đồng thời khảo sát các hướng tiếp cận liên quan. Nội dung chương đã làm rõ nguyên lý hoạt động của kiến trúc Transformer, mô hình ngôn ngữ tiếng Việt PhoBERT, phương pháp Học đa nhiệm với hai đầu phân loại, hàm mất mát kết hợp cùng các kỹ thuật tối ưu hóa và bộ chỉ số đánh giá. Đây là nền tảng lý luận để nhóm tiến hành phân tích dữ liệu và thiết kế hệ thống ở Chương 2</w:t>
-      </w:r>
-      <w:r>
-        <w:t>.</w:t>
-      </w:r>
-    </w:p>
-    <w:p>
-      <w:pPr>
-        <w:spacing w:after="200"/>
-        <w:jc w:val="left"/>
-        <w:rPr>
-          <w:lang w:val="vi-VN"/>
-        </w:rPr>
-      </w:pPr>
-    </w:p>
-    <w:p>
-      <w:pPr>
-        <w:spacing w:after="200"/>
-        <w:jc w:val="left"/>
-        <w:rPr>
-          <w:lang w:val="vi-VN"/>
-        </w:rPr>
-      </w:pPr>
-    </w:p>
-    <w:p>
-      <w:pPr>
-        <w:pStyle w:val="Heading1"/>
-      </w:pPr>
-      <w:bookmarkStart w:id="34" w:name="_Toc242999652"/>
-      <w:r>
-        <w:lastRenderedPageBreak/>
-        <w:t>CHƯƠNG 2: PHÂN TÍCH VÀ THIẾT KẾ HỆ THỐNG</w:t>
-      </w:r>
-      <w:bookmarkEnd w:id="34"/>
-    </w:p>
-    <w:p>
-      <w:pPr>
-        <w:pStyle w:val="Heading2"/>
-        <w:spacing w:before="120" w:after="120" w:line="360" w:lineRule="auto"/>
-        <w:rPr>
-          <w:rFonts w:cs="Times New Roman"/>
-        </w:rPr>
-      </w:pPr>
-      <w:bookmarkStart w:id="35" w:name="_Toc242999653"/>
-      <w:r>
-        <w:rPr>
-          <w:rFonts w:cs="Times New Roman"/>
-        </w:rPr>
-        <w:t>2.1. Thu thập, phân tích và tiền xử lý dữ liệu</w:t>
-      </w:r>
-      <w:bookmarkEnd w:id="35"/>
-    </w:p>
-    <w:p>
-      <w:pPr>
-        <w:pStyle w:val="Heading3"/>
-        <w:spacing w:after="120" w:line="360" w:lineRule="auto"/>
-        <w:rPr>
-          <w:rFonts w:cs="Times New Roman"/>
-          <w:szCs w:val="26"/>
-        </w:rPr>
-      </w:pPr>
-      <w:bookmarkStart w:id="36" w:name="_Toc242999654"/>
-      <w:r>
-        <w:rPr>
-          <w:rFonts w:cs="Times New Roman"/>
-          <w:szCs w:val="26"/>
-        </w:rPr>
-        <w:t>2.1.1. Nguồn và cấu trúc dữ liệu</w:t>
-      </w:r>
-      <w:bookmarkEnd w:id="36"/>
-    </w:p>
-    <w:p>
-      <w:pPr>
-        <w:spacing w:before="120" w:after="120" w:line="360" w:lineRule="auto"/>
-        <w:ind w:firstLine="720"/>
-        <w:rPr>
-          <w:rFonts w:cs="Times New Roman"/>
-          <w:sz w:val="26"/>
-          <w:szCs w:val="26"/>
-        </w:rPr>
-      </w:pPr>
-      <w:r>
-        <w:rPr>
-          <w:rFonts w:cs="Times New Roman"/>
-          <w:sz w:val="26"/>
-          <w:szCs w:val="26"/>
-        </w:rPr>
-        <w:t>Nhóm dự kiến chuẩn bị bộ dữ liệu khoảng 5.000 mẫu văn bản tiếng Việt, tập trung vào bình luận, đánh giá sản phẩm và phản hồi người dùng. Nguồn dữ liệu cần được lựa chọn phù hợp với phạm vi bài toán và điều kiện sử dụng; khi thu thập từ nguồn công khai, nhóm cần lưu thông tin nguồn và tránh đưa thông tin cá nhân không cần thiết vào bộ dữ liệu. Trước khi huấn luyện, dữ liệu sẽ được kiểm tra trùng lặp, mẫu rỗng, lỗi mã hóa và chất lượng nhãn.</w:t>
-      </w:r>
-    </w:p>
-    <w:p>
-      <w:pPr>
-        <w:spacing w:before="120" w:after="120" w:line="360" w:lineRule="auto"/>
-        <w:ind w:firstLine="720"/>
-        <w:rPr>
-          <w:rFonts w:cs="Times New Roman"/>
-          <w:sz w:val="26"/>
-          <w:szCs w:val="26"/>
-          <w:lang w:val="vi-VN"/>
-        </w:rPr>
-      </w:pPr>
-      <w:r>
-        <w:rPr>
-          <w:rFonts w:cs="Times New Roman"/>
-          <w:sz w:val="26"/>
-          <w:szCs w:val="26"/>
-        </w:rPr>
-        <w:t>Cấu trúc mỗi mẫu cần chứa nội dung văn bản cùng hai nhãn tương ứng. Để thuận tiện với quy trình đọc dữ liệu đã thiết kế, có thể dùng cấu trúc JSON như ví dụ sau:</w:t>
-      </w:r>
-    </w:p>
-    <w:p>
-      <w:pPr>
-        <w:spacing w:before="120" w:after="120" w:line="360" w:lineRule="auto"/>
-        <w:jc w:val="center"/>
-        <w:rPr>
-          <w:rFonts w:cs="Times New Roman"/>
-          <w:sz w:val="26"/>
-          <w:szCs w:val="26"/>
-        </w:rPr>
-      </w:pPr>
-      <w:r>
-        <w:rPr>
-          <w:rFonts w:cs="Times New Roman"/>
-          <w:sz w:val="26"/>
-          <w:szCs w:val="26"/>
-        </w:rPr>
-        <w:t>{ "data": [{ "sentence": "Sản phẩm rất tốt", "sentiment": "positive", "emotion": "joy" }] }</w:t>
-      </w:r>
-    </w:p>
-    <w:p>
-      <w:pPr>
-        <w:spacing w:before="120" w:after="120" w:line="360" w:lineRule="auto"/>
-        <w:rPr>
-          <w:rFonts w:cs="Times New Roman"/>
-          <w:sz w:val="26"/>
-          <w:szCs w:val="26"/>
-        </w:rPr>
-      </w:pPr>
-      <w:r>
-        <w:rPr>
-          <w:rFonts w:cs="Times New Roman"/>
-          <w:sz w:val="26"/>
-          <w:szCs w:val="26"/>
-        </w:rPr>
-        <w:t>Các giá trị nhãn ở ví dụ chỉ minh họa cấu trúc; hệ thống tên nhãn và ánh xạ sang số nguyên phải được thống nhất với bộ dữ liệu và tệp cấu hình huấn luyện.</w:t>
-      </w:r>
-    </w:p>
-    <w:p>
-      <w:pPr>
-        <w:pStyle w:val="Heading3"/>
-        <w:spacing w:after="120" w:line="360" w:lineRule="auto"/>
-        <w:rPr>
-          <w:rFonts w:cs="Times New Roman"/>
-          <w:szCs w:val="26"/>
-        </w:rPr>
-      </w:pPr>
-      <w:bookmarkStart w:id="37" w:name="_Toc242999655"/>
-      <w:r>
-        <w:rPr>
-          <w:rFonts w:cs="Times New Roman"/>
-          <w:szCs w:val="26"/>
-        </w:rPr>
-        <w:t>2.1.2. Quy trình làm sạch và tiền xử lý</w:t>
-      </w:r>
-      <w:bookmarkEnd w:id="37"/>
-    </w:p>
-    <w:p>
-      <w:pPr>
-        <w:spacing w:before="120" w:after="120" w:line="360" w:lineRule="auto"/>
-        <w:rPr>
-          <w:rFonts w:cs="Times New Roman"/>
-          <w:sz w:val="26"/>
-          <w:szCs w:val="26"/>
-        </w:rPr>
-      </w:pPr>
-      <w:r>
-        <w:rPr>
-          <w:rFonts w:cs="Times New Roman"/>
-          <w:sz w:val="26"/>
-          <w:szCs w:val="26"/>
-        </w:rPr>
-        <w:t>Quy trình tiền xử lý dự kiến gồm các bước chính sau:</w:t>
-      </w:r>
-    </w:p>
-    <w:p>
-      <w:pPr>
-        <w:pStyle w:val="ListParagraph"/>
-        <w:numPr>
-          <w:ilvl w:val="0"/>
-          <w:numId w:val="31"/>
-        </w:numPr>
-        <w:spacing w:before="120" w:after="120" w:line="360" w:lineRule="auto"/>
-        <w:rPr>
-          <w:rFonts w:cs="Times New Roman"/>
-          <w:sz w:val="26"/>
-          <w:szCs w:val="26"/>
-        </w:rPr>
-      </w:pPr>
-      <w:r>
-        <w:rPr>
-          <w:rFonts w:cs="Times New Roman"/>
-          <w:sz w:val="26"/>
-          <w:szCs w:val="26"/>
-        </w:rPr>
-        <w:t>Kiểm tra dữ liệu: phát hiện mẫu rỗng, bản ghi lỗi, văn bản trùng lặp và trường nhãn bị thiếu.</w:t>
-      </w:r>
-    </w:p>
-    <w:p>
-      <w:pPr>
-        <w:pStyle w:val="ListParagraph"/>
-        <w:numPr>
-          <w:ilvl w:val="0"/>
-          <w:numId w:val="31"/>
-        </w:numPr>
-        <w:spacing w:before="120" w:after="120" w:line="360" w:lineRule="auto"/>
-        <w:rPr>
-          <w:rFonts w:cs="Times New Roman"/>
-          <w:sz w:val="26"/>
-          <w:szCs w:val="26"/>
-        </w:rPr>
-      </w:pPr>
-      <w:r>
-        <w:rPr>
-          <w:rFonts w:cs="Times New Roman"/>
-          <w:sz w:val="26"/>
-          <w:szCs w:val="26"/>
-        </w:rPr>
-        <w:t>Chuẩn hóa văn bản: chuẩn hóa Unicode, khoảng trắng, ký tự nhiễu và các thành phần như URL hoặc HTML theo quy tắc đã thống nhất. Không loại bỏ máy móc dấu câu hoặc biểu tượng cảm xúc nếu chúng mang thông tin quan trọng cho thái độ/cảm xúc.</w:t>
-      </w:r>
-    </w:p>
-    <w:p>
-      <w:pPr>
-        <w:pStyle w:val="ListParagraph"/>
-        <w:numPr>
-          <w:ilvl w:val="0"/>
-          <w:numId w:val="31"/>
-        </w:numPr>
-        <w:spacing w:before="120" w:after="120" w:line="360" w:lineRule="auto"/>
-        <w:rPr>
-          <w:rFonts w:cs="Times New Roman"/>
-          <w:sz w:val="26"/>
-          <w:szCs w:val="26"/>
-        </w:rPr>
-      </w:pPr>
-      <w:r>
-        <w:rPr>
-          <w:rFonts w:cs="Times New Roman"/>
-          <w:sz w:val="26"/>
-          <w:szCs w:val="26"/>
-        </w:rPr>
-        <w:t>Tách từ tiếng Việt: áp dụng công cụ phù hợp với PhoBERT theo một quy trình nhất quán; công cụ cụ thể sẽ được chốt khi triển khai.</w:t>
-      </w:r>
-    </w:p>
-    <w:p>
-      <w:pPr>
-        <w:pStyle w:val="ListParagraph"/>
-        <w:numPr>
-          <w:ilvl w:val="0"/>
-          <w:numId w:val="31"/>
-        </w:numPr>
-        <w:spacing w:before="120" w:after="120" w:line="360" w:lineRule="auto"/>
-        <w:rPr>
-          <w:rFonts w:cs="Times New Roman"/>
-          <w:sz w:val="26"/>
-          <w:szCs w:val="26"/>
-        </w:rPr>
-      </w:pPr>
-      <w:r>
-        <w:rPr>
-          <w:rFonts w:cs="Times New Roman"/>
-          <w:sz w:val="26"/>
-          <w:szCs w:val="26"/>
-        </w:rPr>
-        <w:t>Chia tập dữ liệu: chia thành Train, Validation và Test trước khi lựa chọn tham số mô hình; tránh sử dụng Test để điều chỉnh mô hình.</w:t>
-      </w:r>
-    </w:p>
-    <w:p>
-      <w:pPr>
-        <w:pStyle w:val="ListParagraph"/>
-        <w:numPr>
-          <w:ilvl w:val="0"/>
-          <w:numId w:val="31"/>
-        </w:numPr>
-        <w:spacing w:before="120" w:after="120" w:line="360" w:lineRule="auto"/>
-        <w:rPr>
-          <w:rFonts w:cs="Times New Roman"/>
-          <w:sz w:val="26"/>
-          <w:szCs w:val="26"/>
-        </w:rPr>
-      </w:pPr>
-      <w:r>
-        <w:rPr>
-          <w:rFonts w:cs="Times New Roman"/>
-          <w:sz w:val="26"/>
-          <w:szCs w:val="26"/>
-        </w:rPr>
-        <w:lastRenderedPageBreak/>
-        <w:t>Token hóa: sử dụng tokenizer tương ứng với checkpoint PhoBERT để tạo input_ids và attention_mask; padding và truncation được cấu hình theo độ dài đầu vào được chọn.</w:t>
-      </w:r>
-    </w:p>
-    <w:p>
-      <w:pPr>
-        <w:spacing w:before="120" w:after="120" w:line="360" w:lineRule="auto"/>
-        <w:rPr>
-          <w:rFonts w:cs="Times New Roman"/>
-          <w:sz w:val="26"/>
-          <w:szCs w:val="26"/>
-        </w:rPr>
-      </w:pPr>
-      <w:r>
-        <w:rPr>
-          <w:rFonts w:cs="Times New Roman"/>
-          <w:sz w:val="26"/>
-          <w:szCs w:val="26"/>
-        </w:rPr>
-        <w:t>Các bước chuẩn hóa phải áp dụng tương tự khi người dùng nhập văn bản trong chương trình. Cần lưu cấu hình và quy tắc xử lý để bảo đảm khả năng tái lập kết quả.</w:t>
-      </w:r>
-    </w:p>
-    <w:p>
-      <w:pPr>
-        <w:pStyle w:val="Heading3"/>
-        <w:spacing w:after="120" w:line="360" w:lineRule="auto"/>
-        <w:rPr>
-          <w:rFonts w:cs="Times New Roman"/>
-          <w:szCs w:val="26"/>
-        </w:rPr>
-      </w:pPr>
-      <w:bookmarkStart w:id="38" w:name="_Toc242999656"/>
-      <w:r>
-        <w:rPr>
-          <w:rFonts w:cs="Times New Roman"/>
-          <w:szCs w:val="26"/>
-        </w:rPr>
-        <w:t>2.1.3. Quy tắc gán nhãn và chia tập dữ liệu</w:t>
-      </w:r>
-      <w:bookmarkEnd w:id="38"/>
-    </w:p>
-    <w:p>
-      <w:pPr>
-        <w:spacing w:before="120" w:after="120" w:line="360" w:lineRule="auto"/>
-        <w:ind w:firstLine="720"/>
-        <w:rPr>
-          <w:rFonts w:cs="Times New Roman"/>
-          <w:sz w:val="26"/>
-          <w:szCs w:val="26"/>
-        </w:rPr>
-      </w:pPr>
-      <w:r>
-        <w:rPr>
-          <w:rFonts w:cs="Times New Roman"/>
-          <w:sz w:val="26"/>
-          <w:szCs w:val="26"/>
-        </w:rPr>
-        <w:t>Hai nhiệm vụ sử dụng hai hệ nhãn độc lập. Mã số dưới đây là ánh xạ dự kiến; cần bảo đảm khớp với các biến SENTIMENT_MAP và EMOTION_MAP trong cấu hình của chương trình.</w:t>
-      </w:r>
-    </w:p>
-    <w:tbl>
-      <w:tblPr>
-        <w:tblStyle w:val="TableGrid"/>
-        <w:tblW w:w="0" w:type="auto"/>
-        <w:jc w:val="center"/>
-        <w:tblLayout w:type="fixed"/>
-        <w:tblLook w:val="04A0" w:firstRow="1" w:lastRow="0" w:firstColumn="1" w:lastColumn="0" w:noHBand="0" w:noVBand="1"/>
-      </w:tblPr>
-      <w:tblGrid>
-        <w:gridCol w:w="942"/>
-        <w:gridCol w:w="3393"/>
-        <w:gridCol w:w="5028"/>
-      </w:tblGrid>
-      <w:tr>
-        <w:trPr>
-          <w:trHeight w:val="693"/>
-          <w:tblHeader/>
-          <w:jc w:val="center"/>
-        </w:trPr>
-        <w:tc>
-          <w:tcPr>
-            <w:tcW w:w="942" w:type="dxa"/>
-            <w:shd w:val="clear" w:color="auto" w:fill="FFFFFF" w:themeFill="background1"/>
-            <w:vAlign w:val="center"/>
-          </w:tcPr>
-          <w:p>
-            <w:pPr>
-              <w:spacing w:before="120" w:after="120" w:line="276" w:lineRule="auto"/>
+              <w:spacing w:before="120" w:after="120" w:line="360" w:lineRule="auto"/>
               <w:jc w:val="center"/>
               <w:rPr>
                 <w:rFonts w:cs="Times New Roman"/>
@@ -11995,13 +12498,13 @@
         </w:tc>
         <w:tc>
           <w:tcPr>
-            <w:tcW w:w="3393" w:type="dxa"/>
+            <w:tcW w:w="3380" w:type="dxa"/>
             <w:shd w:val="clear" w:color="auto" w:fill="FFFFFF" w:themeFill="background1"/>
             <w:vAlign w:val="center"/>
           </w:tcPr>
           <w:p>
             <w:pPr>
-              <w:spacing w:before="120" w:after="120" w:line="276" w:lineRule="auto"/>
+              <w:spacing w:before="120" w:after="120" w:line="360" w:lineRule="auto"/>
               <w:jc w:val="center"/>
               <w:rPr>
                 <w:rFonts w:cs="Times New Roman"/>
@@ -12022,13 +12525,13 @@
         </w:tc>
         <w:tc>
           <w:tcPr>
-            <w:tcW w:w="5028" w:type="dxa"/>
+            <w:tcW w:w="5009" w:type="dxa"/>
             <w:shd w:val="clear" w:color="auto" w:fill="FFFFFF" w:themeFill="background1"/>
             <w:vAlign w:val="center"/>
           </w:tcPr>
           <w:p>
             <w:pPr>
-              <w:spacing w:before="120" w:after="120" w:line="276" w:lineRule="auto"/>
+              <w:spacing w:before="120" w:after="120" w:line="360" w:lineRule="auto"/>
               <w:jc w:val="center"/>
               <w:rPr>
                 <w:rFonts w:cs="Times New Roman"/>
@@ -12051,17 +12554,17 @@
       <w:tr>
         <w:trPr>
           <w:cantSplit/>
-          <w:trHeight w:val="1141"/>
+          <w:trHeight w:val="1553"/>
           <w:jc w:val="center"/>
         </w:trPr>
         <w:tc>
           <w:tcPr>
-            <w:tcW w:w="942" w:type="dxa"/>
+            <w:tcW w:w="938" w:type="dxa"/>
             <w:vAlign w:val="center"/>
           </w:tcPr>
           <w:p>
             <w:pPr>
-              <w:spacing w:before="120" w:after="120" w:line="276" w:lineRule="auto"/>
+              <w:spacing w:before="120" w:after="120" w:line="360" w:lineRule="auto"/>
               <w:jc w:val="center"/>
               <w:rPr>
                 <w:rFonts w:cs="Times New Roman"/>
@@ -12081,12 +12584,12 @@
         </w:tc>
         <w:tc>
           <w:tcPr>
-            <w:tcW w:w="3393" w:type="dxa"/>
+            <w:tcW w:w="3380" w:type="dxa"/>
             <w:vAlign w:val="center"/>
           </w:tcPr>
           <w:p>
             <w:pPr>
-              <w:spacing w:before="120" w:after="120" w:line="276" w:lineRule="auto"/>
+              <w:spacing w:before="120" w:after="120" w:line="360" w:lineRule="auto"/>
               <w:jc w:val="left"/>
               <w:rPr>
                 <w:rFonts w:cs="Times New Roman"/>
@@ -12106,12 +12609,12 @@
         </w:tc>
         <w:tc>
           <w:tcPr>
-            <w:tcW w:w="5028" w:type="dxa"/>
+            <w:tcW w:w="5009" w:type="dxa"/>
             <w:vAlign w:val="center"/>
           </w:tcPr>
           <w:p>
             <w:pPr>
-              <w:spacing w:before="120" w:after="120" w:line="276" w:lineRule="auto"/>
+              <w:spacing w:before="120" w:after="120" w:line="360" w:lineRule="auto"/>
               <w:jc w:val="left"/>
               <w:rPr>
                 <w:rFonts w:cs="Times New Roman"/>
@@ -12133,17 +12636,17 @@
       <w:tr>
         <w:trPr>
           <w:cantSplit/>
-          <w:trHeight w:val="1162"/>
+          <w:trHeight w:val="1582"/>
           <w:jc w:val="center"/>
         </w:trPr>
         <w:tc>
           <w:tcPr>
-            <w:tcW w:w="942" w:type="dxa"/>
+            <w:tcW w:w="938" w:type="dxa"/>
             <w:vAlign w:val="center"/>
           </w:tcPr>
           <w:p>
             <w:pPr>
-              <w:spacing w:before="120" w:after="120" w:line="276" w:lineRule="auto"/>
+              <w:spacing w:before="120" w:after="120" w:line="360" w:lineRule="auto"/>
               <w:jc w:val="center"/>
               <w:rPr>
                 <w:rFonts w:cs="Times New Roman"/>
@@ -12163,12 +12666,12 @@
         </w:tc>
         <w:tc>
           <w:tcPr>
-            <w:tcW w:w="3393" w:type="dxa"/>
+            <w:tcW w:w="3380" w:type="dxa"/>
             <w:vAlign w:val="center"/>
           </w:tcPr>
           <w:p>
             <w:pPr>
-              <w:spacing w:before="120" w:after="120" w:line="276" w:lineRule="auto"/>
+              <w:spacing w:before="120" w:after="120" w:line="360" w:lineRule="auto"/>
               <w:jc w:val="left"/>
               <w:rPr>
                 <w:rFonts w:cs="Times New Roman"/>
@@ -12188,12 +12691,12 @@
         </w:tc>
         <w:tc>
           <w:tcPr>
-            <w:tcW w:w="5028" w:type="dxa"/>
+            <w:tcW w:w="5009" w:type="dxa"/>
             <w:vAlign w:val="center"/>
           </w:tcPr>
           <w:p>
             <w:pPr>
-              <w:spacing w:before="120" w:after="120" w:line="276" w:lineRule="auto"/>
+              <w:spacing w:before="120" w:after="120" w:line="360" w:lineRule="auto"/>
               <w:jc w:val="left"/>
               <w:rPr>
                 <w:rFonts w:cs="Times New Roman"/>
@@ -12215,17 +12718,17 @@
       <w:tr>
         <w:trPr>
           <w:cantSplit/>
-          <w:trHeight w:val="1141"/>
+          <w:trHeight w:val="1553"/>
           <w:jc w:val="center"/>
         </w:trPr>
         <w:tc>
           <w:tcPr>
-            <w:tcW w:w="942" w:type="dxa"/>
+            <w:tcW w:w="938" w:type="dxa"/>
             <w:vAlign w:val="center"/>
           </w:tcPr>
           <w:p>
             <w:pPr>
-              <w:spacing w:before="120" w:after="120" w:line="276" w:lineRule="auto"/>
+              <w:spacing w:before="120" w:after="120" w:line="360" w:lineRule="auto"/>
               <w:jc w:val="center"/>
               <w:rPr>
                 <w:rFonts w:cs="Times New Roman"/>
@@ -12245,12 +12748,12 @@
         </w:tc>
         <w:tc>
           <w:tcPr>
-            <w:tcW w:w="3393" w:type="dxa"/>
+            <w:tcW w:w="3380" w:type="dxa"/>
             <w:vAlign w:val="center"/>
           </w:tcPr>
           <w:p>
             <w:pPr>
-              <w:spacing w:before="120" w:after="120" w:line="276" w:lineRule="auto"/>
+              <w:spacing w:before="120" w:after="120" w:line="360" w:lineRule="auto"/>
               <w:jc w:val="left"/>
               <w:rPr>
                 <w:rFonts w:cs="Times New Roman"/>
@@ -12270,12 +12773,12 @@
         </w:tc>
         <w:tc>
           <w:tcPr>
-            <w:tcW w:w="5028" w:type="dxa"/>
+            <w:tcW w:w="5009" w:type="dxa"/>
             <w:vAlign w:val="center"/>
           </w:tcPr>
           <w:p>
             <w:pPr>
-              <w:spacing w:before="120" w:after="120" w:line="276" w:lineRule="auto"/>
+              <w:spacing w:before="120" w:after="120" w:line="360" w:lineRule="auto"/>
               <w:jc w:val="left"/>
               <w:rPr>
                 <w:rFonts w:cs="Times New Roman"/>
@@ -12297,17 +12800,17 @@
       <w:tr>
         <w:trPr>
           <w:cantSplit/>
-          <w:trHeight w:val="693"/>
+          <w:trHeight w:val="943"/>
           <w:jc w:val="center"/>
         </w:trPr>
         <w:tc>
           <w:tcPr>
-            <w:tcW w:w="942" w:type="dxa"/>
+            <w:tcW w:w="938" w:type="dxa"/>
             <w:vAlign w:val="center"/>
           </w:tcPr>
           <w:p>
             <w:pPr>
-              <w:spacing w:before="120" w:after="120" w:line="276" w:lineRule="auto"/>
+              <w:spacing w:before="120" w:after="120" w:line="360" w:lineRule="auto"/>
               <w:jc w:val="center"/>
               <w:rPr>
                 <w:rFonts w:cs="Times New Roman"/>
@@ -12327,12 +12830,12 @@
         </w:tc>
         <w:tc>
           <w:tcPr>
-            <w:tcW w:w="3393" w:type="dxa"/>
+            <w:tcW w:w="3380" w:type="dxa"/>
             <w:vAlign w:val="center"/>
           </w:tcPr>
           <w:p>
             <w:pPr>
-              <w:spacing w:before="120" w:after="120" w:line="276" w:lineRule="auto"/>
+              <w:spacing w:before="120" w:after="120" w:line="360" w:lineRule="auto"/>
               <w:jc w:val="left"/>
               <w:rPr>
                 <w:rFonts w:cs="Times New Roman"/>
@@ -12352,12 +12855,12 @@
         </w:tc>
         <w:tc>
           <w:tcPr>
-            <w:tcW w:w="5028" w:type="dxa"/>
+            <w:tcW w:w="5009" w:type="dxa"/>
             <w:vAlign w:val="center"/>
           </w:tcPr>
           <w:p>
             <w:pPr>
-              <w:spacing w:before="120" w:after="120" w:line="276" w:lineRule="auto"/>
+              <w:spacing w:before="120" w:after="120" w:line="360" w:lineRule="auto"/>
               <w:jc w:val="left"/>
               <w:rPr>
                 <w:rFonts w:cs="Times New Roman"/>
@@ -12379,17 +12882,17 @@
       <w:tr>
         <w:trPr>
           <w:cantSplit/>
-          <w:trHeight w:val="1141"/>
+          <w:trHeight w:val="1553"/>
           <w:jc w:val="center"/>
         </w:trPr>
         <w:tc>
           <w:tcPr>
-            <w:tcW w:w="942" w:type="dxa"/>
+            <w:tcW w:w="938" w:type="dxa"/>
             <w:vAlign w:val="center"/>
           </w:tcPr>
           <w:p>
             <w:pPr>
-              <w:spacing w:before="120" w:after="120" w:line="276" w:lineRule="auto"/>
+              <w:spacing w:before="120" w:after="120" w:line="360" w:lineRule="auto"/>
               <w:jc w:val="center"/>
               <w:rPr>
                 <w:rFonts w:cs="Times New Roman"/>
@@ -12409,12 +12912,12 @@
         </w:tc>
         <w:tc>
           <w:tcPr>
-            <w:tcW w:w="3393" w:type="dxa"/>
+            <w:tcW w:w="3380" w:type="dxa"/>
             <w:vAlign w:val="center"/>
           </w:tcPr>
           <w:p>
             <w:pPr>
-              <w:spacing w:before="120" w:after="120" w:line="276" w:lineRule="auto"/>
+              <w:spacing w:before="120" w:after="120" w:line="360" w:lineRule="auto"/>
               <w:jc w:val="left"/>
               <w:rPr>
                 <w:rFonts w:cs="Times New Roman"/>
@@ -12434,12 +12937,12 @@
         </w:tc>
         <w:tc>
           <w:tcPr>
-            <w:tcW w:w="5028" w:type="dxa"/>
+            <w:tcW w:w="5009" w:type="dxa"/>
             <w:vAlign w:val="center"/>
           </w:tcPr>
           <w:p>
             <w:pPr>
-              <w:spacing w:before="120" w:after="120" w:line="276" w:lineRule="auto"/>
+              <w:spacing w:before="120" w:after="120" w:line="360" w:lineRule="auto"/>
               <w:jc w:val="left"/>
               <w:rPr>
                 <w:rFonts w:cs="Times New Roman"/>
@@ -12496,7 +12999,7 @@
           </w:tcPr>
           <w:p>
             <w:pPr>
-              <w:spacing w:before="120" w:after="120" w:line="276" w:lineRule="auto"/>
+              <w:spacing w:before="120" w:after="120" w:line="360" w:lineRule="auto"/>
               <w:jc w:val="center"/>
               <w:rPr>
                 <w:rFonts w:cs="Times New Roman"/>
@@ -12504,6 +13007,15 @@
                 <w:szCs w:val="26"/>
               </w:rPr>
             </w:pPr>
+            <w:r>
+              <w:rPr>
+                <w:rFonts w:cs="Times New Roman"/>
+                <w:sz w:val="26"/>
+                <w:szCs w:val="26"/>
+              </w:rPr>
+              <w:lastRenderedPageBreak/>
+              <w:br w:type="page"/>
+            </w:r>
             <w:r>
               <w:rPr>
                 <w:rFonts w:cs="Times New Roman"/>
@@ -12523,7 +13035,7 @@
           </w:tcPr>
           <w:p>
             <w:pPr>
-              <w:spacing w:before="120" w:after="120" w:line="276" w:lineRule="auto"/>
+              <w:spacing w:before="120" w:after="120" w:line="360" w:lineRule="auto"/>
               <w:jc w:val="center"/>
               <w:rPr>
                 <w:rFonts w:cs="Times New Roman"/>
@@ -12550,7 +13062,7 @@
           </w:tcPr>
           <w:p>
             <w:pPr>
-              <w:spacing w:before="120" w:after="120" w:line="276" w:lineRule="auto"/>
+              <w:spacing w:before="120" w:after="120" w:line="360" w:lineRule="auto"/>
               <w:jc w:val="center"/>
               <w:rPr>
                 <w:rFonts w:cs="Times New Roman"/>
@@ -12583,7 +13095,7 @@
           </w:tcPr>
           <w:p>
             <w:pPr>
-              <w:spacing w:before="120" w:after="120" w:line="276" w:lineRule="auto"/>
+              <w:spacing w:before="120" w:after="120" w:line="360" w:lineRule="auto"/>
               <w:jc w:val="center"/>
               <w:rPr>
                 <w:rFonts w:cs="Times New Roman"/>
@@ -12608,7 +13120,7 @@
           </w:tcPr>
           <w:p>
             <w:pPr>
-              <w:spacing w:before="120" w:after="120" w:line="276" w:lineRule="auto"/>
+              <w:spacing w:before="120" w:after="120" w:line="360" w:lineRule="auto"/>
               <w:jc w:val="left"/>
               <w:rPr>
                 <w:rFonts w:cs="Times New Roman"/>
@@ -12633,7 +13145,7 @@
           </w:tcPr>
           <w:p>
             <w:pPr>
-              <w:spacing w:before="120" w:after="120" w:line="276" w:lineRule="auto"/>
+              <w:spacing w:before="120" w:after="120" w:line="360" w:lineRule="auto"/>
               <w:jc w:val="left"/>
               <w:rPr>
                 <w:rFonts w:cs="Times New Roman"/>
@@ -12665,7 +13177,7 @@
           </w:tcPr>
           <w:p>
             <w:pPr>
-              <w:spacing w:before="120" w:after="120" w:line="276" w:lineRule="auto"/>
+              <w:spacing w:before="120" w:after="120" w:line="360" w:lineRule="auto"/>
               <w:jc w:val="center"/>
               <w:rPr>
                 <w:rFonts w:cs="Times New Roman"/>
@@ -12679,7 +13191,6 @@
                 <w:sz w:val="26"/>
                 <w:szCs w:val="26"/>
               </w:rPr>
-              <w:lastRenderedPageBreak/>
               <w:t>1</w:t>
             </w:r>
           </w:p>
@@ -12691,7 +13202,7 @@
           </w:tcPr>
           <w:p>
             <w:pPr>
-              <w:spacing w:before="120" w:after="120" w:line="276" w:lineRule="auto"/>
+              <w:spacing w:before="120" w:after="120" w:line="360" w:lineRule="auto"/>
               <w:jc w:val="left"/>
               <w:rPr>
                 <w:rFonts w:cs="Times New Roman"/>
@@ -12716,7 +13227,7 @@
           </w:tcPr>
           <w:p>
             <w:pPr>
-              <w:spacing w:before="120" w:after="120" w:line="276" w:lineRule="auto"/>
+              <w:spacing w:before="120" w:after="120" w:line="360" w:lineRule="auto"/>
               <w:jc w:val="left"/>
               <w:rPr>
                 <w:rFonts w:cs="Times New Roman"/>
@@ -12748,7 +13259,7 @@
           </w:tcPr>
           <w:p>
             <w:pPr>
-              <w:spacing w:before="120" w:after="120" w:line="276" w:lineRule="auto"/>
+              <w:spacing w:before="120" w:after="120" w:line="360" w:lineRule="auto"/>
               <w:jc w:val="center"/>
               <w:rPr>
                 <w:rFonts w:cs="Times New Roman"/>
@@ -12773,7 +13284,7 @@
           </w:tcPr>
           <w:p>
             <w:pPr>
-              <w:spacing w:before="120" w:after="120" w:line="276" w:lineRule="auto"/>
+              <w:spacing w:before="120" w:after="120" w:line="360" w:lineRule="auto"/>
               <w:jc w:val="left"/>
               <w:rPr>
                 <w:rFonts w:cs="Times New Roman"/>
@@ -12798,7 +13309,7 @@
           </w:tcPr>
           <w:p>
             <w:pPr>
-              <w:spacing w:before="120" w:after="120" w:line="276" w:lineRule="auto"/>
+              <w:spacing w:before="120" w:after="120" w:line="360" w:lineRule="auto"/>
               <w:jc w:val="left"/>
               <w:rPr>
                 <w:rFonts w:cs="Times New Roman"/>
@@ -12812,7 +13323,25 @@
                 <w:sz w:val="26"/>
                 <w:szCs w:val="26"/>
               </w:rPr>
-              <w:t>Lo sợ hoặc bất an được biểu đạt rõ.</w:t>
+              <w:t xml:space="preserve">Lo sợ hoặc bất </w:t>
+            </w:r>
+            <w:proofErr w:type="gramStart"/>
+            <w:r>
+              <w:rPr>
+                <w:rFonts w:cs="Times New Roman"/>
+                <w:sz w:val="26"/>
+                <w:szCs w:val="26"/>
+              </w:rPr>
+              <w:t>an</w:t>
+            </w:r>
+            <w:proofErr w:type="gramEnd"/>
+            <w:r>
+              <w:rPr>
+                <w:rFonts w:cs="Times New Roman"/>
+                <w:sz w:val="26"/>
+                <w:szCs w:val="26"/>
+              </w:rPr>
+              <w:t xml:space="preserve"> được biểu đạt rõ.</w:t>
             </w:r>
           </w:p>
         </w:tc>
@@ -12830,7 +13359,7 @@
           </w:tcPr>
           <w:p>
             <w:pPr>
-              <w:spacing w:before="120" w:after="120" w:line="276" w:lineRule="auto"/>
+              <w:spacing w:before="120" w:after="120" w:line="360" w:lineRule="auto"/>
               <w:jc w:val="center"/>
               <w:rPr>
                 <w:rFonts w:cs="Times New Roman"/>
@@ -12855,7 +13384,7 @@
           </w:tcPr>
           <w:p>
             <w:pPr>
-              <w:spacing w:before="120" w:after="120" w:line="276" w:lineRule="auto"/>
+              <w:spacing w:before="120" w:after="120" w:line="360" w:lineRule="auto"/>
               <w:jc w:val="left"/>
               <w:rPr>
                 <w:rFonts w:cs="Times New Roman"/>
@@ -12880,7 +13409,7 @@
           </w:tcPr>
           <w:p>
             <w:pPr>
-              <w:spacing w:before="120" w:after="120" w:line="276" w:lineRule="auto"/>
+              <w:spacing w:before="120" w:after="120" w:line="360" w:lineRule="auto"/>
               <w:jc w:val="left"/>
               <w:rPr>
                 <w:rFonts w:cs="Times New Roman"/>
@@ -12912,7 +13441,7 @@
           </w:tcPr>
           <w:p>
             <w:pPr>
-              <w:spacing w:before="120" w:after="120" w:line="276" w:lineRule="auto"/>
+              <w:spacing w:before="120" w:after="120" w:line="360" w:lineRule="auto"/>
               <w:jc w:val="center"/>
               <w:rPr>
                 <w:rFonts w:cs="Times New Roman"/>
@@ -12937,7 +13466,7 @@
           </w:tcPr>
           <w:p>
             <w:pPr>
-              <w:spacing w:before="120" w:after="120" w:line="276" w:lineRule="auto"/>
+              <w:spacing w:before="120" w:after="120" w:line="360" w:lineRule="auto"/>
               <w:jc w:val="left"/>
               <w:rPr>
                 <w:rFonts w:cs="Times New Roman"/>
@@ -12962,7 +13491,7 @@
           </w:tcPr>
           <w:p>
             <w:pPr>
-              <w:spacing w:before="120" w:after="120" w:line="276" w:lineRule="auto"/>
+              <w:spacing w:before="120" w:after="120" w:line="360" w:lineRule="auto"/>
               <w:jc w:val="left"/>
               <w:rPr>
                 <w:rFonts w:cs="Times New Roman"/>
@@ -12994,7 +13523,7 @@
           </w:tcPr>
           <w:p>
             <w:pPr>
-              <w:spacing w:before="120" w:after="120" w:line="276" w:lineRule="auto"/>
+              <w:spacing w:before="120" w:after="120" w:line="360" w:lineRule="auto"/>
               <w:jc w:val="center"/>
               <w:rPr>
                 <w:rFonts w:cs="Times New Roman"/>
@@ -13019,7 +13548,7 @@
           </w:tcPr>
           <w:p>
             <w:pPr>
-              <w:spacing w:before="120" w:after="120" w:line="276" w:lineRule="auto"/>
+              <w:spacing w:before="120" w:after="120" w:line="360" w:lineRule="auto"/>
               <w:jc w:val="left"/>
               <w:rPr>
                 <w:rFonts w:cs="Times New Roman"/>
@@ -13044,7 +13573,7 @@
           </w:tcPr>
           <w:p>
             <w:pPr>
-              <w:spacing w:before="120" w:after="120" w:line="276" w:lineRule="auto"/>
+              <w:spacing w:before="120" w:after="120" w:line="360" w:lineRule="auto"/>
               <w:jc w:val="left"/>
               <w:rPr>
                 <w:rFonts w:cs="Times New Roman"/>
@@ -13140,7 +13669,25 @@
           <w:sz w:val="26"/>
           <w:szCs w:val="26"/>
         </w:rPr>
-        <w:t>mẫu nếu bộ dữ liệu có đúng 5.000 mẫu sau làm sạch. Tỷ lệ cuối cùng có thể điều chỉnh theo số lượng và phân bố nhãn. Khi có điều kiện, sử dụng chia phân tầng hoặc phương pháp phù hợp để hạn chế chênh lệch phân bố nhãn giữa các tập. Test chỉ được dùng để báo cáo đánh giá cuối cùng.</w:t>
+        <w:t xml:space="preserve">mẫu nếu bộ dữ liệu có đúng 5.000 mẫu sau làm sạch. Tỷ lệ cuối cùng có thể điều chỉnh </w:t>
+      </w:r>
+      <w:proofErr w:type="gramStart"/>
+      <w:r>
+        <w:rPr>
+          <w:rFonts w:cs="Times New Roman"/>
+          <w:sz w:val="26"/>
+          <w:szCs w:val="26"/>
+        </w:rPr>
+        <w:t>theo</w:t>
+      </w:r>
+      <w:proofErr w:type="gramEnd"/>
+      <w:r>
+        <w:rPr>
+          <w:rFonts w:cs="Times New Roman"/>
+          <w:sz w:val="26"/>
+          <w:szCs w:val="26"/>
+        </w:rPr>
+        <w:t xml:space="preserve"> số lượng và phân bố nhãn. Khi có điều kiện, sử dụng chia phân tầng hoặc phương pháp phù hợp để hạn chế chênh lệch phân bố nhãn giữa các tập. Test chỉ được dùng để báo cáo đánh giá cuối cùng.</w:t>
       </w:r>
     </w:p>
     <w:p>
@@ -13151,11 +13698,12 @@
           <w:rFonts w:cs="Times New Roman"/>
         </w:rPr>
       </w:pPr>
-      <w:bookmarkStart w:id="39" w:name="_Toc242999657"/>
-      <w:r>
-        <w:rPr>
-          <w:rFonts w:cs="Times New Roman"/>
-        </w:rPr>
+      <w:bookmarkStart w:id="39" w:name="_Toc243308587"/>
+      <w:r>
+        <w:rPr>
+          <w:rFonts w:cs="Times New Roman"/>
+        </w:rPr>
+        <w:lastRenderedPageBreak/>
         <w:t>2.2. Phân tích yêu cầu của chương trình</w:t>
       </w:r>
       <w:bookmarkEnd w:id="39"/>
@@ -13169,7 +13717,7 @@
           <w:szCs w:val="26"/>
         </w:rPr>
       </w:pPr>
-      <w:bookmarkStart w:id="40" w:name="_Toc242999658"/>
+      <w:bookmarkStart w:id="40" w:name="_Toc243308588"/>
       <w:r>
         <w:rPr>
           <w:rFonts w:cs="Times New Roman"/>
@@ -13293,7 +13841,7 @@
           </w:tcPr>
           <w:p>
             <w:pPr>
-              <w:spacing w:before="120" w:after="120" w:line="276" w:lineRule="auto"/>
+              <w:spacing w:before="120" w:after="120" w:line="360" w:lineRule="auto"/>
               <w:jc w:val="center"/>
               <w:rPr>
                 <w:rFonts w:cs="Times New Roman"/>
@@ -13318,7 +13866,7 @@
           </w:tcPr>
           <w:p>
             <w:pPr>
-              <w:spacing w:before="120" w:after="120" w:line="276" w:lineRule="auto"/>
+              <w:spacing w:before="120" w:after="120" w:line="360" w:lineRule="auto"/>
               <w:jc w:val="left"/>
               <w:rPr>
                 <w:rFonts w:cs="Times New Roman"/>
@@ -13343,7 +13891,7 @@
           </w:tcPr>
           <w:p>
             <w:pPr>
-              <w:spacing w:before="120" w:after="120" w:line="276" w:lineRule="auto"/>
+              <w:spacing w:before="120" w:after="120" w:line="360" w:lineRule="auto"/>
               <w:jc w:val="left"/>
               <w:rPr>
                 <w:rFonts w:cs="Times New Roman"/>
@@ -13375,7 +13923,7 @@
           </w:tcPr>
           <w:p>
             <w:pPr>
-              <w:spacing w:before="120" w:after="120" w:line="276" w:lineRule="auto"/>
+              <w:spacing w:before="120" w:after="120" w:line="360" w:lineRule="auto"/>
               <w:jc w:val="center"/>
               <w:rPr>
                 <w:rFonts w:cs="Times New Roman"/>
@@ -13389,7 +13937,6 @@
                 <w:sz w:val="26"/>
                 <w:szCs w:val="26"/>
               </w:rPr>
-              <w:lastRenderedPageBreak/>
               <w:t>FR02</w:t>
             </w:r>
           </w:p>
@@ -13401,7 +13948,7 @@
           </w:tcPr>
           <w:p>
             <w:pPr>
-              <w:spacing w:before="120" w:after="120" w:line="276" w:lineRule="auto"/>
+              <w:spacing w:before="120" w:after="120" w:line="360" w:lineRule="auto"/>
               <w:jc w:val="left"/>
               <w:rPr>
                 <w:rFonts w:cs="Times New Roman"/>
@@ -13426,7 +13973,7 @@
           </w:tcPr>
           <w:p>
             <w:pPr>
-              <w:spacing w:before="120" w:after="120" w:line="276" w:lineRule="auto"/>
+              <w:spacing w:before="120" w:after="120" w:line="360" w:lineRule="auto"/>
               <w:jc w:val="left"/>
               <w:rPr>
                 <w:rFonts w:cs="Times New Roman"/>
@@ -13458,7 +14005,7 @@
           </w:tcPr>
           <w:p>
             <w:pPr>
-              <w:spacing w:before="120" w:after="120" w:line="276" w:lineRule="auto"/>
+              <w:spacing w:before="120" w:after="120" w:line="360" w:lineRule="auto"/>
               <w:jc w:val="center"/>
               <w:rPr>
                 <w:rFonts w:cs="Times New Roman"/>
@@ -13483,7 +14030,7 @@
           </w:tcPr>
           <w:p>
             <w:pPr>
-              <w:spacing w:before="120" w:after="120" w:line="276" w:lineRule="auto"/>
+              <w:spacing w:before="120" w:after="120" w:line="360" w:lineRule="auto"/>
               <w:jc w:val="left"/>
               <w:rPr>
                 <w:rFonts w:cs="Times New Roman"/>
@@ -13508,7 +14055,7 @@
           </w:tcPr>
           <w:p>
             <w:pPr>
-              <w:spacing w:before="120" w:after="120" w:line="276" w:lineRule="auto"/>
+              <w:spacing w:before="120" w:after="120" w:line="360" w:lineRule="auto"/>
               <w:jc w:val="left"/>
               <w:rPr>
                 <w:rFonts w:cs="Times New Roman"/>
@@ -13540,7 +14087,7 @@
           </w:tcPr>
           <w:p>
             <w:pPr>
-              <w:spacing w:before="120" w:after="120" w:line="276" w:lineRule="auto"/>
+              <w:spacing w:before="120" w:after="120" w:line="360" w:lineRule="auto"/>
               <w:jc w:val="center"/>
               <w:rPr>
                 <w:rFonts w:cs="Times New Roman"/>
@@ -13565,7 +14112,7 @@
           </w:tcPr>
           <w:p>
             <w:pPr>
-              <w:spacing w:before="120" w:after="120" w:line="276" w:lineRule="auto"/>
+              <w:spacing w:before="120" w:after="120" w:line="360" w:lineRule="auto"/>
               <w:jc w:val="left"/>
               <w:rPr>
                 <w:rFonts w:cs="Times New Roman"/>
@@ -13590,7 +14137,7 @@
           </w:tcPr>
           <w:p>
             <w:pPr>
-              <w:spacing w:before="120" w:after="120" w:line="276" w:lineRule="auto"/>
+              <w:spacing w:before="120" w:after="120" w:line="360" w:lineRule="auto"/>
               <w:jc w:val="left"/>
               <w:rPr>
                 <w:rFonts w:cs="Times New Roman"/>
@@ -13622,7 +14169,7 @@
           </w:tcPr>
           <w:p>
             <w:pPr>
-              <w:spacing w:before="120" w:after="120" w:line="276" w:lineRule="auto"/>
+              <w:spacing w:before="120" w:after="120" w:line="360" w:lineRule="auto"/>
               <w:jc w:val="center"/>
               <w:rPr>
                 <w:rFonts w:cs="Times New Roman"/>
@@ -13647,7 +14194,7 @@
           </w:tcPr>
           <w:p>
             <w:pPr>
-              <w:spacing w:before="120" w:after="120" w:line="276" w:lineRule="auto"/>
+              <w:spacing w:before="120" w:after="120" w:line="360" w:lineRule="auto"/>
               <w:jc w:val="left"/>
               <w:rPr>
                 <w:rFonts w:cs="Times New Roman"/>
@@ -13672,7 +14219,7 @@
           </w:tcPr>
           <w:p>
             <w:pPr>
-              <w:spacing w:before="120" w:after="120" w:line="276" w:lineRule="auto"/>
+              <w:spacing w:before="120" w:after="120" w:line="360" w:lineRule="auto"/>
               <w:jc w:val="left"/>
               <w:rPr>
                 <w:rFonts w:cs="Times New Roman"/>
@@ -13705,7 +14252,7 @@
           <w:p>
             <w:pPr>
               <w:pStyle w:val="NoSpacing"/>
-              <w:spacing w:line="276" w:lineRule="auto"/>
+              <w:spacing w:line="360" w:lineRule="auto"/>
               <w:rPr>
                 <w:rFonts w:ascii="Times New Roman" w:hAnsi="Times New Roman" w:cs="Times New Roman"/>
                 <w:sz w:val="26"/>
@@ -13730,7 +14277,7 @@
           <w:p>
             <w:pPr>
               <w:pStyle w:val="NoSpacing"/>
-              <w:spacing w:line="276" w:lineRule="auto"/>
+              <w:spacing w:line="360" w:lineRule="auto"/>
               <w:rPr>
                 <w:rFonts w:ascii="Times New Roman" w:hAnsi="Times New Roman" w:cs="Times New Roman"/>
                 <w:sz w:val="26"/>
@@ -13755,7 +14302,7 @@
           <w:p>
             <w:pPr>
               <w:pStyle w:val="NoSpacing"/>
-              <w:spacing w:line="276" w:lineRule="auto"/>
+              <w:spacing w:line="360" w:lineRule="auto"/>
               <w:rPr>
                 <w:rFonts w:ascii="Times New Roman" w:hAnsi="Times New Roman" w:cs="Times New Roman"/>
                 <w:sz w:val="26"/>
@@ -13777,6 +14324,7 @@
     <w:p>
       <w:pPr>
         <w:pStyle w:val="NoSpacing"/>
+        <w:spacing w:line="360" w:lineRule="auto"/>
       </w:pPr>
     </w:p>
     <w:p>
@@ -13788,7 +14336,7 @@
           <w:szCs w:val="26"/>
         </w:rPr>
       </w:pPr>
-      <w:bookmarkStart w:id="41" w:name="_Toc242999659"/>
+      <w:bookmarkStart w:id="41" w:name="_Toc243308589"/>
       <w:r>
         <w:rPr>
           <w:rFonts w:cs="Times New Roman"/>
@@ -13910,6 +14458,7 @@
           <w:sz w:val="26"/>
           <w:szCs w:val="26"/>
         </w:rPr>
+        <w:lastRenderedPageBreak/>
         <w:t>Khả năng bảo trì: tách riêng phần giao diện, phần tiền xử lý và phần tải mô hình để thuận lợi khi thay đổi hoặc kiểm thử.</w:t>
       </w:r>
     </w:p>
@@ -13922,7 +14471,7 @@
           <w:szCs w:val="26"/>
         </w:rPr>
       </w:pPr>
-      <w:bookmarkStart w:id="42" w:name="_Toc242999660"/>
+      <w:bookmarkStart w:id="42" w:name="_Toc243308590"/>
       <w:r>
         <w:rPr>
           <w:rFonts w:cs="Times New Roman"/>
@@ -13948,16 +14497,7 @@
           <w:sz w:val="26"/>
           <w:szCs w:val="26"/>
         </w:rPr>
-        <w:t xml:space="preserve">Tác nhân chính là Người dùng. Kịch bản phân tích văn bản dự kiến gồm: (1) người dùng mở chương trình; (2) nhập văn bản; (3) chọn chức năng phân tích; (4) hệ thống kiểm tra đầu vào và xử lý văn bản; (5) mô hình trả về hai dự đoán; (6) giao diện hiển thị nhãn và </w:t>
-      </w:r>
-      <w:r>
-        <w:rPr>
-          <w:rFonts w:cs="Times New Roman"/>
-          <w:sz w:val="26"/>
-          <w:szCs w:val="26"/>
-        </w:rPr>
-        <w:lastRenderedPageBreak/>
-        <w:t>thông tin xác suất nếu được bật. Nếu văn bản rỗng hoặc mô hình chưa được nạp, hệ thống hiển thị thông báo thay vì dừng chương trình đột ngột.</w:t>
+        <w:t>Tác nhân chính là Người dùng. Kịch bản phân tích văn bản dự kiến gồm: (1) người dùng mở chương trình; (2) nhập văn bản; (3) chọn chức năng phân tích; (4) hệ thống kiểm tra đầu vào và xử lý văn bản; (5) mô hình trả về hai dự đoán; (6) giao diện hiển thị nhãn và thông tin xác suất nếu được bật. Nếu văn bản rỗng hoặc mô hình chưa được nạp, hệ thống hiển thị thông báo thay vì dừng chương trình đột ngột.</w:t>
       </w:r>
     </w:p>
     <w:p>
@@ -13968,7 +14508,7 @@
           <w:rFonts w:cs="Times New Roman"/>
         </w:rPr>
       </w:pPr>
-      <w:bookmarkStart w:id="43" w:name="_Toc242999661"/>
+      <w:bookmarkStart w:id="43" w:name="_Toc243308591"/>
       <w:r>
         <w:rPr>
           <w:rFonts w:cs="Times New Roman"/>
@@ -13986,7 +14526,7 @@
           <w:szCs w:val="26"/>
         </w:rPr>
       </w:pPr>
-      <w:bookmarkStart w:id="44" w:name="_Toc242999662"/>
+      <w:bookmarkStart w:id="44" w:name="_Toc243308592"/>
       <w:r>
         <w:rPr>
           <w:rFonts w:cs="Times New Roman"/>
@@ -14062,7 +14602,7 @@
           <w:szCs w:val="26"/>
         </w:rPr>
       </w:pPr>
-      <w:bookmarkStart w:id="45" w:name="_Toc242999663"/>
+      <w:bookmarkStart w:id="45" w:name="_Toc243308593"/>
       <w:r>
         <w:rPr>
           <w:rFonts w:cs="Times New Roman"/>
@@ -14098,7 +14638,7 @@
           </w:tcPr>
           <w:p>
             <w:pPr>
-              <w:spacing w:before="120" w:after="120" w:line="276" w:lineRule="auto"/>
+              <w:spacing w:before="120" w:after="120" w:line="360" w:lineRule="auto"/>
               <w:jc w:val="center"/>
               <w:rPr>
                 <w:rFonts w:cs="Times New Roman"/>
@@ -14125,7 +14665,7 @@
           </w:tcPr>
           <w:p>
             <w:pPr>
-              <w:spacing w:before="120" w:after="120" w:line="276" w:lineRule="auto"/>
+              <w:spacing w:before="120" w:after="120" w:line="360" w:lineRule="auto"/>
               <w:jc w:val="center"/>
               <w:rPr>
                 <w:rFonts w:cs="Times New Roman"/>
@@ -14158,7 +14698,7 @@
           </w:tcPr>
           <w:p>
             <w:pPr>
-              <w:spacing w:before="120" w:after="120" w:line="276" w:lineRule="auto"/>
+              <w:spacing w:before="120" w:after="120" w:line="360" w:lineRule="auto"/>
               <w:jc w:val="center"/>
               <w:rPr>
                 <w:rFonts w:cs="Times New Roman"/>
@@ -14183,7 +14723,7 @@
           </w:tcPr>
           <w:p>
             <w:pPr>
-              <w:spacing w:before="120" w:after="120" w:line="276" w:lineRule="auto"/>
+              <w:spacing w:before="120" w:after="120" w:line="360" w:lineRule="auto"/>
               <w:jc w:val="left"/>
               <w:rPr>
                 <w:rFonts w:cs="Times New Roman"/>
@@ -14215,7 +14755,7 @@
           </w:tcPr>
           <w:p>
             <w:pPr>
-              <w:spacing w:before="120" w:after="120" w:line="276" w:lineRule="auto"/>
+              <w:spacing w:before="120" w:after="120" w:line="360" w:lineRule="auto"/>
               <w:jc w:val="center"/>
               <w:rPr>
                 <w:rFonts w:cs="Times New Roman"/>
@@ -14240,7 +14780,7 @@
           </w:tcPr>
           <w:p>
             <w:pPr>
-              <w:spacing w:before="120" w:after="120" w:line="276" w:lineRule="auto"/>
+              <w:spacing w:before="120" w:after="120" w:line="360" w:lineRule="auto"/>
               <w:jc w:val="left"/>
               <w:rPr>
                 <w:rFonts w:cs="Times New Roman"/>
@@ -14272,7 +14812,7 @@
           </w:tcPr>
           <w:p>
             <w:pPr>
-              <w:spacing w:before="120" w:after="120" w:line="276" w:lineRule="auto"/>
+              <w:spacing w:before="120" w:after="120" w:line="360" w:lineRule="auto"/>
               <w:jc w:val="center"/>
               <w:rPr>
                 <w:rFonts w:cs="Times New Roman"/>
@@ -14297,7 +14837,7 @@
           </w:tcPr>
           <w:p>
             <w:pPr>
-              <w:spacing w:before="120" w:after="120" w:line="276" w:lineRule="auto"/>
+              <w:spacing w:before="120" w:after="120" w:line="360" w:lineRule="auto"/>
               <w:jc w:val="left"/>
               <w:rPr>
                 <w:rFonts w:cs="Times New Roman"/>
@@ -14329,7 +14869,7 @@
           </w:tcPr>
           <w:p>
             <w:pPr>
-              <w:spacing w:before="120" w:after="120" w:line="276" w:lineRule="auto"/>
+              <w:spacing w:before="120" w:after="120" w:line="360" w:lineRule="auto"/>
               <w:jc w:val="center"/>
               <w:rPr>
                 <w:rFonts w:cs="Times New Roman"/>
@@ -14343,6 +14883,7 @@
                 <w:sz w:val="26"/>
                 <w:szCs w:val="26"/>
               </w:rPr>
+              <w:lastRenderedPageBreak/>
               <w:t>Emotion head</w:t>
             </w:r>
           </w:p>
@@ -14354,7 +14895,7 @@
           </w:tcPr>
           <w:p>
             <w:pPr>
-              <w:spacing w:before="120" w:after="120" w:line="276" w:lineRule="auto"/>
+              <w:spacing w:before="120" w:after="120" w:line="360" w:lineRule="auto"/>
               <w:jc w:val="left"/>
               <w:rPr>
                 <w:rFonts w:cs="Times New Roman"/>
@@ -14386,7 +14927,7 @@
           </w:tcPr>
           <w:p>
             <w:pPr>
-              <w:spacing w:before="120" w:after="120" w:line="276" w:lineRule="auto"/>
+              <w:spacing w:before="120" w:after="120" w:line="360" w:lineRule="auto"/>
               <w:jc w:val="center"/>
               <w:rPr>
                 <w:rFonts w:cs="Times New Roman"/>
@@ -14411,7 +14952,7 @@
           </w:tcPr>
           <w:p>
             <w:pPr>
-              <w:spacing w:before="120" w:after="120" w:line="276" w:lineRule="auto"/>
+              <w:spacing w:before="120" w:after="120" w:line="360" w:lineRule="auto"/>
               <w:jc w:val="left"/>
               <w:rPr>
                 <w:rFonts w:cs="Times New Roman"/>
@@ -14447,16 +14988,25 @@
           <w:sz w:val="26"/>
           <w:szCs w:val="26"/>
         </w:rPr>
-        <w:t xml:space="preserve">Với PhoBERT-base, kích thước véc-tơ ẩn phổ biến là 768, vì vậy hai đầu phân loại có thể có kích thước lần lượt là Linear(768, 5) và Linear(768, 6). Kích thước này phải lấy </w:t>
-      </w:r>
-      <w:r>
-        <w:rPr>
-          <w:rFonts w:cs="Times New Roman"/>
-          <w:sz w:val="26"/>
-          <w:szCs w:val="26"/>
-        </w:rPr>
-        <w:lastRenderedPageBreak/>
-        <w:t>từ cấu hình mô hình khi cài đặt. Nếu có thay đổi checkpoint hoặc thêm lớp Dropout, thiết kế và mã nguồn cần được cập nhật đồng bộ.</w:t>
+        <w:t xml:space="preserve">Với PhoBERT-base, kích thước véc-tơ ẩn phổ biến là 768, vì vậy hai đầu phân loại có thể có kích thước lần lượt là </w:t>
+      </w:r>
+      <w:proofErr w:type="gramStart"/>
+      <w:r>
+        <w:rPr>
+          <w:rFonts w:cs="Times New Roman"/>
+          <w:sz w:val="26"/>
+          <w:szCs w:val="26"/>
+        </w:rPr>
+        <w:t>Linear(</w:t>
+      </w:r>
+      <w:proofErr w:type="gramEnd"/>
+      <w:r>
+        <w:rPr>
+          <w:rFonts w:cs="Times New Roman"/>
+          <w:sz w:val="26"/>
+          <w:szCs w:val="26"/>
+        </w:rPr>
+        <w:t>768, 5) và Linear(768, 6). Kích thước này phải lấy từ cấu hình mô hình khi cài đặt. Nếu có thay đổi checkpoint hoặc thêm lớp Dropout, thiết kế và mã nguồn cần được cập nhật đồng bộ.</w:t>
       </w:r>
     </w:p>
     <w:p>
@@ -14468,7 +15018,7 @@
           <w:szCs w:val="26"/>
         </w:rPr>
       </w:pPr>
-      <w:bookmarkStart w:id="46" w:name="_Toc242999664"/>
+      <w:bookmarkStart w:id="46" w:name="_Toc243308594"/>
       <w:r>
         <w:rPr>
           <w:rFonts w:cs="Times New Roman"/>
@@ -14494,7 +15044,43 @@
           <w:sz w:val="26"/>
           <w:szCs w:val="26"/>
         </w:rPr>
-        <w:t>Dữ liệu huấn luyện được tổ chức theo cấu trúc JSON có trường văn bản, nhãn thái độ và nhãn cảm xúc. Chương trình cần lưu các ánh xạ nhãn để chuyển kết quả dự đoán dạng số thành tên nhãn dễ hiểu. Trọng số mô hình, tokenizer và thông tin cấu hình cần được lưu trong thư mục triển khai; giao diện chỉ thực hiện nạp mô hình đã huấn luyện và suy luận, không huấn luyện lại mỗi lần mở chương trình.</w:t>
+        <w:t xml:space="preserve">Dữ liệu huấn luyện được tổ chức </w:t>
+      </w:r>
+      <w:proofErr w:type="gramStart"/>
+      <w:r>
+        <w:rPr>
+          <w:rFonts w:cs="Times New Roman"/>
+          <w:sz w:val="26"/>
+          <w:szCs w:val="26"/>
+        </w:rPr>
+        <w:t>theo</w:t>
+      </w:r>
+      <w:proofErr w:type="gramEnd"/>
+      <w:r>
+        <w:rPr>
+          <w:rFonts w:cs="Times New Roman"/>
+          <w:sz w:val="26"/>
+          <w:szCs w:val="26"/>
+        </w:rPr>
+        <w:t xml:space="preserve"> cấu trúc JSON có trường văn bản, nhãn thái độ và nhãn cảm xúc. Chương trình cần lưu các ánh xạ nhãn để chuyển kết quả dự đoán dạng số thành tên nhãn dễ hiểu. Trọng số mô hình, tokenizer và thông tin cấu hình cần được lưu trong </w:t>
+      </w:r>
+      <w:proofErr w:type="gramStart"/>
+      <w:r>
+        <w:rPr>
+          <w:rFonts w:cs="Times New Roman"/>
+          <w:sz w:val="26"/>
+          <w:szCs w:val="26"/>
+        </w:rPr>
+        <w:t>thư</w:t>
+      </w:r>
+      <w:proofErr w:type="gramEnd"/>
+      <w:r>
+        <w:rPr>
+          <w:rFonts w:cs="Times New Roman"/>
+          <w:sz w:val="26"/>
+          <w:szCs w:val="26"/>
+        </w:rPr>
+        <w:t xml:space="preserve"> mục triển khai; giao diện chỉ thực hiện nạp mô hình đã huấn luyện và suy luận, không huấn luyện lại mỗi lần mở chương trình.</w:t>
       </w:r>
     </w:p>
     <w:p>
@@ -14514,19 +15100,37 @@
           <w:sz w:val="26"/>
           <w:szCs w:val="26"/>
         </w:rPr>
-        <w:t>Giao diện dự kiến có vùng nhập văn bản, nút phân tích, nút làm mới và vùng hiển thị kết quả của hai nhiệm vụ. Nếu chức năng lịch sử được triển khai, nội dung lưu trữ cần giới hạn trong phiên làm việc hoặc có phương án quản lý phù hợp, tránh lưu thông tin cá nhân không cần thiết.</w:t>
+        <w:t xml:space="preserve">Giao diện dự kiến có vùng nhập văn bản, nút phân tích, nút làm mới và vùng hiển thị kết quả của hai nhiệm vụ. Nếu chức năng lịch sử được triển khai, nội dung lưu trữ cần giới hạn trong phiên làm việc hoặc có phương </w:t>
+      </w:r>
+      <w:proofErr w:type="gramStart"/>
+      <w:r>
+        <w:rPr>
+          <w:rFonts w:cs="Times New Roman"/>
+          <w:sz w:val="26"/>
+          <w:szCs w:val="26"/>
+        </w:rPr>
+        <w:t>án</w:t>
+      </w:r>
+      <w:proofErr w:type="gramEnd"/>
+      <w:r>
+        <w:rPr>
+          <w:rFonts w:cs="Times New Roman"/>
+          <w:sz w:val="26"/>
+          <w:szCs w:val="26"/>
+        </w:rPr>
+        <w:t xml:space="preserve"> quản lý phù hợp, tránh lưu thông tin cá nhân không cần thiết.</w:t>
       </w:r>
     </w:p>
     <w:p>
       <w:pPr>
         <w:pStyle w:val="Heading2"/>
-        <w:spacing w:before="120" w:after="120"/>
+        <w:spacing w:before="120" w:after="120" w:line="360" w:lineRule="auto"/>
         <w:rPr>
           <w:rFonts w:cs="Times New Roman"/>
           <w:lang w:val="vi-VN"/>
         </w:rPr>
       </w:pPr>
-      <w:bookmarkStart w:id="47" w:name="_Toc242999665"/>
+      <w:bookmarkStart w:id="47" w:name="_Toc243308595"/>
       <w:r>
         <w:rPr>
           <w:rFonts w:cs="Times New Roman"/>
@@ -14550,7 +15154,23 @@
           <w:sz w:val="26"/>
           <w:szCs w:val="26"/>
         </w:rPr>
-        <w:t>Chương 2 đã trình bày phương án tổ chức, tiền xử lý, gán nhãn và phân chia bộ dữ liệu tiếng Việt, đồng thời xác định các yêu cầu chức năng và phi chức năng của chương trình. Bên cạnh đó, chương đã thiết kế kiến trúc hệ thống gồm hai phân hệ huấn luyện và suy luận, sử dụng chung bộ mã hóa PhoBERT với hai đầu phân loại độc lập và phương án tích hợp giao diện Tkinter. Toàn bộ bản thiết kế này là tiền đề trực tiếp để tiến hành cài đặt, huấn luyện và kiểm thử hệ thống ở Chương 3</w:t>
+        <w:t xml:space="preserve">Chương 2 đã trình bày phương án tổ chức, tiền xử lý, gán nhãn và phân chia bộ dữ liệu tiếng Việt, đồng thời xác định các yêu cầu chức năng và phi chức năng của chương trình. Bên cạnh đó, chương đã thiết kế kiến trúc hệ thống gồm hai phân hệ huấn luyện và suy luận, sử dụng </w:t>
+      </w:r>
+      <w:proofErr w:type="gramStart"/>
+      <w:r>
+        <w:rPr>
+          <w:sz w:val="26"/>
+          <w:szCs w:val="26"/>
+        </w:rPr>
+        <w:t>chung</w:t>
+      </w:r>
+      <w:proofErr w:type="gramEnd"/>
+      <w:r>
+        <w:rPr>
+          <w:sz w:val="26"/>
+          <w:szCs w:val="26"/>
+        </w:rPr>
+        <w:t xml:space="preserve"> bộ mã hóa PhoBERT với hai đầu phân loại độc lập và phương án tích hợp giao diện Tkinter. Toàn bộ bản thiết kế này là tiền đề trực tiếp để tiến hành cài đặt, huấn luyện và kiểm thử hệ thống ở Chương 3</w:t>
       </w:r>
     </w:p>
     <w:p>
@@ -14564,7 +15184,7 @@
           <w:szCs w:val="26"/>
         </w:rPr>
       </w:pPr>
-      <w:bookmarkStart w:id="48" w:name="_Toc242999666"/>
+      <w:bookmarkStart w:id="48" w:name="_Toc243308596"/>
       <w:r>
         <w:rPr>
           <w:rFonts w:cs="Times New Roman"/>
@@ -14584,7 +15204,7 @@
           <w:rFonts w:cs="Times New Roman"/>
         </w:rPr>
       </w:pPr>
-      <w:bookmarkStart w:id="49" w:name="_Toc242999667"/>
+      <w:bookmarkStart w:id="49" w:name="_Toc243308597"/>
       <w:r>
         <w:rPr>
           <w:rFonts w:cs="Times New Roman"/>
@@ -14602,7 +15222,7 @@
           <w:szCs w:val="26"/>
         </w:rPr>
       </w:pPr>
-      <w:bookmarkStart w:id="50" w:name="_Toc242999668"/>
+      <w:bookmarkStart w:id="50" w:name="_Toc243308598"/>
       <w:r>
         <w:rPr>
           <w:rFonts w:cs="Times New Roman"/>
@@ -14628,7 +15248,25 @@
           <w:sz w:val="26"/>
           <w:szCs w:val="26"/>
         </w:rPr>
-        <w:t>Quá trình phát triển dự kiến sử dụng Python, PyTorch và Hugging Face Transformers. Huấn luyện có thể được thực hiện trên máy tính cá nhân có GPU NVIDIA/CUDA hoặc môi trường điện toán đám mây nếu tài nguyên cục bộ không đáp ứng. Báo cáo cuối cùng cần ghi chính xác hệ điều hành, bộ xử lý, bộ nhớ, GPU (nếu có), phiên bản thư viện và môi trường thực thi thực tế.</w:t>
+        <w:t xml:space="preserve">Quá trình phát triển dự kiến sử dụng Python, PyTorch và Hugging Face Transformers. Huấn luyện có thể được thực hiện trên máy tính cá nhân có GPU NVIDIA/CUDA hoặc môi trường điện toán đám mây nếu tài nguyên cục bộ không đáp ứng. Báo cáo cuối cùng cần ghi chính xác hệ điều hành, bộ xử lý, bộ nhớ, GPU (nếu có), phiên bản </w:t>
+      </w:r>
+      <w:proofErr w:type="gramStart"/>
+      <w:r>
+        <w:rPr>
+          <w:rFonts w:cs="Times New Roman"/>
+          <w:sz w:val="26"/>
+          <w:szCs w:val="26"/>
+        </w:rPr>
+        <w:t>thư</w:t>
+      </w:r>
+      <w:proofErr w:type="gramEnd"/>
+      <w:r>
+        <w:rPr>
+          <w:rFonts w:cs="Times New Roman"/>
+          <w:sz w:val="26"/>
+          <w:szCs w:val="26"/>
+        </w:rPr>
+        <w:t xml:space="preserve"> viện và môi trường thực thi thực tế.</w:t>
       </w:r>
     </w:p>
     <w:tbl>
@@ -15113,7 +15751,7 @@
           <w:szCs w:val="26"/>
         </w:rPr>
       </w:pPr>
-      <w:bookmarkStart w:id="51" w:name="_Toc242999669"/>
+      <w:bookmarkStart w:id="51" w:name="_Toc243308599"/>
       <w:r>
         <w:rPr>
           <w:rFonts w:cs="Times New Roman"/>
@@ -15185,7 +15823,25 @@
           <w:sz w:val="26"/>
           <w:szCs w:val="26"/>
         </w:rPr>
-        <w:t>Chuẩn hóa văn bản, tách từ tiếng Việt theo phương án đã chọn và mã hóa qua PhoBERT tokenizer để tạo input_ids, attention_mask.</w:t>
+        <w:t xml:space="preserve">Chuẩn hóa văn bản, tách từ tiếng Việt </w:t>
+      </w:r>
+      <w:proofErr w:type="gramStart"/>
+      <w:r>
+        <w:rPr>
+          <w:rFonts w:cs="Times New Roman"/>
+          <w:sz w:val="26"/>
+          <w:szCs w:val="26"/>
+        </w:rPr>
+        <w:t>theo</w:t>
+      </w:r>
+      <w:proofErr w:type="gramEnd"/>
+      <w:r>
+        <w:rPr>
+          <w:rFonts w:cs="Times New Roman"/>
+          <w:sz w:val="26"/>
+          <w:szCs w:val="26"/>
+        </w:rPr>
+        <w:t xml:space="preserve"> phương án đã chọn và mã hóa qua PhoBERT tokenizer để tạo input_ids, attention_mask.</w:t>
       </w:r>
     </w:p>
     <w:p>
@@ -15208,7 +15864,25 @@
           <w:sz w:val="26"/>
           <w:szCs w:val="26"/>
         </w:rPr>
-        <w:t>Chia dữ liệu thành Train, Validation và Test; chỉ dùng Train để cập nhật trọng số, dùng Validation để theo dõi và lựa chọn mô hình.</w:t>
+        <w:t xml:space="preserve">Chia dữ liệu thành Train, Validation và Test; chỉ dùng Train để cập nhật trọng số, dùng Validation để </w:t>
+      </w:r>
+      <w:proofErr w:type="gramStart"/>
+      <w:r>
+        <w:rPr>
+          <w:rFonts w:cs="Times New Roman"/>
+          <w:sz w:val="26"/>
+          <w:szCs w:val="26"/>
+        </w:rPr>
+        <w:t>theo</w:t>
+      </w:r>
+      <w:proofErr w:type="gramEnd"/>
+      <w:r>
+        <w:rPr>
+          <w:rFonts w:cs="Times New Roman"/>
+          <w:sz w:val="26"/>
+          <w:szCs w:val="26"/>
+        </w:rPr>
+        <w:t xml:space="preserve"> dõi và lựa chọn mô hình.</w:t>
       </w:r>
     </w:p>
     <w:p>
@@ -15231,7 +15905,25 @@
           <w:sz w:val="26"/>
           <w:szCs w:val="26"/>
         </w:rPr>
-        <w:t>Tạo mô hình có một bộ mã hóa PhoBERT dùng chung và hai đầu phân loại riêng biệt cho thái độ và cảm xúc.</w:t>
+        <w:t xml:space="preserve">Tạo mô hình có một bộ mã hóa PhoBERT dùng </w:t>
+      </w:r>
+      <w:proofErr w:type="gramStart"/>
+      <w:r>
+        <w:rPr>
+          <w:rFonts w:cs="Times New Roman"/>
+          <w:sz w:val="26"/>
+          <w:szCs w:val="26"/>
+        </w:rPr>
+        <w:t>chung</w:t>
+      </w:r>
+      <w:proofErr w:type="gramEnd"/>
+      <w:r>
+        <w:rPr>
+          <w:rFonts w:cs="Times New Roman"/>
+          <w:sz w:val="26"/>
+          <w:szCs w:val="26"/>
+        </w:rPr>
+        <w:t xml:space="preserve"> và hai đầu phân loại riêng biệt cho thái độ và cảm xúc.</w:t>
       </w:r>
     </w:p>
     <w:p>
@@ -15254,7 +15946,25 @@
           <w:sz w:val="26"/>
           <w:szCs w:val="26"/>
         </w:rPr>
-        <w:t>Trong mỗi batch, tính hai loss, cộng thành loss tổng hợp, lan truyền ngược, giới hạn gradient khi cần, cập nhật AdamW và learning-rate scheduler.</w:t>
+        <w:t xml:space="preserve">Trong mỗi batch, tính hai loss, cộng thành loss tổng hợp, </w:t>
+      </w:r>
+      <w:proofErr w:type="gramStart"/>
+      <w:r>
+        <w:rPr>
+          <w:rFonts w:cs="Times New Roman"/>
+          <w:sz w:val="26"/>
+          <w:szCs w:val="26"/>
+        </w:rPr>
+        <w:t>lan</w:t>
+      </w:r>
+      <w:proofErr w:type="gramEnd"/>
+      <w:r>
+        <w:rPr>
+          <w:rFonts w:cs="Times New Roman"/>
+          <w:sz w:val="26"/>
+          <w:szCs w:val="26"/>
+        </w:rPr>
+        <w:t xml:space="preserve"> truyền ngược, giới hạn gradient khi cần, cập nhật AdamW và learning-rate scheduler.</w:t>
       </w:r>
     </w:p>
     <w:p>
@@ -15277,7 +15987,25 @@
           <w:sz w:val="26"/>
           <w:szCs w:val="26"/>
         </w:rPr>
-        <w:t>Sau mỗi epoch, đánh giá trên Validation, ghi lại loss và các chỉ số; lưu checkpoint theo tiêu chí lựa chọn và kích hoạt Early Stopping nếu điều kiện dừng được thỏa mãn.</w:t>
+        <w:t xml:space="preserve">Sau mỗi epoch, đánh giá trên Validation, ghi lại loss và các chỉ số; lưu checkpoint </w:t>
+      </w:r>
+      <w:proofErr w:type="gramStart"/>
+      <w:r>
+        <w:rPr>
+          <w:rFonts w:cs="Times New Roman"/>
+          <w:sz w:val="26"/>
+          <w:szCs w:val="26"/>
+        </w:rPr>
+        <w:t>theo</w:t>
+      </w:r>
+      <w:proofErr w:type="gramEnd"/>
+      <w:r>
+        <w:rPr>
+          <w:rFonts w:cs="Times New Roman"/>
+          <w:sz w:val="26"/>
+          <w:szCs w:val="26"/>
+        </w:rPr>
+        <w:t xml:space="preserve"> tiêu chí lựa chọn và kích hoạt Early Stopping nếu điều kiện dừng được thỏa mãn.</w:t>
       </w:r>
     </w:p>
     <w:p>
@@ -15308,7 +16036,7 @@
           <w:szCs w:val="26"/>
         </w:rPr>
       </w:pPr>
-      <w:bookmarkStart w:id="52" w:name="_Toc242999670"/>
+      <w:bookmarkStart w:id="52" w:name="_Toc243308600"/>
       <w:r>
         <w:rPr>
           <w:rFonts w:cs="Times New Roman"/>
@@ -15340,9 +16068,11 @@
     <w:p>
       <w:pPr>
         <w:pStyle w:val="Heading2"/>
-      </w:pPr>
-      <w:bookmarkStart w:id="53" w:name="_Toc242999671"/>
-      <w:r>
+        <w:spacing w:line="360" w:lineRule="auto"/>
+      </w:pPr>
+      <w:bookmarkStart w:id="53" w:name="_Toc243308601"/>
+      <w:r>
+        <w:lastRenderedPageBreak/>
         <w:t>3.2. Kế hoạch thực nghiệm và đánh giá mô hình</w:t>
       </w:r>
       <w:bookmarkEnd w:id="53"/>
@@ -15356,7 +16086,7 @@
           <w:szCs w:val="26"/>
         </w:rPr>
       </w:pPr>
-      <w:bookmarkStart w:id="54" w:name="_Toc242999672"/>
+      <w:bookmarkStart w:id="54" w:name="_Toc243308602"/>
       <w:r>
         <w:rPr>
           <w:rFonts w:cs="Times New Roman"/>
@@ -15382,16 +16112,7 @@
           <w:sz w:val="26"/>
           <w:szCs w:val="26"/>
         </w:rPr>
-        <w:t xml:space="preserve">Lịch sử huấn luyện dự kiến ghi nhận Train Loss, Validation Loss và độ chính xác riêng cho hai nhiệm vụ qua từng epoch. Biểu đồ được sử dụng để quan sát xu hướng hội tụ, </w:t>
-      </w:r>
-      <w:r>
-        <w:rPr>
-          <w:rFonts w:cs="Times New Roman"/>
-          <w:sz w:val="26"/>
-          <w:szCs w:val="26"/>
-        </w:rPr>
-        <w:lastRenderedPageBreak/>
-        <w:t>phát hiện dấu hiệu quá khớp (chẳng hạn Train Loss giảm trong khi Validation Loss tăng) và hỗ trợ đánh giá quyết định dừng sớm. Việc loss giảm không đồng nghĩa chắc chắn rằng mô hình tổng quát hóa tốt; cần kết hợp với kết quả trên tập chưa dùng khi huấn luyện.</w:t>
+        <w:t>Lịch sử huấn luyện dự kiến ghi nhận Train Loss, Validation Loss và độ chính xác riêng cho hai nhiệm vụ qua từng epoch. Biểu đồ được sử dụng để quan sát xu hướng hội tụ, phát hiện dấu hiệu quá khớp (chẳng hạn Train Loss giảm trong khi Validation Loss tăng) và hỗ trợ đánh giá quyết định dừng sớm. Việc loss giảm không đồng nghĩa chắc chắn rằng mô hình tổng quát hóa tốt; cần kết hợp với kết quả trên tập chưa dùng khi huấn luyện.</w:t>
       </w:r>
     </w:p>
     <w:p>
@@ -15403,7 +16124,7 @@
           <w:szCs w:val="26"/>
         </w:rPr>
       </w:pPr>
-      <w:bookmarkStart w:id="55" w:name="_Toc242999673"/>
+      <w:bookmarkStart w:id="55" w:name="_Toc243308603"/>
       <w:r>
         <w:rPr>
           <w:rFonts w:cs="Times New Roman"/>
@@ -15429,7 +16150,25 @@
           <w:sz w:val="26"/>
           <w:szCs w:val="26"/>
         </w:rPr>
-        <w:t>Sau khi chọn checkpoint, nhóm dự kiến chạy dự đoán trên tập Test và tính các chỉ số cho từng nhiệm vụ riêng biệt. Với nhiệm vụ thái độ, báo cáo Precision, Recall, F1 theo từng lớp, Accuracy và Macro F1. Với nhiệm vụ cảm xúc, báo cáo cùng nhóm chỉ số cho sáu lớp cảm xúc. Ma trận nhầm lẫn được dùng để phân tích những lớp thường bị nhầm; khi phân bố dữ liệu không cân bằng, Macro F1 cần được xem xét cùng Accuracy thay vì dựa vào Accuracy đơn lẻ.</w:t>
+        <w:t xml:space="preserve">Sau khi chọn checkpoint, nhóm dự kiến chạy dự đoán trên tập Test và tính các chỉ số cho từng nhiệm vụ riêng biệt. Với nhiệm vụ thái độ, báo cáo Precision, Recall, F1 </w:t>
+      </w:r>
+      <w:proofErr w:type="gramStart"/>
+      <w:r>
+        <w:rPr>
+          <w:rFonts w:cs="Times New Roman"/>
+          <w:sz w:val="26"/>
+          <w:szCs w:val="26"/>
+        </w:rPr>
+        <w:t>theo</w:t>
+      </w:r>
+      <w:proofErr w:type="gramEnd"/>
+      <w:r>
+        <w:rPr>
+          <w:rFonts w:cs="Times New Roman"/>
+          <w:sz w:val="26"/>
+          <w:szCs w:val="26"/>
+        </w:rPr>
+        <w:t xml:space="preserve"> từng lớp, Accuracy và Macro F1. Với nhiệm vụ cảm xúc, báo cáo cùng nhóm chỉ số cho sáu lớp cảm xúc. Ma trận nhầm lẫn được dùng để phân tích những lớp thường bị nhầm; khi phân bố dữ liệu không cân bằng, Macro F1 cần được xem xét cùng Accuracy thay vì dựa vào Accuracy đơn lẻ.</w:t>
       </w:r>
     </w:p>
     <w:p>
@@ -15460,7 +16199,7 @@
           <w:szCs w:val="26"/>
         </w:rPr>
       </w:pPr>
-      <w:bookmarkStart w:id="56" w:name="_Toc242999674"/>
+      <w:bookmarkStart w:id="56" w:name="_Toc243308604"/>
       <w:r>
         <w:rPr>
           <w:rFonts w:cs="Times New Roman"/>
@@ -15486,7 +16225,25 @@
           <w:sz w:val="26"/>
           <w:szCs w:val="26"/>
         </w:rPr>
-        <w:t>Các yếu tố cần xem xét gồm phân bố nhãn, chất lượng gán nhãn, độ dài văn bản, cách xử lý phủ định/mỉa mai, siêu tham số và tài nguyên phần cứng. Nhóm sẽ phân tích một số trường hợp dự đoán đúng và sai để giải thích giới hạn của mô hình. Nếu điều kiện thời gian cho phép, có thể bổ sung thí nghiệm đối chứng với mô hình đơn nhiệm, bảo đảm các phương án sử dụng cùng cách chia dữ liệu và tiêu chí đánh giá. Nếu không triển khai đối chứng, báo cáo chỉ kết luận về hiệu năng của mô hình được xây dựng, không khẳng định vượt trội so với phương pháp khác.</w:t>
+        <w:t xml:space="preserve">Các yếu tố cần xem xét gồm phân bố nhãn, chất lượng gán nhãn, độ dài văn bản, cách xử lý phủ định/mỉa mai, siêu tham số và tài nguyên phần cứng. Nhóm sẽ phân tích một số trường hợp dự đoán đúng và sai để giải thích giới hạn của mô hình. Nếu điều kiện thời gian cho phép, có thể bổ sung thí nghiệm đối chứng với mô hình đơn nhiệm, bảo đảm các phương </w:t>
+      </w:r>
+      <w:proofErr w:type="gramStart"/>
+      <w:r>
+        <w:rPr>
+          <w:rFonts w:cs="Times New Roman"/>
+          <w:sz w:val="26"/>
+          <w:szCs w:val="26"/>
+        </w:rPr>
+        <w:t>án</w:t>
+      </w:r>
+      <w:proofErr w:type="gramEnd"/>
+      <w:r>
+        <w:rPr>
+          <w:rFonts w:cs="Times New Roman"/>
+          <w:sz w:val="26"/>
+          <w:szCs w:val="26"/>
+        </w:rPr>
+        <w:t xml:space="preserve"> sử dụng cùng cách chia dữ liệu và tiêu chí đánh giá. Nếu không triển khai đối chứng, báo cáo chỉ kết luận về hiệu năng của mô hình được xây dựng, không khẳng định vượt trội so với phương pháp khác.</w:t>
       </w:r>
     </w:p>
     <w:p>
@@ -15497,11 +16254,12 @@
           <w:rFonts w:cs="Times New Roman"/>
         </w:rPr>
       </w:pPr>
-      <w:bookmarkStart w:id="57" w:name="_Toc242999675"/>
-      <w:r>
-        <w:rPr>
-          <w:rFonts w:cs="Times New Roman"/>
-        </w:rPr>
+      <w:bookmarkStart w:id="57" w:name="_Toc243308605"/>
+      <w:r>
+        <w:rPr>
+          <w:rFonts w:cs="Times New Roman"/>
+        </w:rPr>
+        <w:lastRenderedPageBreak/>
         <w:t>3.3. Kiểm thử chương trình và minh họa kết quả</w:t>
       </w:r>
       <w:bookmarkEnd w:id="57"/>
@@ -15515,7 +16273,7 @@
           <w:szCs w:val="26"/>
         </w:rPr>
       </w:pPr>
-      <w:bookmarkStart w:id="58" w:name="_Toc242999676"/>
+      <w:bookmarkStart w:id="58" w:name="_Toc243308606"/>
       <w:r>
         <w:rPr>
           <w:rFonts w:cs="Times New Roman"/>
@@ -15541,16 +16299,7 @@
           <w:sz w:val="26"/>
           <w:szCs w:val="26"/>
         </w:rPr>
-        <w:t xml:space="preserve">Sau khi hoàn thiện, báo cáo dự kiến đưa vào hình ảnh giao diện, mô tả các vùng chức năng và trình bày một số lần phân tích văn bản. Mỗi ví dụ nên ghi rõ đầu vào, nhãn do người gán nhãn/nhãn tham chiếu (nếu có), kết quả mô hình và nhận xét. Cần phân biệt </w:t>
-      </w:r>
-      <w:r>
-        <w:rPr>
-          <w:rFonts w:cs="Times New Roman"/>
-          <w:sz w:val="26"/>
-          <w:szCs w:val="26"/>
-        </w:rPr>
-        <w:lastRenderedPageBreak/>
-        <w:t>kết quả dự đoán của hệ thống với nhãn tham chiếu, không xem dự đoán của mô hình là nhãn đúng mặc định.</w:t>
+        <w:t>Sau khi hoàn thiện, báo cáo dự kiến đưa vào hình ảnh giao diện, mô tả các vùng chức năng và trình bày một số lần phân tích văn bản. Mỗi ví dụ nên ghi rõ đầu vào, nhãn do người gán nhãn/nhãn tham chiếu (nếu có), kết quả mô hình và nhận xét. Cần phân biệt kết quả dự đoán của hệ thống với nhãn tham chiếu, không xem dự đoán của mô hình là nhãn đúng mặc định.</w:t>
       </w:r>
     </w:p>
     <w:p>
@@ -15562,7 +16311,7 @@
           <w:szCs w:val="26"/>
         </w:rPr>
       </w:pPr>
-      <w:bookmarkStart w:id="59" w:name="_Toc242999677"/>
+      <w:bookmarkStart w:id="59" w:name="_Toc243308607"/>
       <w:r>
         <w:rPr>
           <w:rFonts w:cs="Times New Roman"/>
@@ -15600,7 +16349,7 @@
           </w:tcPr>
           <w:p>
             <w:pPr>
-              <w:spacing w:before="120" w:after="120" w:line="276" w:lineRule="auto"/>
+              <w:spacing w:before="120" w:after="120" w:line="360" w:lineRule="auto"/>
               <w:jc w:val="center"/>
               <w:rPr>
                 <w:rFonts w:cs="Times New Roman"/>
@@ -15627,7 +16376,7 @@
           </w:tcPr>
           <w:p>
             <w:pPr>
-              <w:spacing w:before="120" w:after="120" w:line="276" w:lineRule="auto"/>
+              <w:spacing w:before="120" w:after="120" w:line="360" w:lineRule="auto"/>
               <w:jc w:val="center"/>
               <w:rPr>
                 <w:rFonts w:cs="Times New Roman"/>
@@ -15654,7 +16403,7 @@
           </w:tcPr>
           <w:p>
             <w:pPr>
-              <w:spacing w:before="120" w:after="120" w:line="276" w:lineRule="auto"/>
+              <w:spacing w:before="120" w:after="120" w:line="360" w:lineRule="auto"/>
               <w:jc w:val="center"/>
               <w:rPr>
                 <w:rFonts w:cs="Times New Roman"/>
@@ -15681,7 +16430,7 @@
           </w:tcPr>
           <w:p>
             <w:pPr>
-              <w:spacing w:before="120" w:after="120" w:line="276" w:lineRule="auto"/>
+              <w:spacing w:before="120" w:after="120" w:line="360" w:lineRule="auto"/>
               <w:jc w:val="center"/>
               <w:rPr>
                 <w:rFonts w:cs="Times New Roman"/>
@@ -15715,7 +16464,7 @@
           </w:tcPr>
           <w:p>
             <w:pPr>
-              <w:spacing w:before="120" w:after="120" w:line="276" w:lineRule="auto"/>
+              <w:spacing w:before="120" w:after="120" w:line="360" w:lineRule="auto"/>
               <w:jc w:val="center"/>
               <w:rPr>
                 <w:rFonts w:cs="Times New Roman"/>
@@ -15741,7 +16490,7 @@
           </w:tcPr>
           <w:p>
             <w:pPr>
-              <w:spacing w:before="120" w:after="120" w:line="276" w:lineRule="auto"/>
+              <w:spacing w:before="120" w:after="120" w:line="360" w:lineRule="auto"/>
               <w:jc w:val="left"/>
               <w:rPr>
                 <w:rFonts w:cs="Times New Roman"/>
@@ -15767,7 +16516,7 @@
           </w:tcPr>
           <w:p>
             <w:pPr>
-              <w:spacing w:before="120" w:after="120" w:line="276" w:lineRule="auto"/>
+              <w:spacing w:before="120" w:after="120" w:line="360" w:lineRule="auto"/>
               <w:jc w:val="left"/>
               <w:rPr>
                 <w:rFonts w:cs="Times New Roman"/>
@@ -15793,7 +16542,7 @@
           </w:tcPr>
           <w:p>
             <w:pPr>
-              <w:spacing w:before="120" w:after="120" w:line="276" w:lineRule="auto"/>
+              <w:spacing w:before="120" w:after="120" w:line="360" w:lineRule="auto"/>
               <w:jc w:val="left"/>
               <w:rPr>
                 <w:rFonts w:cs="Times New Roman"/>
@@ -15826,7 +16575,7 @@
           </w:tcPr>
           <w:p>
             <w:pPr>
-              <w:spacing w:before="120" w:after="120" w:line="276" w:lineRule="auto"/>
+              <w:spacing w:before="120" w:after="120" w:line="360" w:lineRule="auto"/>
               <w:jc w:val="center"/>
               <w:rPr>
                 <w:rFonts w:cs="Times New Roman"/>
@@ -15852,7 +16601,7 @@
           </w:tcPr>
           <w:p>
             <w:pPr>
-              <w:spacing w:before="120" w:after="120" w:line="276" w:lineRule="auto"/>
+              <w:spacing w:before="120" w:after="120" w:line="360" w:lineRule="auto"/>
               <w:jc w:val="left"/>
               <w:rPr>
                 <w:rFonts w:cs="Times New Roman"/>
@@ -15878,7 +16627,7 @@
           </w:tcPr>
           <w:p>
             <w:pPr>
-              <w:spacing w:before="120" w:after="120" w:line="276" w:lineRule="auto"/>
+              <w:spacing w:before="120" w:after="120" w:line="360" w:lineRule="auto"/>
               <w:jc w:val="left"/>
               <w:rPr>
                 <w:rFonts w:cs="Times New Roman"/>
@@ -15904,7 +16653,7 @@
           </w:tcPr>
           <w:p>
             <w:pPr>
-              <w:spacing w:before="120" w:after="120" w:line="276" w:lineRule="auto"/>
+              <w:spacing w:before="120" w:after="120" w:line="360" w:lineRule="auto"/>
               <w:jc w:val="left"/>
               <w:rPr>
                 <w:rFonts w:cs="Times New Roman"/>
@@ -15937,7 +16686,7 @@
           </w:tcPr>
           <w:p>
             <w:pPr>
-              <w:spacing w:before="120" w:after="120" w:line="276" w:lineRule="auto"/>
+              <w:spacing w:before="120" w:after="120" w:line="360" w:lineRule="auto"/>
               <w:jc w:val="center"/>
               <w:rPr>
                 <w:rFonts w:cs="Times New Roman"/>
@@ -15963,7 +16712,7 @@
           </w:tcPr>
           <w:p>
             <w:pPr>
-              <w:spacing w:before="120" w:after="120" w:line="276" w:lineRule="auto"/>
+              <w:spacing w:before="120" w:after="120" w:line="360" w:lineRule="auto"/>
               <w:jc w:val="left"/>
               <w:rPr>
                 <w:rFonts w:cs="Times New Roman"/>
@@ -15989,7 +16738,7 @@
           </w:tcPr>
           <w:p>
             <w:pPr>
-              <w:spacing w:before="120" w:after="120" w:line="276" w:lineRule="auto"/>
+              <w:spacing w:before="120" w:after="120" w:line="360" w:lineRule="auto"/>
               <w:jc w:val="left"/>
               <w:rPr>
                 <w:rFonts w:cs="Times New Roman"/>
@@ -16015,7 +16764,7 @@
           </w:tcPr>
           <w:p>
             <w:pPr>
-              <w:spacing w:before="120" w:after="120" w:line="276" w:lineRule="auto"/>
+              <w:spacing w:before="120" w:after="120" w:line="360" w:lineRule="auto"/>
               <w:jc w:val="left"/>
               <w:rPr>
                 <w:rFonts w:cs="Times New Roman"/>
@@ -16048,7 +16797,7 @@
           </w:tcPr>
           <w:p>
             <w:pPr>
-              <w:spacing w:before="120" w:after="120" w:line="276" w:lineRule="auto"/>
+              <w:spacing w:before="120" w:after="120" w:line="360" w:lineRule="auto"/>
               <w:jc w:val="center"/>
               <w:rPr>
                 <w:rFonts w:cs="Times New Roman"/>
@@ -16074,7 +16823,7 @@
           </w:tcPr>
           <w:p>
             <w:pPr>
-              <w:spacing w:before="120" w:after="120" w:line="276" w:lineRule="auto"/>
+              <w:spacing w:before="120" w:after="120" w:line="360" w:lineRule="auto"/>
               <w:jc w:val="left"/>
               <w:rPr>
                 <w:rFonts w:cs="Times New Roman"/>
@@ -16100,7 +16849,7 @@
           </w:tcPr>
           <w:p>
             <w:pPr>
-              <w:spacing w:before="120" w:after="120" w:line="276" w:lineRule="auto"/>
+              <w:spacing w:before="120" w:after="120" w:line="360" w:lineRule="auto"/>
               <w:jc w:val="left"/>
               <w:rPr>
                 <w:rFonts w:cs="Times New Roman"/>
@@ -16126,7 +16875,7 @@
           </w:tcPr>
           <w:p>
             <w:pPr>
-              <w:spacing w:before="120" w:after="120" w:line="276" w:lineRule="auto"/>
+              <w:spacing w:before="120" w:after="120" w:line="360" w:lineRule="auto"/>
               <w:jc w:val="left"/>
               <w:rPr>
                 <w:rFonts w:cs="Times New Roman"/>
@@ -16159,7 +16908,7 @@
           </w:tcPr>
           <w:p>
             <w:pPr>
-              <w:spacing w:before="120" w:after="120" w:line="276" w:lineRule="auto"/>
+              <w:spacing w:before="120" w:after="120" w:line="360" w:lineRule="auto"/>
               <w:jc w:val="center"/>
               <w:rPr>
                 <w:rFonts w:cs="Times New Roman"/>
@@ -16185,7 +16934,7 @@
           </w:tcPr>
           <w:p>
             <w:pPr>
-              <w:spacing w:before="120" w:after="120" w:line="276" w:lineRule="auto"/>
+              <w:spacing w:before="120" w:after="120" w:line="360" w:lineRule="auto"/>
               <w:jc w:val="left"/>
               <w:rPr>
                 <w:rFonts w:cs="Times New Roman"/>
@@ -16211,7 +16960,7 @@
           </w:tcPr>
           <w:p>
             <w:pPr>
-              <w:spacing w:before="120" w:after="120" w:line="276" w:lineRule="auto"/>
+              <w:spacing w:before="120" w:after="120" w:line="360" w:lineRule="auto"/>
               <w:jc w:val="left"/>
               <w:rPr>
                 <w:rFonts w:cs="Times New Roman"/>
@@ -16237,7 +16986,7 @@
           </w:tcPr>
           <w:p>
             <w:pPr>
-              <w:spacing w:before="120" w:after="120" w:line="276" w:lineRule="auto"/>
+              <w:spacing w:before="120" w:after="120" w:line="360" w:lineRule="auto"/>
               <w:jc w:val="left"/>
               <w:rPr>
                 <w:rFonts w:cs="Times New Roman"/>
@@ -16270,7 +17019,7 @@
           </w:tcPr>
           <w:p>
             <w:pPr>
-              <w:spacing w:before="120" w:after="120" w:line="276" w:lineRule="auto"/>
+              <w:spacing w:before="120" w:after="120" w:line="360" w:lineRule="auto"/>
               <w:jc w:val="center"/>
               <w:rPr>
                 <w:rFonts w:cs="Times New Roman"/>
@@ -16284,6 +17033,7 @@
                 <w:sz w:val="26"/>
                 <w:szCs w:val="26"/>
               </w:rPr>
+              <w:lastRenderedPageBreak/>
               <w:t>TC06</w:t>
             </w:r>
           </w:p>
@@ -16296,7 +17046,7 @@
           </w:tcPr>
           <w:p>
             <w:pPr>
-              <w:spacing w:before="120" w:after="120" w:line="276" w:lineRule="auto"/>
+              <w:spacing w:before="120" w:after="120" w:line="360" w:lineRule="auto"/>
               <w:jc w:val="left"/>
               <w:rPr>
                 <w:rFonts w:cs="Times New Roman"/>
@@ -16322,7 +17072,7 @@
           </w:tcPr>
           <w:p>
             <w:pPr>
-              <w:spacing w:before="120" w:after="120" w:line="276" w:lineRule="auto"/>
+              <w:spacing w:before="120" w:after="120" w:line="360" w:lineRule="auto"/>
               <w:jc w:val="left"/>
               <w:rPr>
                 <w:rFonts w:cs="Times New Roman"/>
@@ -16348,7 +17098,7 @@
           </w:tcPr>
           <w:p>
             <w:pPr>
-              <w:spacing w:before="120" w:after="120" w:line="276" w:lineRule="auto"/>
+              <w:spacing w:before="120" w:after="120" w:line="360" w:lineRule="auto"/>
               <w:jc w:val="left"/>
               <w:rPr>
                 <w:rFonts w:cs="Times New Roman"/>
@@ -16382,7 +17132,7 @@
           <w:p>
             <w:pPr>
               <w:pStyle w:val="NoSpacing"/>
-              <w:spacing w:line="276" w:lineRule="auto"/>
+              <w:spacing w:line="360" w:lineRule="auto"/>
               <w:rPr>
                 <w:rFonts w:ascii="Times New Roman" w:hAnsi="Times New Roman" w:cs="Times New Roman"/>
                 <w:sz w:val="26"/>
@@ -16408,7 +17158,7 @@
           <w:p>
             <w:pPr>
               <w:pStyle w:val="NoSpacing"/>
-              <w:spacing w:line="276" w:lineRule="auto"/>
+              <w:spacing w:line="360" w:lineRule="auto"/>
               <w:rPr>
                 <w:rFonts w:ascii="Times New Roman" w:hAnsi="Times New Roman" w:cs="Times New Roman"/>
                 <w:sz w:val="26"/>
@@ -16434,7 +17184,7 @@
           <w:p>
             <w:pPr>
               <w:pStyle w:val="NoSpacing"/>
-              <w:spacing w:line="276" w:lineRule="auto"/>
+              <w:spacing w:line="360" w:lineRule="auto"/>
               <w:rPr>
                 <w:rFonts w:ascii="Times New Roman" w:hAnsi="Times New Roman" w:cs="Times New Roman"/>
                 <w:sz w:val="26"/>
@@ -16460,7 +17210,7 @@
           <w:p>
             <w:pPr>
               <w:pStyle w:val="NoSpacing"/>
-              <w:spacing w:line="276" w:lineRule="auto"/>
+              <w:spacing w:line="360" w:lineRule="auto"/>
               <w:rPr>
                 <w:rFonts w:ascii="Times New Roman" w:hAnsi="Times New Roman" w:cs="Times New Roman"/>
                 <w:sz w:val="26"/>
@@ -16482,6 +17232,7 @@
     <w:p>
       <w:pPr>
         <w:pStyle w:val="NoSpacing"/>
+        <w:spacing w:line="360" w:lineRule="auto"/>
         <w:rPr>
           <w:lang w:val="vi-VN"/>
         </w:rPr>
@@ -16524,13 +17275,12 @@
           <w:lang w:val="vi-VN"/>
         </w:rPr>
       </w:pPr>
-      <w:bookmarkStart w:id="60" w:name="_Toc242999678"/>
+      <w:bookmarkStart w:id="60" w:name="_Toc243308608"/>
       <w:r>
         <w:rPr>
           <w:rFonts w:cs="Times New Roman"/>
           <w:lang w:val="vi-VN"/>
         </w:rPr>
-        <w:lastRenderedPageBreak/>
         <w:t>Kết luận Chương 3</w:t>
       </w:r>
       <w:bookmarkEnd w:id="60"/>
@@ -16550,7 +17300,39 @@
           <w:sz w:val="26"/>
           <w:szCs w:val="26"/>
         </w:rPr>
-        <w:t>Chương 3 đã xác định định hướng cài đặt, huấn luyện và đánh giá chương trình phân tích cảm xúc, thái độ văn bản tiếng Việt dựa trên mô hình PhoBERT đa nhiệm. Nội dung chương làm rõ việc thiết lập môi trường (Python, PyTorch, Hugging Face Transformers), lựa chọn siêu tham số, quy trình tối ưu hóa hàm mất mát kết hợp trên tập huấn luyện – kiểm định và phương án tích hợp mô hình vào giao diện Tkinter. Bên cạnh đó, chương cũng xây dựng kế hoạch đánh giá mô hình trên tập kiểm thử độc lập thông qua các chỉ số Accuracy, Precision, Recall, Macro F1-Score, ma trận nhầm lẫn cùng các kịch bản kiểm thử chức năng và thời gian phản hồi. Đây là cơ sở thực nghiệm để đánh giá mức độ hoàn thành mục tiêu đề tài, nhận diện những hạn chế và đề xuất hướng cải tiến tiếp theo.</w:t>
+        <w:t xml:space="preserve">Chương 3 đã xác định định hướng cài đặt, huấn luyện và đánh giá chương trình phân tích cảm xúc, thái độ văn bản tiếng Việt dựa trên mô hình PhoBERT đa nhiệm. Nội dung chương làm rõ việc thiết lập môi trường (Python, PyTorch, </w:t>
+      </w:r>
+      <w:proofErr w:type="gramStart"/>
+      <w:r>
+        <w:rPr>
+          <w:sz w:val="26"/>
+          <w:szCs w:val="26"/>
+        </w:rPr>
+        <w:t>Hugging</w:t>
+      </w:r>
+      <w:proofErr w:type="gramEnd"/>
+      <w:r>
+        <w:rPr>
+          <w:sz w:val="26"/>
+          <w:szCs w:val="26"/>
+        </w:rPr>
+        <w:t xml:space="preserve"> Face Transformers), lựa chọn siêu tham số, quy trình tối ưu hóa hàm mất mát kết hợp trên tập huấn luyện – kiểm định và phương án tích hợp mô hình vào giao diện Tkinter. Bên cạnh đó, chương cũng xây dựng kế hoạch đánh giá mô hình trên tập kiểm thử độc lập thông qua các chỉ số Accuracy, Precision, Recall, Macro F1-Score, ma trận nhầm lẫn cùng các kịch bản kiểm thử chức năng và thời gian phản hồi. Đây là cơ sở thực nghiệm để đánh giá mức độ hoàn thành mục tiêu đề tài, nhận diện những hạn chế và đề xuất hướng cải tiến tiếp </w:t>
+      </w:r>
+      <w:proofErr w:type="gramStart"/>
+      <w:r>
+        <w:rPr>
+          <w:sz w:val="26"/>
+          <w:szCs w:val="26"/>
+        </w:rPr>
+        <w:t>theo</w:t>
+      </w:r>
+      <w:proofErr w:type="gramEnd"/>
+      <w:r>
+        <w:rPr>
+          <w:sz w:val="26"/>
+          <w:szCs w:val="26"/>
+        </w:rPr>
+        <w:t>.</w:t>
       </w:r>
     </w:p>
     <w:p>
@@ -16565,7 +17347,7 @@
           <w:lang w:val="vi-VN"/>
         </w:rPr>
       </w:pPr>
-      <w:bookmarkStart w:id="61" w:name="_Toc242999679"/>
+      <w:bookmarkStart w:id="61" w:name="_Toc243308609"/>
       <w:r>
         <w:rPr>
           <w:rFonts w:cs="Times New Roman"/>
@@ -16586,7 +17368,7 @@
           <w:rFonts w:cs="Times New Roman"/>
         </w:rPr>
       </w:pPr>
-      <w:bookmarkStart w:id="62" w:name="_Toc242999680"/>
+      <w:bookmarkStart w:id="62" w:name="_Toc243308610"/>
       <w:r>
         <w:rPr>
           <w:rFonts w:cs="Times New Roman"/>
@@ -16611,7 +17393,25 @@
           <w:sz w:val="26"/>
           <w:szCs w:val="26"/>
         </w:rPr>
-        <w:t>Đề tài hướng đến xây dựng chương trình phân tích cảm xúc/thái độ từ dữ liệu văn bản tiếng Việt dựa trên PhoBERT và phương pháp học đa nhiệm. Nội dung triển khai bao gồm chuẩn bị dữ liệu, thống nhất hệ nhãn, thiết kế mô hình dùng chung bộ mã hóa với hai đầu phân loại, phát triển giao diện và đánh giá thực nghiệm. Kết luận cuối cùng sẽ được hoàn thiện sau khi có kết quả huấn luyện, kiểm thử và phân tích dữ liệu thực tế.</w:t>
+        <w:t xml:space="preserve">Đề tài hướng đến xây dựng chương trình phân tích cảm xúc/thái độ từ dữ liệu văn bản tiếng Việt dựa trên PhoBERT và phương pháp học đa nhiệm. Nội dung triển khai bao gồm chuẩn bị dữ liệu, thống nhất hệ nhãn, thiết kế mô hình dùng </w:t>
+      </w:r>
+      <w:proofErr w:type="gramStart"/>
+      <w:r>
+        <w:rPr>
+          <w:rFonts w:cs="Times New Roman"/>
+          <w:sz w:val="26"/>
+          <w:szCs w:val="26"/>
+        </w:rPr>
+        <w:t>chung</w:t>
+      </w:r>
+      <w:proofErr w:type="gramEnd"/>
+      <w:r>
+        <w:rPr>
+          <w:rFonts w:cs="Times New Roman"/>
+          <w:sz w:val="26"/>
+          <w:szCs w:val="26"/>
+        </w:rPr>
+        <w:t xml:space="preserve"> bộ mã hóa với hai đầu phân loại, phát triển giao diện và đánh giá thực nghiệm. Kết luận cuối cùng sẽ được hoàn thiện sau khi có kết quả huấn luyện, kiểm thử và phân tích dữ liệu thực tế.</w:t>
       </w:r>
     </w:p>
     <w:p>
@@ -16622,7 +17422,7 @@
           <w:rFonts w:cs="Times New Roman"/>
         </w:rPr>
       </w:pPr>
-      <w:bookmarkStart w:id="63" w:name="_Toc242999681"/>
+      <w:bookmarkStart w:id="63" w:name="_Toc243308611"/>
       <w:r>
         <w:rPr>
           <w:rFonts w:cs="Times New Roman"/>
@@ -16725,7 +17525,7 @@
     </w:p>
     <w:p>
       <w:pPr>
-        <w:spacing w:after="200"/>
+        <w:spacing w:after="200" w:line="360" w:lineRule="auto"/>
         <w:jc w:val="left"/>
         <w:rPr>
           <w:rFonts w:eastAsiaTheme="majorEastAsia" w:cs="Times New Roman"/>
@@ -16747,13 +17547,14 @@
     <w:p>
       <w:pPr>
         <w:pStyle w:val="Heading1"/>
-        <w:rPr>
-          <w:rFonts w:cs="Times New Roman"/>
-          <w:sz w:val="26"/>
-          <w:szCs w:val="26"/>
-        </w:rPr>
-      </w:pPr>
-      <w:bookmarkStart w:id="64" w:name="_Toc242999682"/>
+        <w:spacing w:line="360" w:lineRule="auto"/>
+        <w:rPr>
+          <w:rFonts w:cs="Times New Roman"/>
+          <w:sz w:val="26"/>
+          <w:szCs w:val="26"/>
+        </w:rPr>
+      </w:pPr>
+      <w:bookmarkStart w:id="64" w:name="_Toc243308612"/>
       <w:r>
         <w:rPr>
           <w:rFonts w:cs="Times New Roman"/>
@@ -16767,6 +17568,7 @@
     </w:p>
     <w:p>
       <w:pPr>
+        <w:spacing w:line="360" w:lineRule="auto"/>
         <w:ind w:left="340" w:hanging="340"/>
         <w:rPr>
           <w:rFonts w:cs="Times New Roman"/>
@@ -16785,6 +17587,7 @@
     </w:p>
     <w:p>
       <w:pPr>
+        <w:spacing w:line="360" w:lineRule="auto"/>
         <w:ind w:left="340" w:hanging="340"/>
         <w:rPr>
           <w:rFonts w:cs="Times New Roman"/>
@@ -16803,6 +17606,7 @@
     </w:p>
     <w:p>
       <w:pPr>
+        <w:spacing w:line="360" w:lineRule="auto"/>
         <w:ind w:left="340" w:hanging="340"/>
         <w:rPr>
           <w:rFonts w:cs="Times New Roman"/>
@@ -16821,6 +17625,7 @@
     </w:p>
     <w:p>
       <w:pPr>
+        <w:spacing w:line="360" w:lineRule="auto"/>
         <w:ind w:left="340" w:hanging="340"/>
         <w:rPr>
           <w:rFonts w:cs="Times New Roman"/>
@@ -16834,11 +17639,30 @@
           <w:sz w:val="26"/>
           <w:szCs w:val="26"/>
         </w:rPr>
-        <w:t>[4] Y. Liu et al., “RoBERTa: A Robustly Optimized BERT Pretraining Approach,” arXiv:1907.11692, 2019.</w:t>
+        <w:t>[4] Y. Liu et al., “RoBERTa: A Robustly Optimized BERT Pretraining Approach,” arXiv</w:t>
+      </w:r>
+      <w:proofErr w:type="gramStart"/>
+      <w:r>
+        <w:rPr>
+          <w:rFonts w:cs="Times New Roman"/>
+          <w:sz w:val="26"/>
+          <w:szCs w:val="26"/>
+        </w:rPr>
+        <w:t>:1907.11692</w:t>
+      </w:r>
+      <w:proofErr w:type="gramEnd"/>
+      <w:r>
+        <w:rPr>
+          <w:rFonts w:cs="Times New Roman"/>
+          <w:sz w:val="26"/>
+          <w:szCs w:val="26"/>
+        </w:rPr>
+        <w:t>, 2019.</w:t>
       </w:r>
     </w:p>
     <w:p>
       <w:pPr>
+        <w:spacing w:line="360" w:lineRule="auto"/>
         <w:ind w:left="340" w:hanging="340"/>
         <w:rPr>
           <w:rFonts w:cs="Times New Roman"/>
@@ -16852,11 +17676,30 @@
           <w:sz w:val="26"/>
           <w:szCs w:val="26"/>
         </w:rPr>
-        <w:t>[5] R. Caruana, “Multitask Learning,” Machine Learning, vol. 28, pp. 41–75, 1997. doi:10.1023/A:1007379606734.</w:t>
+        <w:t xml:space="preserve">[5] R. Caruana, “Multitask Learning,” Machine Learning, vol. 28, pp. 41–75, 1997. </w:t>
+      </w:r>
+      <w:proofErr w:type="gramStart"/>
+      <w:r>
+        <w:rPr>
+          <w:rFonts w:cs="Times New Roman"/>
+          <w:sz w:val="26"/>
+          <w:szCs w:val="26"/>
+        </w:rPr>
+        <w:t>doi:</w:t>
+      </w:r>
+      <w:proofErr w:type="gramEnd"/>
+      <w:r>
+        <w:rPr>
+          <w:rFonts w:cs="Times New Roman"/>
+          <w:sz w:val="26"/>
+          <w:szCs w:val="26"/>
+        </w:rPr>
+        <w:t>10.1023/A:1007379606734.</w:t>
       </w:r>
     </w:p>
     <w:p>
       <w:pPr>
+        <w:spacing w:line="360" w:lineRule="auto"/>
         <w:ind w:left="340" w:hanging="340"/>
         <w:rPr>
           <w:rFonts w:cs="Times New Roman"/>
@@ -16875,6 +17718,7 @@
     </w:p>
     <w:p>
       <w:pPr>
+        <w:spacing w:line="360" w:lineRule="auto"/>
         <w:ind w:left="340" w:hanging="340"/>
         <w:rPr>
           <w:rFonts w:cs="Times New Roman"/>
@@ -16961,7 +17805,7 @@
           <w:rPr>
             <w:noProof/>
           </w:rPr>
-          <w:t>iv</w:t>
+          <w:t>16</w:t>
         </w:r>
         <w:r>
           <w:rPr>
@@ -31771,7 +32615,7 @@
 </file>
 
 <file path=customXml/itemProps1.xml><?xml version="1.0" encoding="utf-8"?>
-<ds:datastoreItem xmlns:ds="http://schemas.openxmlformats.org/officeDocument/2006/customXml" ds:itemID="{33F8F66C-40C2-4983-9575-1CBB02A9CBD8}">
+<ds:datastoreItem xmlns:ds="http://schemas.openxmlformats.org/officeDocument/2006/customXml" ds:itemID="{336784C9-E8D4-47C9-89D3-03BFDCF5E1DD}">
   <ds:schemaRefs>
     <ds:schemaRef ds:uri="http://schemas.openxmlformats.org/officeDocument/2006/bibliography"/>
   </ds:schemaRefs>
